--- a/documentacion/Plantilla proyecto final v1.2.docx
+++ b/documentacion/Plantilla proyecto final v1.2.docx
@@ -143,7 +143,7 @@
           <w:szCs w:val="32"/>
           <w:rtl w:val="0"/>
         </w:rPr>
-        <w:t xml:space="preserve">Versión 1.1</w:t>
+        <w:t xml:space="preserve">Versión 1.2</w:t>
       </w:r>
     </w:p>
     <w:p>
@@ -1276,24 +1276,18 @@
         <w:jc w:val="both"/>
         <w:rPr>
           <w:color w:val="17365d"/>
-          <w:sz w:val="24"/>
-          <w:szCs w:val="24"/>
         </w:rPr>
       </w:pPr>
       <w:r>
         <w:rPr>
           <w:b w:val="1"/>
           <w:bCs w:val="1"/>
-          <w:sz w:val="24"/>
-          <w:szCs w:val="24"/>
           <w:rtl w:val="0"/>
         </w:rPr>
         <w:t xml:space="preserve">Objetivo</w:t>
       </w:r>
       <w:r>
         <w:rPr>
-          <w:sz w:val="24"/>
-          <w:szCs w:val="24"/>
           <w:rtl w:val="0"/>
         </w:rPr>
         <w:t xml:space="preserve">:  </w:t>
@@ -1315,21 +1309,17 @@
     <w:p>
       <w:pPr>
         <w:widowControl w:val="0"/>
-        <w:spacing w:after="200" w:before="400" w:line="240" w:lineRule="auto"/>
-        <w:jc w:val="center"/>
+        <w:spacing w:after="200" w:before="400" w:line="480" w:lineRule="auto"/>
+        <w:jc w:val="both"/>
         <w:rPr>
           <w:b w:val="1"/>
           <w:bCs w:val="1"/>
-          <w:sz w:val="28"/>
-          <w:szCs w:val="28"/>
         </w:rPr>
       </w:pPr>
       <w:r>
         <w:rPr>
           <w:b w:val="1"/>
           <w:bCs w:val="1"/>
-          <w:sz w:val="28"/>
-          <w:szCs w:val="28"/>
           <w:rtl w:val="0"/>
         </w:rPr>
         <w:t xml:space="preserve">ASPECTOS A DOCUMENTAR</w:t>
@@ -1345,9 +1335,13 @@
           <w:ilvl w:val="0"/>
           <w:numId w:val="1"/>
         </w:numPr>
-        <w:spacing w:after="200" w:before="400" w:line="240" w:lineRule="auto"/>
+        <w:spacing w:after="200" w:before="400" w:line="480" w:lineRule="auto"/>
         <w:ind w:left="720" w:hanging="360"/>
-        <w:rPr/>
+        <w:jc w:val="both"/>
+        <w:rPr>
+          <w:sz w:val="22"/>
+          <w:szCs w:val="22"/>
+        </w:rPr>
       </w:pPr>
       <w:bookmarkStart w:colFirst="0" w:colLast="0" w:name="_rc0ljod8qqty" w:id="0"/>
       <w:bookmarkEnd w:id="0"/>
@@ -1355,8 +1349,8 @@
         <w:rPr>
           <w:b w:val="1"/>
           <w:bCs w:val="1"/>
-          <w:sz w:val="24"/>
-          <w:szCs w:val="24"/>
+          <w:sz w:val="22"/>
+          <w:szCs w:val="22"/>
           <w:rtl w:val="0"/>
         </w:rPr>
         <w:t xml:space="preserve">DESCRIPCIÓN DE LA EMPRESA</w:t>
@@ -1543,7 +1537,8 @@
         <w:pBdr>
           <w:left w:color="aaaaaa" w:space="10" w:sz="12" w:val="single"/>
         </w:pBdr>
-        <w:spacing w:after="80" w:before="80" w:line="240" w:lineRule="auto"/>
+        <w:spacing w:after="80" w:before="80" w:line="480" w:lineRule="auto"/>
+        <w:jc w:val="both"/>
         <w:rPr>
           <w:color w:val="111111"/>
         </w:rPr>
@@ -1552,8 +1547,6 @@
         <w:rPr>
           <w:i w:val="1"/>
           <w:iCs w:val="1"/>
-          <w:sz w:val="20"/>
-          <w:szCs w:val="20"/>
           <w:rtl w:val="0"/>
         </w:rPr>
         <w:t xml:space="preserve">Pendiente de revisión o refactorización — se completará con la realización de la tarea MOD-8 donde se definirá todo el modelo de negocio.</w:t>
@@ -1576,10 +1569,13 @@
           <w:numId w:val="1"/>
         </w:numPr>
         <w:shd w:fill="auto" w:val="clear"/>
-        <w:spacing w:after="200" w:before="600" w:line="240" w:lineRule="auto"/>
+        <w:spacing w:after="200" w:before="600" w:line="480" w:lineRule="auto"/>
         <w:ind w:left="720" w:right="0" w:hanging="360"/>
-        <w:jc w:val="left"/>
-        <w:rPr/>
+        <w:jc w:val="both"/>
+        <w:rPr>
+          <w:sz w:val="22"/>
+          <w:szCs w:val="22"/>
+        </w:rPr>
       </w:pPr>
       <w:bookmarkStart w:colFirst="0" w:colLast="0" w:name="_k6214r44ijip" w:id="1"/>
       <w:bookmarkEnd w:id="1"/>
@@ -1587,8 +1583,8 @@
         <w:rPr>
           <w:b w:val="1"/>
           <w:bCs w:val="1"/>
-          <w:sz w:val="24"/>
-          <w:szCs w:val="24"/>
+          <w:sz w:val="22"/>
+          <w:szCs w:val="22"/>
           <w:rtl w:val="0"/>
         </w:rPr>
         <w:t xml:space="preserve">MODELO RELACIONAL</w:t>
@@ -1620,7 +1616,8 @@
     </w:p>
     <w:p>
       <w:pPr>
-        <w:spacing w:after="80" w:before="80" w:line="240" w:lineRule="auto"/>
+        <w:spacing w:after="80" w:before="80" w:line="480" w:lineRule="auto"/>
+        <w:jc w:val="both"/>
         <w:rPr/>
       </w:pPr>
       <w:r>
@@ -1631,7 +1628,7 @@
     </w:p>
     <w:p>
       <w:pPr>
-        <w:spacing w:after="80" w:before="120" w:line="240" w:lineRule="auto"/>
+        <w:spacing w:after="80" w:before="120" w:line="480" w:lineRule="auto"/>
         <w:jc w:val="both"/>
         <w:rPr/>
       </w:pPr>
@@ -1641,12 +1638,12 @@
           <wp:inline distB="0" distT="0" distL="0" distR="0">
             <wp:extent cx="5731510" cy="3657600"/>
             <wp:effectExtent b="0" l="0" r="0" t="0"/>
-            <wp:docPr id="5" name="image7.png"/>
+            <wp:docPr id="6" name="image10.png"/>
             <a:graphic>
               <a:graphicData uri="http://schemas.openxmlformats.org/drawingml/2006/picture">
                 <pic:pic>
                   <pic:nvPicPr>
-                    <pic:cNvPr id="0" name="image7.png"/>
+                    <pic:cNvPr id="0" name="image10.png"/>
                     <pic:cNvPicPr preferRelativeResize="0"/>
                   </pic:nvPicPr>
                   <pic:blipFill>
@@ -1678,8 +1675,8 @@
     </w:p>
     <w:p>
       <w:pPr>
-        <w:spacing w:after="120" w:before="40" w:line="240" w:lineRule="auto"/>
-        <w:jc w:val="center"/>
+        <w:spacing w:after="120" w:before="40" w:line="480" w:lineRule="auto"/>
+        <w:jc w:val="both"/>
         <w:rPr/>
       </w:pPr>
       <w:r>
@@ -1688,8 +1685,6 @@
           <w:bCs w:val="1"/>
           <w:i w:val="1"/>
           <w:iCs w:val="1"/>
-          <w:sz w:val="18"/>
-          <w:szCs w:val="18"/>
           <w:rtl w:val="0"/>
         </w:rPr>
         <w:t xml:space="preserve">Figura 1. </w:t>
@@ -1698,8 +1693,6 @@
         <w:rPr>
           <w:i w:val="1"/>
           <w:iCs w:val="1"/>
-          <w:sz w:val="18"/>
-          <w:szCs w:val="18"/>
           <w:rtl w:val="0"/>
         </w:rPr>
         <w:t xml:space="preserve">Modelo Entidad-Relacion QuindioFlix — Notación Pata de Gallo (PlantUML)</w:t>
@@ -1712,7 +1705,7 @@
     </w:p>
     <w:p>
       <w:pPr>
-        <w:spacing w:after="80" w:before="80" w:line="240" w:lineRule="auto"/>
+        <w:spacing w:after="80" w:before="80" w:line="480" w:lineRule="auto"/>
         <w:jc w:val="both"/>
         <w:rPr/>
       </w:pPr>
@@ -1727,21 +1720,21 @@
         <w:pStyle w:val="Heading2"/>
         <w:keepNext w:val="0"/>
         <w:keepLines w:val="0"/>
-        <w:spacing w:after="80" w:before="200" w:line="240" w:lineRule="auto"/>
+        <w:spacing w:after="80" w:before="200" w:line="480" w:lineRule="auto"/>
         <w:jc w:val="both"/>
         <w:rPr>
           <w:b w:val="1"/>
           <w:bCs w:val="1"/>
-          <w:sz w:val="24"/>
-          <w:szCs w:val="24"/>
+          <w:sz w:val="22"/>
+          <w:szCs w:val="22"/>
         </w:rPr>
       </w:pPr>
       <w:r>
         <w:rPr>
           <w:b w:val="1"/>
           <w:bCs w:val="1"/>
-          <w:sz w:val="24"/>
-          <w:szCs w:val="24"/>
+          <w:sz w:val="22"/>
+          <w:szCs w:val="22"/>
           <w:rtl w:val="0"/>
         </w:rPr>
         <w:t xml:space="preserve">2.1 Entidades del Modelo</w:t>
@@ -1749,7 +1742,7 @@
     </w:p>
     <w:p>
       <w:pPr>
-        <w:spacing w:after="80" w:before="80" w:line="240" w:lineRule="auto"/>
+        <w:spacing w:after="80" w:before="80" w:line="480" w:lineRule="auto"/>
         <w:jc w:val="both"/>
         <w:rPr/>
       </w:pPr>
@@ -1804,7 +1797,7 @@
           </w:tcPr>
           <w:p>
             <w:pPr>
-              <w:spacing w:line="240" w:lineRule="auto"/>
+              <w:spacing w:line="480" w:lineRule="auto"/>
               <w:jc w:val="both"/>
               <w:rPr/>
             </w:pPr>
@@ -1813,8 +1806,6 @@
                 <w:b w:val="1"/>
                 <w:bCs w:val="1"/>
                 <w:color w:val="ffffff"/>
-                <w:sz w:val="20"/>
-                <w:szCs w:val="20"/>
                 <w:rtl w:val="0"/>
               </w:rPr>
               <w:t xml:space="preserve">Entidad</w:t>
@@ -1838,7 +1829,7 @@
           </w:tcPr>
           <w:p>
             <w:pPr>
-              <w:spacing w:line="240" w:lineRule="auto"/>
+              <w:spacing w:line="480" w:lineRule="auto"/>
               <w:jc w:val="both"/>
               <w:rPr/>
             </w:pPr>
@@ -1847,8 +1838,6 @@
                 <w:b w:val="1"/>
                 <w:bCs w:val="1"/>
                 <w:color w:val="ffffff"/>
-                <w:sz w:val="20"/>
-                <w:szCs w:val="20"/>
                 <w:rtl w:val="0"/>
               </w:rPr>
               <w:t xml:space="preserve">Descripción</w:t>
@@ -1872,7 +1861,7 @@
           </w:tcPr>
           <w:p>
             <w:pPr>
-              <w:spacing w:line="240" w:lineRule="auto"/>
+              <w:spacing w:line="480" w:lineRule="auto"/>
               <w:jc w:val="both"/>
               <w:rPr/>
             </w:pPr>
@@ -1881,8 +1870,6 @@
                 <w:b w:val="1"/>
                 <w:bCs w:val="1"/>
                 <w:color w:val="ffffff"/>
-                <w:sz w:val="20"/>
-                <w:szCs w:val="20"/>
                 <w:rtl w:val="0"/>
               </w:rPr>
               <w:t xml:space="preserve">Atributos clave</w:t>
@@ -1912,15 +1899,13 @@
           </w:tcPr>
           <w:p>
             <w:pPr>
-              <w:spacing w:line="240" w:lineRule="auto"/>
-              <w:jc w:val="both"/>
-              <w:rPr/>
-            </w:pPr>
-            <w:r>
-              <w:rPr>
-                <w:color w:val="111111"/>
-                <w:sz w:val="19"/>
-                <w:szCs w:val="19"/>
+              <w:spacing w:line="480" w:lineRule="auto"/>
+              <w:jc w:val="both"/>
+              <w:rPr/>
+            </w:pPr>
+            <w:r>
+              <w:rPr>
+                <w:color w:val="111111"/>
                 <w:rtl w:val="0"/>
               </w:rPr>
               <w:t xml:space="preserve">PLANES</w:t>
@@ -1944,15 +1929,13 @@
           </w:tcPr>
           <w:p>
             <w:pPr>
-              <w:spacing w:line="240" w:lineRule="auto"/>
-              <w:jc w:val="both"/>
-              <w:rPr/>
-            </w:pPr>
-            <w:r>
-              <w:rPr>
-                <w:color w:val="111111"/>
-                <w:sz w:val="19"/>
-                <w:szCs w:val="19"/>
+              <w:spacing w:line="480" w:lineRule="auto"/>
+              <w:jc w:val="both"/>
+              <w:rPr/>
+            </w:pPr>
+            <w:r>
+              <w:rPr>
+                <w:color w:val="111111"/>
                 <w:rtl w:val="0"/>
               </w:rPr>
               <w:t xml:space="preserve">Define los tres planes de suscripción con sus características y límites.</w:t>
@@ -1976,15 +1959,13 @@
           </w:tcPr>
           <w:p>
             <w:pPr>
-              <w:spacing w:line="240" w:lineRule="auto"/>
-              <w:jc w:val="both"/>
-              <w:rPr/>
-            </w:pPr>
-            <w:r>
-              <w:rPr>
-                <w:color w:val="111111"/>
-                <w:sz w:val="19"/>
-                <w:szCs w:val="19"/>
+              <w:spacing w:line="480" w:lineRule="auto"/>
+              <w:jc w:val="both"/>
+              <w:rPr/>
+            </w:pPr>
+            <w:r>
+              <w:rPr>
+                <w:color w:val="111111"/>
                 <w:rtl w:val="0"/>
               </w:rPr>
               <w:t xml:space="preserve">nombre, precio_mensual, max_pantallas, calidad_video, max_perfiles</w:t>
@@ -2014,15 +1995,13 @@
           </w:tcPr>
           <w:p>
             <w:pPr>
-              <w:spacing w:line="240" w:lineRule="auto"/>
-              <w:jc w:val="both"/>
-              <w:rPr/>
-            </w:pPr>
-            <w:r>
-              <w:rPr>
-                <w:color w:val="111111"/>
-                <w:sz w:val="19"/>
-                <w:szCs w:val="19"/>
+              <w:spacing w:line="480" w:lineRule="auto"/>
+              <w:jc w:val="both"/>
+              <w:rPr/>
+            </w:pPr>
+            <w:r>
+              <w:rPr>
+                <w:color w:val="111111"/>
                 <w:rtl w:val="0"/>
               </w:rPr>
               <w:t xml:space="preserve">USUARIOS</w:t>
@@ -2046,15 +2025,13 @@
           </w:tcPr>
           <w:p>
             <w:pPr>
-              <w:spacing w:line="240" w:lineRule="auto"/>
-              <w:jc w:val="both"/>
-              <w:rPr/>
-            </w:pPr>
-            <w:r>
-              <w:rPr>
-                <w:color w:val="111111"/>
-                <w:sz w:val="19"/>
-                <w:szCs w:val="19"/>
+              <w:spacing w:line="480" w:lineRule="auto"/>
+              <w:jc w:val="both"/>
+              <w:rPr/>
+            </w:pPr>
+            <w:r>
+              <w:rPr>
+                <w:color w:val="111111"/>
                 <w:rtl w:val="0"/>
               </w:rPr>
               <w:t xml:space="preserve">Registra los datos personales, estado de cuenta, rol de moderador y referido.</w:t>
@@ -2078,15 +2055,13 @@
           </w:tcPr>
           <w:p>
             <w:pPr>
-              <w:spacing w:line="240" w:lineRule="auto"/>
-              <w:jc w:val="both"/>
-              <w:rPr/>
-            </w:pPr>
-            <w:r>
-              <w:rPr>
-                <w:color w:val="111111"/>
-                <w:sz w:val="19"/>
-                <w:szCs w:val="19"/>
+              <w:spacing w:line="480" w:lineRule="auto"/>
+              <w:jc w:val="both"/>
+              <w:rPr/>
+            </w:pPr>
+            <w:r>
+              <w:rPr>
+                <w:color w:val="111111"/>
                 <w:rtl w:val="0"/>
               </w:rPr>
               <w:t xml:space="preserve">email (UNIQUE), estado_cuenta, es_moderador, id_referidor (FK reflexiva)</w:t>
@@ -2116,15 +2091,13 @@
           </w:tcPr>
           <w:p>
             <w:pPr>
-              <w:spacing w:line="240" w:lineRule="auto"/>
-              <w:jc w:val="both"/>
-              <w:rPr/>
-            </w:pPr>
-            <w:r>
-              <w:rPr>
-                <w:color w:val="111111"/>
-                <w:sz w:val="19"/>
-                <w:szCs w:val="19"/>
+              <w:spacing w:line="480" w:lineRule="auto"/>
+              <w:jc w:val="both"/>
+              <w:rPr/>
+            </w:pPr>
+            <w:r>
+              <w:rPr>
+                <w:color w:val="111111"/>
                 <w:rtl w:val="0"/>
               </w:rPr>
               <w:t xml:space="preserve">PERFILES</w:t>
@@ -2148,15 +2121,13 @@
           </w:tcPr>
           <w:p>
             <w:pPr>
-              <w:spacing w:line="240" w:lineRule="auto"/>
-              <w:jc w:val="both"/>
-              <w:rPr/>
-            </w:pPr>
-            <w:r>
-              <w:rPr>
-                <w:color w:val="111111"/>
-                <w:sz w:val="19"/>
-                <w:szCs w:val="19"/>
+              <w:spacing w:line="480" w:lineRule="auto"/>
+              <w:jc w:val="both"/>
+              <w:rPr/>
+            </w:pPr>
+            <w:r>
+              <w:rPr>
+                <w:color w:val="111111"/>
                 <w:rtl w:val="0"/>
               </w:rPr>
               <w:t xml:space="preserve">Perfiles por cuenta con tipo adulto/infantil que determina acceso al catálogo.</w:t>
@@ -2180,15 +2151,13 @@
           </w:tcPr>
           <w:p>
             <w:pPr>
-              <w:spacing w:line="240" w:lineRule="auto"/>
-              <w:jc w:val="both"/>
-              <w:rPr/>
-            </w:pPr>
-            <w:r>
-              <w:rPr>
-                <w:color w:val="111111"/>
-                <w:sz w:val="19"/>
-                <w:szCs w:val="19"/>
+              <w:spacing w:line="480" w:lineRule="auto"/>
+              <w:jc w:val="both"/>
+              <w:rPr/>
+            </w:pPr>
+            <w:r>
+              <w:rPr>
+                <w:color w:val="111111"/>
                 <w:rtl w:val="0"/>
               </w:rPr>
               <w:t xml:space="preserve">tipo_perfil, avatar, id_usuario</w:t>
@@ -2218,15 +2187,13 @@
           </w:tcPr>
           <w:p>
             <w:pPr>
-              <w:spacing w:line="240" w:lineRule="auto"/>
-              <w:jc w:val="both"/>
-              <w:rPr/>
-            </w:pPr>
-            <w:r>
-              <w:rPr>
-                <w:color w:val="111111"/>
-                <w:sz w:val="19"/>
-                <w:szCs w:val="19"/>
+              <w:spacing w:line="480" w:lineRule="auto"/>
+              <w:jc w:val="both"/>
+              <w:rPr/>
+            </w:pPr>
+            <w:r>
+              <w:rPr>
+                <w:color w:val="111111"/>
                 <w:rtl w:val="0"/>
               </w:rPr>
               <w:t xml:space="preserve">PAGOS</w:t>
@@ -2250,15 +2217,13 @@
           </w:tcPr>
           <w:p>
             <w:pPr>
-              <w:spacing w:line="240" w:lineRule="auto"/>
-              <w:jc w:val="both"/>
-              <w:rPr/>
-            </w:pPr>
-            <w:r>
-              <w:rPr>
-                <w:color w:val="111111"/>
-                <w:sz w:val="19"/>
-                <w:szCs w:val="19"/>
+              <w:spacing w:line="480" w:lineRule="auto"/>
+              <w:jc w:val="both"/>
+              <w:rPr/>
+            </w:pPr>
+            <w:r>
+              <w:rPr>
+                <w:color w:val="111111"/>
                 <w:rtl w:val="0"/>
               </w:rPr>
               <w:t xml:space="preserve">Registro de cada cobro mensual con método, estado y descuento por referido.</w:t>
@@ -2282,15 +2247,13 @@
           </w:tcPr>
           <w:p>
             <w:pPr>
-              <w:spacing w:line="240" w:lineRule="auto"/>
-              <w:jc w:val="both"/>
-              <w:rPr/>
-            </w:pPr>
-            <w:r>
-              <w:rPr>
-                <w:color w:val="111111"/>
-                <w:sz w:val="19"/>
-                <w:szCs w:val="19"/>
+              <w:spacing w:line="480" w:lineRule="auto"/>
+              <w:jc w:val="both"/>
+              <w:rPr/>
+            </w:pPr>
+            <w:r>
+              <w:rPr>
+                <w:color w:val="111111"/>
                 <w:rtl w:val="0"/>
               </w:rPr>
               <w:t xml:space="preserve">metodo_pago, estado_pago, descuento_aplicado</w:t>
@@ -2320,15 +2283,13 @@
           </w:tcPr>
           <w:p>
             <w:pPr>
-              <w:spacing w:line="240" w:lineRule="auto"/>
-              <w:jc w:val="both"/>
-              <w:rPr/>
-            </w:pPr>
-            <w:r>
-              <w:rPr>
-                <w:color w:val="111111"/>
-                <w:sz w:val="19"/>
-                <w:szCs w:val="19"/>
+              <w:spacing w:line="480" w:lineRule="auto"/>
+              <w:jc w:val="both"/>
+              <w:rPr/>
+            </w:pPr>
+            <w:r>
+              <w:rPr>
+                <w:color w:val="111111"/>
                 <w:rtl w:val="0"/>
               </w:rPr>
               <w:t xml:space="preserve">CATEGORIAS</w:t>
@@ -2352,15 +2313,13 @@
           </w:tcPr>
           <w:p>
             <w:pPr>
-              <w:spacing w:line="240" w:lineRule="auto"/>
-              <w:jc w:val="both"/>
-              <w:rPr/>
-            </w:pPr>
-            <w:r>
-              <w:rPr>
-                <w:color w:val="111111"/>
-                <w:sz w:val="19"/>
-                <w:szCs w:val="19"/>
+              <w:spacing w:line="480" w:lineRule="auto"/>
+              <w:jc w:val="both"/>
+              <w:rPr/>
+            </w:pPr>
+            <w:r>
+              <w:rPr>
+                <w:color w:val="111111"/>
                 <w:rtl w:val="0"/>
               </w:rPr>
               <w:t xml:space="preserve">Clasifica el contenido en Películas, Series, Documentales, Música, Podcasts.</w:t>
@@ -2384,15 +2343,13 @@
           </w:tcPr>
           <w:p>
             <w:pPr>
-              <w:spacing w:line="240" w:lineRule="auto"/>
-              <w:jc w:val="both"/>
-              <w:rPr/>
-            </w:pPr>
-            <w:r>
-              <w:rPr>
-                <w:color w:val="111111"/>
-                <w:sz w:val="19"/>
-                <w:szCs w:val="19"/>
+              <w:spacing w:line="480" w:lineRule="auto"/>
+              <w:jc w:val="both"/>
+              <w:rPr/>
+            </w:pPr>
+            <w:r>
+              <w:rPr>
+                <w:color w:val="111111"/>
                 <w:rtl w:val="0"/>
               </w:rPr>
               <w:t xml:space="preserve">nombre</w:t>
@@ -2422,15 +2379,13 @@
           </w:tcPr>
           <w:p>
             <w:pPr>
-              <w:spacing w:line="240" w:lineRule="auto"/>
-              <w:jc w:val="both"/>
-              <w:rPr/>
-            </w:pPr>
-            <w:r>
-              <w:rPr>
-                <w:color w:val="111111"/>
-                <w:sz w:val="19"/>
-                <w:szCs w:val="19"/>
+              <w:spacing w:line="480" w:lineRule="auto"/>
+              <w:jc w:val="both"/>
+              <w:rPr/>
+            </w:pPr>
+            <w:r>
+              <w:rPr>
+                <w:color w:val="111111"/>
                 <w:rtl w:val="0"/>
               </w:rPr>
               <w:t xml:space="preserve">GENEROS</w:t>
@@ -2454,15 +2409,13 @@
           </w:tcPr>
           <w:p>
             <w:pPr>
-              <w:spacing w:line="240" w:lineRule="auto"/>
-              <w:jc w:val="both"/>
-              <w:rPr/>
-            </w:pPr>
-            <w:r>
-              <w:rPr>
-                <w:color w:val="111111"/>
-                <w:sz w:val="19"/>
-                <w:szCs w:val="19"/>
+              <w:spacing w:line="480" w:lineRule="auto"/>
+              <w:jc w:val="both"/>
+              <w:rPr/>
+            </w:pPr>
+            <w:r>
+              <w:rPr>
+                <w:color w:val="111111"/>
                 <w:rtl w:val="0"/>
               </w:rPr>
               <w:t xml:space="preserve">Géneros disponibles: Acción, Comedia, Drama, Suspenso, Ciencia Ficción, etc.</w:t>
@@ -2486,15 +2439,13 @@
           </w:tcPr>
           <w:p>
             <w:pPr>
-              <w:spacing w:line="240" w:lineRule="auto"/>
-              <w:jc w:val="both"/>
-              <w:rPr/>
-            </w:pPr>
-            <w:r>
-              <w:rPr>
-                <w:color w:val="111111"/>
-                <w:sz w:val="19"/>
-                <w:szCs w:val="19"/>
+              <w:spacing w:line="480" w:lineRule="auto"/>
+              <w:jc w:val="both"/>
+              <w:rPr/>
+            </w:pPr>
+            <w:r>
+              <w:rPr>
+                <w:color w:val="111111"/>
                 <w:rtl w:val="0"/>
               </w:rPr>
               <w:t xml:space="preserve">nombre</w:t>
@@ -2524,15 +2475,13 @@
           </w:tcPr>
           <w:p>
             <w:pPr>
-              <w:spacing w:line="240" w:lineRule="auto"/>
-              <w:jc w:val="both"/>
-              <w:rPr/>
-            </w:pPr>
-            <w:r>
-              <w:rPr>
-                <w:color w:val="111111"/>
-                <w:sz w:val="19"/>
-                <w:szCs w:val="19"/>
+              <w:spacing w:line="480" w:lineRule="auto"/>
+              <w:jc w:val="both"/>
+              <w:rPr/>
+            </w:pPr>
+            <w:r>
+              <w:rPr>
+                <w:color w:val="111111"/>
                 <w:rtl w:val="0"/>
               </w:rPr>
               <w:t xml:space="preserve">CONTENIDO</w:t>
@@ -2556,15 +2505,13 @@
           </w:tcPr>
           <w:p>
             <w:pPr>
-              <w:spacing w:line="240" w:lineRule="auto"/>
-              <w:jc w:val="both"/>
-              <w:rPr/>
-            </w:pPr>
-            <w:r>
-              <w:rPr>
-                <w:color w:val="111111"/>
-                <w:sz w:val="19"/>
-                <w:szCs w:val="19"/>
+              <w:spacing w:line="480" w:lineRule="auto"/>
+              <w:jc w:val="both"/>
+              <w:rPr/>
+            </w:pPr>
+            <w:r>
+              <w:rPr>
+                <w:color w:val="111111"/>
                 <w:rtl w:val="0"/>
               </w:rPr>
               <w:t xml:space="preserve">Entidad central del catálogo con todos los atributos de cualquier tipo de media.</w:t>
@@ -2588,15 +2535,13 @@
           </w:tcPr>
           <w:p>
             <w:pPr>
-              <w:spacing w:line="240" w:lineRule="auto"/>
-              <w:jc w:val="both"/>
-              <w:rPr/>
-            </w:pPr>
-            <w:r>
-              <w:rPr>
-                <w:color w:val="111111"/>
-                <w:sz w:val="19"/>
-                <w:szCs w:val="19"/>
+              <w:spacing w:line="480" w:lineRule="auto"/>
+              <w:jc w:val="both"/>
+              <w:rPr/>
+            </w:pPr>
+            <w:r>
+              <w:rPr>
+                <w:color w:val="111111"/>
                 <w:rtl w:val="0"/>
               </w:rPr>
               <w:t xml:space="preserve">titulo, clasificacion_edad, es_original_quindioflix, popularidad, id_empleado_publicacion</w:t>
@@ -2626,15 +2571,13 @@
           </w:tcPr>
           <w:p>
             <w:pPr>
-              <w:spacing w:line="240" w:lineRule="auto"/>
-              <w:jc w:val="both"/>
-              <w:rPr/>
-            </w:pPr>
-            <w:r>
-              <w:rPr>
-                <w:color w:val="111111"/>
-                <w:sz w:val="19"/>
-                <w:szCs w:val="19"/>
+              <w:spacing w:line="480" w:lineRule="auto"/>
+              <w:jc w:val="both"/>
+              <w:rPr/>
+            </w:pPr>
+            <w:r>
+              <w:rPr>
+                <w:color w:val="111111"/>
                 <w:rtl w:val="0"/>
               </w:rPr>
               <w:t xml:space="preserve">CONTENIDO_GENEROS</w:t>
@@ -2658,15 +2601,13 @@
           </w:tcPr>
           <w:p>
             <w:pPr>
-              <w:spacing w:line="240" w:lineRule="auto"/>
-              <w:jc w:val="both"/>
-              <w:rPr/>
-            </w:pPr>
-            <w:r>
-              <w:rPr>
-                <w:color w:val="111111"/>
-                <w:sz w:val="19"/>
-                <w:szCs w:val="19"/>
+              <w:spacing w:line="480" w:lineRule="auto"/>
+              <w:jc w:val="both"/>
+              <w:rPr/>
+            </w:pPr>
+            <w:r>
+              <w:rPr>
+                <w:color w:val="111111"/>
                 <w:rtl w:val="0"/>
               </w:rPr>
               <w:t xml:space="preserve">Tabla intermedia N:M: un contenido puede pertenecer a varios géneros.</w:t>
@@ -2690,15 +2631,13 @@
           </w:tcPr>
           <w:p>
             <w:pPr>
-              <w:spacing w:line="240" w:lineRule="auto"/>
-              <w:jc w:val="both"/>
-              <w:rPr/>
-            </w:pPr>
-            <w:r>
-              <w:rPr>
-                <w:color w:val="111111"/>
-                <w:sz w:val="19"/>
-                <w:szCs w:val="19"/>
+              <w:spacing w:line="480" w:lineRule="auto"/>
+              <w:jc w:val="both"/>
+              <w:rPr/>
+            </w:pPr>
+            <w:r>
+              <w:rPr>
+                <w:color w:val="111111"/>
                 <w:rtl w:val="0"/>
               </w:rPr>
               <w:t xml:space="preserve">PK compuesta (id_contenido, id_genero)</w:t>
@@ -2728,15 +2667,13 @@
           </w:tcPr>
           <w:p>
             <w:pPr>
-              <w:spacing w:line="240" w:lineRule="auto"/>
-              <w:jc w:val="both"/>
-              <w:rPr/>
-            </w:pPr>
-            <w:r>
-              <w:rPr>
-                <w:color w:val="111111"/>
-                <w:sz w:val="19"/>
-                <w:szCs w:val="19"/>
+              <w:spacing w:line="480" w:lineRule="auto"/>
+              <w:jc w:val="both"/>
+              <w:rPr/>
+            </w:pPr>
+            <w:r>
+              <w:rPr>
+                <w:color w:val="111111"/>
                 <w:rtl w:val="0"/>
               </w:rPr>
               <w:t xml:space="preserve">CONTENIDO_RELACIONADO</w:t>
@@ -2760,15 +2697,13 @@
           </w:tcPr>
           <w:p>
             <w:pPr>
-              <w:spacing w:line="240" w:lineRule="auto"/>
-              <w:jc w:val="both"/>
-              <w:rPr/>
-            </w:pPr>
-            <w:r>
-              <w:rPr>
-                <w:color w:val="111111"/>
-                <w:sz w:val="19"/>
-                <w:szCs w:val="19"/>
+              <w:spacing w:line="480" w:lineRule="auto"/>
+              <w:jc w:val="both"/>
+              <w:rPr/>
+            </w:pPr>
+            <w:r>
+              <w:rPr>
+                <w:color w:val="111111"/>
                 <w:rtl w:val="0"/>
               </w:rPr>
               <w:t xml:space="preserve">Tabla intermedia N:M reflexiva: relaciona contenidos entre sí (secuelas, remakes...).</w:t>
@@ -2792,15 +2727,13 @@
           </w:tcPr>
           <w:p>
             <w:pPr>
-              <w:spacing w:line="240" w:lineRule="auto"/>
-              <w:jc w:val="both"/>
-              <w:rPr/>
-            </w:pPr>
-            <w:r>
-              <w:rPr>
-                <w:color w:val="111111"/>
-                <w:sz w:val="19"/>
-                <w:szCs w:val="19"/>
+              <w:spacing w:line="480" w:lineRule="auto"/>
+              <w:jc w:val="both"/>
+              <w:rPr/>
+            </w:pPr>
+            <w:r>
+              <w:rPr>
+                <w:color w:val="111111"/>
                 <w:rtl w:val="0"/>
               </w:rPr>
               <w:t xml:space="preserve">PK compuesta (id_origen, id_destino), tipo_relacion</w:t>
@@ -2830,15 +2763,13 @@
           </w:tcPr>
           <w:p>
             <w:pPr>
-              <w:spacing w:line="240" w:lineRule="auto"/>
-              <w:jc w:val="both"/>
-              <w:rPr/>
-            </w:pPr>
-            <w:r>
-              <w:rPr>
-                <w:color w:val="111111"/>
-                <w:sz w:val="19"/>
-                <w:szCs w:val="19"/>
+              <w:spacing w:line="480" w:lineRule="auto"/>
+              <w:jc w:val="both"/>
+              <w:rPr/>
+            </w:pPr>
+            <w:r>
+              <w:rPr>
+                <w:color w:val="111111"/>
                 <w:rtl w:val="0"/>
               </w:rPr>
               <w:t xml:space="preserve">TEMPORADAS</w:t>
@@ -2862,15 +2793,13 @@
           </w:tcPr>
           <w:p>
             <w:pPr>
-              <w:spacing w:line="240" w:lineRule="auto"/>
-              <w:jc w:val="both"/>
-              <w:rPr/>
-            </w:pPr>
-            <w:r>
-              <w:rPr>
-                <w:color w:val="111111"/>
-                <w:sz w:val="19"/>
-                <w:szCs w:val="19"/>
+              <w:spacing w:line="480" w:lineRule="auto"/>
+              <w:jc w:val="both"/>
+              <w:rPr/>
+            </w:pPr>
+            <w:r>
+              <w:rPr>
+                <w:color w:val="111111"/>
                 <w:rtl w:val="0"/>
               </w:rPr>
               <w:t xml:space="preserve">Organiza series y podcasts en temporadas numeradas.</w:t>
@@ -2894,15 +2823,13 @@
           </w:tcPr>
           <w:p>
             <w:pPr>
-              <w:spacing w:line="240" w:lineRule="auto"/>
-              <w:jc w:val="both"/>
-              <w:rPr/>
-            </w:pPr>
-            <w:r>
-              <w:rPr>
-                <w:color w:val="111111"/>
-                <w:sz w:val="19"/>
-                <w:szCs w:val="19"/>
+              <w:spacing w:line="480" w:lineRule="auto"/>
+              <w:jc w:val="both"/>
+              <w:rPr/>
+            </w:pPr>
+            <w:r>
+              <w:rPr>
+                <w:color w:val="111111"/>
                 <w:rtl w:val="0"/>
               </w:rPr>
               <w:t xml:space="preserve">numero_temporada, id_contenido</w:t>
@@ -2932,15 +2859,13 @@
           </w:tcPr>
           <w:p>
             <w:pPr>
-              <w:spacing w:line="240" w:lineRule="auto"/>
-              <w:jc w:val="both"/>
-              <w:rPr/>
-            </w:pPr>
-            <w:r>
-              <w:rPr>
-                <w:color w:val="111111"/>
-                <w:sz w:val="19"/>
-                <w:szCs w:val="19"/>
+              <w:spacing w:line="480" w:lineRule="auto"/>
+              <w:jc w:val="both"/>
+              <w:rPr/>
+            </w:pPr>
+            <w:r>
+              <w:rPr>
+                <w:color w:val="111111"/>
                 <w:rtl w:val="0"/>
               </w:rPr>
               <w:t xml:space="preserve">EPISODIOS</w:t>
@@ -2964,15 +2889,13 @@
           </w:tcPr>
           <w:p>
             <w:pPr>
-              <w:spacing w:line="240" w:lineRule="auto"/>
-              <w:jc w:val="both"/>
-              <w:rPr/>
-            </w:pPr>
-            <w:r>
-              <w:rPr>
-                <w:color w:val="111111"/>
-                <w:sz w:val="19"/>
-                <w:szCs w:val="19"/>
+              <w:spacing w:line="480" w:lineRule="auto"/>
+              <w:jc w:val="both"/>
+              <w:rPr/>
+            </w:pPr>
+            <w:r>
+              <w:rPr>
+                <w:color w:val="111111"/>
                 <w:rtl w:val="0"/>
               </w:rPr>
               <w:t xml:space="preserve">Episodios que pertenecen a una temporada.</w:t>
@@ -2996,15 +2919,13 @@
           </w:tcPr>
           <w:p>
             <w:pPr>
-              <w:spacing w:line="240" w:lineRule="auto"/>
-              <w:jc w:val="both"/>
-              <w:rPr/>
-            </w:pPr>
-            <w:r>
-              <w:rPr>
-                <w:color w:val="111111"/>
-                <w:sz w:val="19"/>
-                <w:szCs w:val="19"/>
+              <w:spacing w:line="480" w:lineRule="auto"/>
+              <w:jc w:val="both"/>
+              <w:rPr/>
+            </w:pPr>
+            <w:r>
+              <w:rPr>
+                <w:color w:val="111111"/>
                 <w:rtl w:val="0"/>
               </w:rPr>
               <w:t xml:space="preserve">numero_episodio, titulo_episodio, duracion_min</w:t>
@@ -3034,15 +2955,13 @@
           </w:tcPr>
           <w:p>
             <w:pPr>
-              <w:spacing w:line="240" w:lineRule="auto"/>
-              <w:jc w:val="both"/>
-              <w:rPr/>
-            </w:pPr>
-            <w:r>
-              <w:rPr>
-                <w:color w:val="111111"/>
-                <w:sz w:val="19"/>
-                <w:szCs w:val="19"/>
+              <w:spacing w:line="480" w:lineRule="auto"/>
+              <w:jc w:val="both"/>
+              <w:rPr/>
+            </w:pPr>
+            <w:r>
+              <w:rPr>
+                <w:color w:val="111111"/>
                 <w:rtl w:val="0"/>
               </w:rPr>
               <w:t xml:space="preserve">REPRODUCCIONES</w:t>
@@ -3066,15 +2985,13 @@
           </w:tcPr>
           <w:p>
             <w:pPr>
-              <w:spacing w:line="240" w:lineRule="auto"/>
-              <w:jc w:val="both"/>
-              <w:rPr/>
-            </w:pPr>
-            <w:r>
-              <w:rPr>
-                <w:color w:val="111111"/>
-                <w:sz w:val="19"/>
-                <w:szCs w:val="19"/>
+              <w:spacing w:line="480" w:lineRule="auto"/>
+              <w:jc w:val="both"/>
+              <w:rPr/>
+            </w:pPr>
+            <w:r>
+              <w:rPr>
+                <w:color w:val="111111"/>
                 <w:rtl w:val="0"/>
               </w:rPr>
               <w:t xml:space="preserve">Registro de cada reproducción con dispositivo y avance. Tabla particionada.</w:t>
@@ -3098,15 +3015,13 @@
           </w:tcPr>
           <w:p>
             <w:pPr>
-              <w:spacing w:line="240" w:lineRule="auto"/>
-              <w:jc w:val="both"/>
-              <w:rPr/>
-            </w:pPr>
-            <w:r>
-              <w:rPr>
-                <w:color w:val="111111"/>
-                <w:sz w:val="19"/>
-                <w:szCs w:val="19"/>
+              <w:spacing w:line="480" w:lineRule="auto"/>
+              <w:jc w:val="both"/>
+              <w:rPr/>
+            </w:pPr>
+            <w:r>
+              <w:rPr>
+                <w:color w:val="111111"/>
                 <w:rtl w:val="0"/>
               </w:rPr>
               <w:t xml:space="preserve">fecha_hora_inicio (TIMESTAMP), dispositivo, porcentaje_avance, id_episodio (NULL si no aplica)</w:t>
@@ -3136,15 +3051,13 @@
           </w:tcPr>
           <w:p>
             <w:pPr>
-              <w:spacing w:line="240" w:lineRule="auto"/>
-              <w:jc w:val="both"/>
-              <w:rPr/>
-            </w:pPr>
-            <w:r>
-              <w:rPr>
-                <w:color w:val="111111"/>
-                <w:sz w:val="19"/>
-                <w:szCs w:val="19"/>
+              <w:spacing w:line="480" w:lineRule="auto"/>
+              <w:jc w:val="both"/>
+              <w:rPr/>
+            </w:pPr>
+            <w:r>
+              <w:rPr>
+                <w:color w:val="111111"/>
                 <w:rtl w:val="0"/>
               </w:rPr>
               <w:t xml:space="preserve">CALIFICACIONES</w:t>
@@ -3168,15 +3081,13 @@
           </w:tcPr>
           <w:p>
             <w:pPr>
-              <w:spacing w:line="240" w:lineRule="auto"/>
-              <w:jc w:val="both"/>
-              <w:rPr/>
-            </w:pPr>
-            <w:r>
-              <w:rPr>
-                <w:color w:val="111111"/>
-                <w:sz w:val="19"/>
-                <w:szCs w:val="19"/>
+              <w:spacing w:line="480" w:lineRule="auto"/>
+              <w:jc w:val="both"/>
+              <w:rPr/>
+            </w:pPr>
+            <w:r>
+              <w:rPr>
+                <w:color w:val="111111"/>
                 <w:rtl w:val="0"/>
               </w:rPr>
               <w:t xml:space="preserve">Calificación de 1 a 5 estrellas con reseña opcional por perfil y contenido.</w:t>
@@ -3200,15 +3111,13 @@
           </w:tcPr>
           <w:p>
             <w:pPr>
-              <w:spacing w:line="240" w:lineRule="auto"/>
-              <w:jc w:val="both"/>
-              <w:rPr/>
-            </w:pPr>
-            <w:r>
-              <w:rPr>
-                <w:color w:val="111111"/>
-                <w:sz w:val="19"/>
-                <w:szCs w:val="19"/>
+              <w:spacing w:line="480" w:lineRule="auto"/>
+              <w:jc w:val="both"/>
+              <w:rPr/>
+            </w:pPr>
+            <w:r>
+              <w:rPr>
+                <w:color w:val="111111"/>
                 <w:rtl w:val="0"/>
               </w:rPr>
               <w:t xml:space="preserve">estrellas, resena, UNIQUE(id_perfil, id_contenido)</w:t>
@@ -3238,15 +3147,13 @@
           </w:tcPr>
           <w:p>
             <w:pPr>
-              <w:spacing w:line="240" w:lineRule="auto"/>
-              <w:jc w:val="both"/>
-              <w:rPr/>
-            </w:pPr>
-            <w:r>
-              <w:rPr>
-                <w:color w:val="111111"/>
-                <w:sz w:val="19"/>
-                <w:szCs w:val="19"/>
+              <w:spacing w:line="480" w:lineRule="auto"/>
+              <w:jc w:val="both"/>
+              <w:rPr/>
+            </w:pPr>
+            <w:r>
+              <w:rPr>
+                <w:color w:val="111111"/>
                 <w:rtl w:val="0"/>
               </w:rPr>
               <w:t xml:space="preserve">FAVORITOS</w:t>
@@ -3270,15 +3177,13 @@
           </w:tcPr>
           <w:p>
             <w:pPr>
-              <w:spacing w:line="240" w:lineRule="auto"/>
-              <w:jc w:val="both"/>
-              <w:rPr/>
-            </w:pPr>
-            <w:r>
-              <w:rPr>
-                <w:color w:val="111111"/>
-                <w:sz w:val="19"/>
-                <w:szCs w:val="19"/>
+              <w:spacing w:line="480" w:lineRule="auto"/>
+              <w:jc w:val="both"/>
+              <w:rPr/>
+            </w:pPr>
+            <w:r>
+              <w:rPr>
+                <w:color w:val="111111"/>
                 <w:rtl w:val="0"/>
               </w:rPr>
               <w:t xml:space="preserve">Lista personal de contenido favorito por perfil.</w:t>
@@ -3302,15 +3207,13 @@
           </w:tcPr>
           <w:p>
             <w:pPr>
-              <w:spacing w:line="240" w:lineRule="auto"/>
-              <w:jc w:val="both"/>
-              <w:rPr/>
-            </w:pPr>
-            <w:r>
-              <w:rPr>
-                <w:color w:val="111111"/>
-                <w:sz w:val="19"/>
-                <w:szCs w:val="19"/>
+              <w:spacing w:line="480" w:lineRule="auto"/>
+              <w:jc w:val="both"/>
+              <w:rPr/>
+            </w:pPr>
+            <w:r>
+              <w:rPr>
+                <w:color w:val="111111"/>
                 <w:rtl w:val="0"/>
               </w:rPr>
               <w:t xml:space="preserve">UNIQUE(id_perfil, id_contenido)</w:t>
@@ -3340,15 +3243,13 @@
           </w:tcPr>
           <w:p>
             <w:pPr>
-              <w:spacing w:line="240" w:lineRule="auto"/>
-              <w:jc w:val="both"/>
-              <w:rPr/>
-            </w:pPr>
-            <w:r>
-              <w:rPr>
-                <w:color w:val="111111"/>
-                <w:sz w:val="19"/>
-                <w:szCs w:val="19"/>
+              <w:spacing w:line="480" w:lineRule="auto"/>
+              <w:jc w:val="both"/>
+              <w:rPr/>
+            </w:pPr>
+            <w:r>
+              <w:rPr>
+                <w:color w:val="111111"/>
                 <w:rtl w:val="0"/>
               </w:rPr>
               <w:t xml:space="preserve">REPORTES_INAPROPIADO</w:t>
@@ -3372,15 +3273,13 @@
           </w:tcPr>
           <w:p>
             <w:pPr>
-              <w:spacing w:line="240" w:lineRule="auto"/>
-              <w:jc w:val="both"/>
-              <w:rPr/>
-            </w:pPr>
-            <w:r>
-              <w:rPr>
-                <w:color w:val="111111"/>
-                <w:sz w:val="19"/>
-                <w:szCs w:val="19"/>
+              <w:spacing w:line="480" w:lineRule="auto"/>
+              <w:jc w:val="both"/>
+              <w:rPr/>
+            </w:pPr>
+            <w:r>
+              <w:rPr>
+                <w:color w:val="111111"/>
                 <w:rtl w:val="0"/>
               </w:rPr>
               <w:t xml:space="preserve">Reporte de contenido inadecuado con flujo de moderación.</w:t>
@@ -3404,15 +3303,13 @@
           </w:tcPr>
           <w:p>
             <w:pPr>
-              <w:spacing w:line="240" w:lineRule="auto"/>
-              <w:jc w:val="both"/>
-              <w:rPr/>
-            </w:pPr>
-            <w:r>
-              <w:rPr>
-                <w:color w:val="111111"/>
-                <w:sz w:val="19"/>
-                <w:szCs w:val="19"/>
+              <w:spacing w:line="480" w:lineRule="auto"/>
+              <w:jc w:val="both"/>
+              <w:rPr/>
+            </w:pPr>
+            <w:r>
+              <w:rPr>
+                <w:color w:val="111111"/>
                 <w:rtl w:val="0"/>
               </w:rPr>
               <w:t xml:space="preserve">estado_reporte, id_perfil_reporta, id_moderador (NULL hasta asignacion)</w:t>
@@ -3442,15 +3339,13 @@
           </w:tcPr>
           <w:p>
             <w:pPr>
-              <w:spacing w:line="240" w:lineRule="auto"/>
-              <w:jc w:val="both"/>
-              <w:rPr/>
-            </w:pPr>
-            <w:r>
-              <w:rPr>
-                <w:color w:val="111111"/>
-                <w:sz w:val="19"/>
-                <w:szCs w:val="19"/>
+              <w:spacing w:line="480" w:lineRule="auto"/>
+              <w:jc w:val="both"/>
+              <w:rPr/>
+            </w:pPr>
+            <w:r>
+              <w:rPr>
+                <w:color w:val="111111"/>
                 <w:rtl w:val="0"/>
               </w:rPr>
               <w:t xml:space="preserve">DEPARTAMENTOS</w:t>
@@ -3474,15 +3369,13 @@
           </w:tcPr>
           <w:p>
             <w:pPr>
-              <w:spacing w:line="240" w:lineRule="auto"/>
-              <w:jc w:val="both"/>
-              <w:rPr/>
-            </w:pPr>
-            <w:r>
-              <w:rPr>
-                <w:color w:val="111111"/>
-                <w:sz w:val="19"/>
-                <w:szCs w:val="19"/>
+              <w:spacing w:line="480" w:lineRule="auto"/>
+              <w:jc w:val="both"/>
+              <w:rPr/>
+            </w:pPr>
+            <w:r>
+              <w:rPr>
+                <w:color w:val="111111"/>
                 <w:rtl w:val="0"/>
               </w:rPr>
               <w:t xml:space="preserve">Cinco departamentos con su jefe (empleado del mismo departamento).</w:t>
@@ -3506,15 +3399,13 @@
           </w:tcPr>
           <w:p>
             <w:pPr>
-              <w:spacing w:line="240" w:lineRule="auto"/>
-              <w:jc w:val="both"/>
-              <w:rPr/>
-            </w:pPr>
-            <w:r>
-              <w:rPr>
-                <w:color w:val="111111"/>
-                <w:sz w:val="19"/>
-                <w:szCs w:val="19"/>
+              <w:spacing w:line="480" w:lineRule="auto"/>
+              <w:jc w:val="both"/>
+              <w:rPr/>
+            </w:pPr>
+            <w:r>
+              <w:rPr>
+                <w:color w:val="111111"/>
                 <w:rtl w:val="0"/>
               </w:rPr>
               <w:t xml:space="preserve">nombre, id_jefe (FK reflexiva ciclica a EMPLEADOS)</w:t>
@@ -3544,15 +3435,13 @@
           </w:tcPr>
           <w:p>
             <w:pPr>
-              <w:spacing w:line="240" w:lineRule="auto"/>
-              <w:jc w:val="both"/>
-              <w:rPr/>
-            </w:pPr>
-            <w:r>
-              <w:rPr>
-                <w:color w:val="111111"/>
-                <w:sz w:val="19"/>
-                <w:szCs w:val="19"/>
+              <w:spacing w:line="480" w:lineRule="auto"/>
+              <w:jc w:val="both"/>
+              <w:rPr/>
+            </w:pPr>
+            <w:r>
+              <w:rPr>
+                <w:color w:val="111111"/>
                 <w:rtl w:val="0"/>
               </w:rPr>
               <w:t xml:space="preserve">EMPLEADOS</w:t>
@@ -3576,15 +3465,13 @@
           </w:tcPr>
           <w:p>
             <w:pPr>
-              <w:spacing w:line="240" w:lineRule="auto"/>
-              <w:jc w:val="both"/>
-              <w:rPr/>
-            </w:pPr>
-            <w:r>
-              <w:rPr>
-                <w:color w:val="111111"/>
-                <w:sz w:val="19"/>
-                <w:szCs w:val="19"/>
+              <w:spacing w:line="480" w:lineRule="auto"/>
+              <w:jc w:val="both"/>
+              <w:rPr/>
+            </w:pPr>
+            <w:r>
+              <w:rPr>
+                <w:color w:val="111111"/>
                 <w:rtl w:val="0"/>
               </w:rPr>
               <w:t xml:space="preserve">Empleados con jerarquía de supervisión interna y asignación a departamento.</w:t>
@@ -3608,15 +3495,13 @@
           </w:tcPr>
           <w:p>
             <w:pPr>
-              <w:spacing w:line="240" w:lineRule="auto"/>
-              <w:jc w:val="both"/>
-              <w:rPr/>
-            </w:pPr>
-            <w:r>
-              <w:rPr>
-                <w:color w:val="111111"/>
-                <w:sz w:val="19"/>
-                <w:szCs w:val="19"/>
+              <w:spacing w:line="480" w:lineRule="auto"/>
+              <w:jc w:val="both"/>
+              <w:rPr/>
+            </w:pPr>
+            <w:r>
+              <w:rPr>
+                <w:color w:val="111111"/>
                 <w:rtl w:val="0"/>
               </w:rPr>
               <w:t xml:space="preserve">cargo, id_departamento, id_supervisor (FK reflexiva)</w:t>
@@ -3632,7 +3517,7 @@
     </w:tbl>
     <w:p>
       <w:pPr>
-        <w:spacing w:after="80" w:before="80" w:line="240" w:lineRule="auto"/>
+        <w:spacing w:after="80" w:before="80" w:line="480" w:lineRule="auto"/>
         <w:jc w:val="both"/>
         <w:rPr/>
       </w:pPr>
@@ -3647,16 +3532,19 @@
         <w:pStyle w:val="Heading2"/>
         <w:keepNext w:val="0"/>
         <w:keepLines w:val="0"/>
-        <w:spacing w:after="80" w:before="200" w:line="240" w:lineRule="auto"/>
-        <w:jc w:val="both"/>
-        <w:rPr/>
+        <w:spacing w:after="80" w:before="200" w:line="480" w:lineRule="auto"/>
+        <w:jc w:val="both"/>
+        <w:rPr>
+          <w:sz w:val="22"/>
+          <w:szCs w:val="22"/>
+        </w:rPr>
       </w:pPr>
       <w:r>
         <w:rPr>
           <w:b w:val="1"/>
           <w:bCs w:val="1"/>
-          <w:sz w:val="24"/>
-          <w:szCs w:val="24"/>
+          <w:sz w:val="22"/>
+          <w:szCs w:val="22"/>
           <w:rtl w:val="0"/>
         </w:rPr>
         <w:t xml:space="preserve">2.2 Relaciones y Cardinalidades</w:t>
@@ -3705,7 +3593,7 @@
           </w:tcPr>
           <w:p>
             <w:pPr>
-              <w:spacing w:line="240" w:lineRule="auto"/>
+              <w:spacing w:line="480" w:lineRule="auto"/>
               <w:jc w:val="both"/>
               <w:rPr/>
             </w:pPr>
@@ -3714,8 +3602,6 @@
                 <w:b w:val="1"/>
                 <w:bCs w:val="1"/>
                 <w:color w:val="ffffff"/>
-                <w:sz w:val="20"/>
-                <w:szCs w:val="20"/>
                 <w:rtl w:val="0"/>
               </w:rPr>
               <w:t xml:space="preserve">Relación</w:t>
@@ -3739,7 +3625,7 @@
           </w:tcPr>
           <w:p>
             <w:pPr>
-              <w:spacing w:line="240" w:lineRule="auto"/>
+              <w:spacing w:line="480" w:lineRule="auto"/>
               <w:jc w:val="both"/>
               <w:rPr/>
             </w:pPr>
@@ -3748,8 +3634,6 @@
                 <w:b w:val="1"/>
                 <w:bCs w:val="1"/>
                 <w:color w:val="ffffff"/>
-                <w:sz w:val="20"/>
-                <w:szCs w:val="20"/>
                 <w:rtl w:val="0"/>
               </w:rPr>
               <w:t xml:space="preserve">Cardinalidad</w:t>
@@ -3773,7 +3657,7 @@
           </w:tcPr>
           <w:p>
             <w:pPr>
-              <w:spacing w:line="240" w:lineRule="auto"/>
+              <w:spacing w:line="480" w:lineRule="auto"/>
               <w:jc w:val="both"/>
               <w:rPr/>
             </w:pPr>
@@ -3782,8 +3666,6 @@
                 <w:b w:val="1"/>
                 <w:bCs w:val="1"/>
                 <w:color w:val="ffffff"/>
-                <w:sz w:val="20"/>
-                <w:szCs w:val="20"/>
                 <w:rtl w:val="0"/>
               </w:rPr>
               <w:t xml:space="preserve">Descripción</w:t>
@@ -3813,15 +3695,13 @@
           </w:tcPr>
           <w:p>
             <w:pPr>
-              <w:spacing w:line="240" w:lineRule="auto"/>
-              <w:jc w:val="both"/>
-              <w:rPr/>
-            </w:pPr>
-            <w:r>
-              <w:rPr>
-                <w:color w:val="111111"/>
-                <w:sz w:val="19"/>
-                <w:szCs w:val="19"/>
+              <w:spacing w:line="480" w:lineRule="auto"/>
+              <w:jc w:val="both"/>
+              <w:rPr/>
+            </w:pPr>
+            <w:r>
+              <w:rPr>
+                <w:color w:val="111111"/>
                 <w:rtl w:val="0"/>
               </w:rPr>
               <w:t xml:space="preserve">PLANES -&gt; USUARIOS</w:t>
@@ -3845,15 +3725,13 @@
           </w:tcPr>
           <w:p>
             <w:pPr>
-              <w:spacing w:line="240" w:lineRule="auto"/>
-              <w:jc w:val="both"/>
-              <w:rPr/>
-            </w:pPr>
-            <w:r>
-              <w:rPr>
-                <w:color w:val="111111"/>
-                <w:sz w:val="19"/>
-                <w:szCs w:val="19"/>
+              <w:spacing w:line="480" w:lineRule="auto"/>
+              <w:jc w:val="both"/>
+              <w:rPr/>
+            </w:pPr>
+            <w:r>
+              <w:rPr>
+                <w:color w:val="111111"/>
                 <w:rtl w:val="0"/>
               </w:rPr>
               <w:t xml:space="preserve">1:N obligatoria</w:t>
@@ -3877,15 +3755,13 @@
           </w:tcPr>
           <w:p>
             <w:pPr>
-              <w:spacing w:line="240" w:lineRule="auto"/>
-              <w:jc w:val="both"/>
-              <w:rPr/>
-            </w:pPr>
-            <w:r>
-              <w:rPr>
-                <w:color w:val="111111"/>
-                <w:sz w:val="19"/>
-                <w:szCs w:val="19"/>
+              <w:spacing w:line="480" w:lineRule="auto"/>
+              <w:jc w:val="both"/>
+              <w:rPr/>
+            </w:pPr>
+            <w:r>
+              <w:rPr>
+                <w:color w:val="111111"/>
                 <w:rtl w:val="0"/>
               </w:rPr>
               <w:t xml:space="preserve">Un plan tiene muchos usuarios; cada usuario elige obligatoriamente un plan al registrarse.</w:t>
@@ -3915,15 +3791,13 @@
           </w:tcPr>
           <w:p>
             <w:pPr>
-              <w:spacing w:line="240" w:lineRule="auto"/>
-              <w:jc w:val="both"/>
-              <w:rPr/>
-            </w:pPr>
-            <w:r>
-              <w:rPr>
-                <w:color w:val="111111"/>
-                <w:sz w:val="19"/>
-                <w:szCs w:val="19"/>
+              <w:spacing w:line="480" w:lineRule="auto"/>
+              <w:jc w:val="both"/>
+              <w:rPr/>
+            </w:pPr>
+            <w:r>
+              <w:rPr>
+                <w:color w:val="111111"/>
                 <w:rtl w:val="0"/>
               </w:rPr>
               <w:t xml:space="preserve">USUARIOS -&gt; USUARIOS</w:t>
@@ -3947,15 +3821,13 @@
           </w:tcPr>
           <w:p>
             <w:pPr>
-              <w:spacing w:line="240" w:lineRule="auto"/>
-              <w:jc w:val="both"/>
-              <w:rPr/>
-            </w:pPr>
-            <w:r>
-              <w:rPr>
-                <w:color w:val="111111"/>
-                <w:sz w:val="19"/>
-                <w:szCs w:val="19"/>
+              <w:spacing w:line="480" w:lineRule="auto"/>
+              <w:jc w:val="both"/>
+              <w:rPr/>
+            </w:pPr>
+            <w:r>
+              <w:rPr>
+                <w:color w:val="111111"/>
                 <w:rtl w:val="0"/>
               </w:rPr>
               <w:t xml:space="preserve">1:N reflexiva (referidos)</w:t>
@@ -3979,15 +3851,13 @@
           </w:tcPr>
           <w:p>
             <w:pPr>
-              <w:spacing w:line="240" w:lineRule="auto"/>
-              <w:jc w:val="both"/>
-              <w:rPr/>
-            </w:pPr>
-            <w:r>
-              <w:rPr>
-                <w:color w:val="111111"/>
-                <w:sz w:val="19"/>
-                <w:szCs w:val="19"/>
+              <w:spacing w:line="480" w:lineRule="auto"/>
+              <w:jc w:val="both"/>
+              <w:rPr/>
+            </w:pPr>
+            <w:r>
+              <w:rPr>
+                <w:color w:val="111111"/>
                 <w:rtl w:val="0"/>
               </w:rPr>
               <w:t xml:space="preserve">Un usuario puede referir a varios usuarios. id_referidor es FK sobre la misma tabla, NULL si no fue referido.</w:t>
@@ -4017,15 +3887,13 @@
           </w:tcPr>
           <w:p>
             <w:pPr>
-              <w:spacing w:line="240" w:lineRule="auto"/>
-              <w:jc w:val="both"/>
-              <w:rPr/>
-            </w:pPr>
-            <w:r>
-              <w:rPr>
-                <w:color w:val="111111"/>
-                <w:sz w:val="19"/>
-                <w:szCs w:val="19"/>
+              <w:spacing w:line="480" w:lineRule="auto"/>
+              <w:jc w:val="both"/>
+              <w:rPr/>
+            </w:pPr>
+            <w:r>
+              <w:rPr>
+                <w:color w:val="111111"/>
                 <w:rtl w:val="0"/>
               </w:rPr>
               <w:t xml:space="preserve">USUARIOS -&gt; PERFILES</w:t>
@@ -4049,15 +3917,13 @@
           </w:tcPr>
           <w:p>
             <w:pPr>
-              <w:spacing w:line="240" w:lineRule="auto"/>
-              <w:jc w:val="both"/>
-              <w:rPr/>
-            </w:pPr>
-            <w:r>
-              <w:rPr>
-                <w:color w:val="111111"/>
-                <w:sz w:val="19"/>
-                <w:szCs w:val="19"/>
+              <w:spacing w:line="480" w:lineRule="auto"/>
+              <w:jc w:val="both"/>
+              <w:rPr/>
+            </w:pPr>
+            <w:r>
+              <w:rPr>
+                <w:color w:val="111111"/>
                 <w:rtl w:val="0"/>
               </w:rPr>
               <w:t xml:space="preserve">1:N obligatoria</w:t>
@@ -4081,15 +3947,13 @@
           </w:tcPr>
           <w:p>
             <w:pPr>
-              <w:spacing w:line="240" w:lineRule="auto"/>
-              <w:jc w:val="both"/>
-              <w:rPr/>
-            </w:pPr>
-            <w:r>
-              <w:rPr>
-                <w:color w:val="111111"/>
-                <w:sz w:val="19"/>
-                <w:szCs w:val="19"/>
+              <w:spacing w:line="480" w:lineRule="auto"/>
+              <w:jc w:val="both"/>
+              <w:rPr/>
+            </w:pPr>
+            <w:r>
+              <w:rPr>
+                <w:color w:val="111111"/>
                 <w:rtl w:val="0"/>
               </w:rPr>
               <w:t xml:space="preserve">Un usuario tiene uno o más perfiles. El máximo depende del plan contratado.</w:t>
@@ -4119,15 +3983,13 @@
           </w:tcPr>
           <w:p>
             <w:pPr>
-              <w:spacing w:line="240" w:lineRule="auto"/>
-              <w:jc w:val="both"/>
-              <w:rPr/>
-            </w:pPr>
-            <w:r>
-              <w:rPr>
-                <w:color w:val="111111"/>
-                <w:sz w:val="19"/>
-                <w:szCs w:val="19"/>
+              <w:spacing w:line="480" w:lineRule="auto"/>
+              <w:jc w:val="both"/>
+              <w:rPr/>
+            </w:pPr>
+            <w:r>
+              <w:rPr>
+                <w:color w:val="111111"/>
                 <w:rtl w:val="0"/>
               </w:rPr>
               <w:t xml:space="preserve">USUARIOS -&gt; PAGOS</w:t>
@@ -4151,15 +4013,13 @@
           </w:tcPr>
           <w:p>
             <w:pPr>
-              <w:spacing w:line="240" w:lineRule="auto"/>
-              <w:jc w:val="both"/>
-              <w:rPr/>
-            </w:pPr>
-            <w:r>
-              <w:rPr>
-                <w:color w:val="111111"/>
-                <w:sz w:val="19"/>
-                <w:szCs w:val="19"/>
+              <w:spacing w:line="480" w:lineRule="auto"/>
+              <w:jc w:val="both"/>
+              <w:rPr/>
+            </w:pPr>
+            <w:r>
+              <w:rPr>
+                <w:color w:val="111111"/>
                 <w:rtl w:val="0"/>
               </w:rPr>
               <w:t xml:space="preserve">1:N obligatoria</w:t>
@@ -4183,15 +4043,13 @@
           </w:tcPr>
           <w:p>
             <w:pPr>
-              <w:spacing w:line="240" w:lineRule="auto"/>
-              <w:jc w:val="both"/>
-              <w:rPr/>
-            </w:pPr>
-            <w:r>
-              <w:rPr>
-                <w:color w:val="111111"/>
-                <w:sz w:val="19"/>
-                <w:szCs w:val="19"/>
+              <w:spacing w:line="480" w:lineRule="auto"/>
+              <w:jc w:val="both"/>
+              <w:rPr/>
+            </w:pPr>
+            <w:r>
+              <w:rPr>
+                <w:color w:val="111111"/>
                 <w:rtl w:val="0"/>
               </w:rPr>
               <w:t xml:space="preserve">Un usuario realiza múltiples pagos mensuales a lo largo de su suscripción.</w:t>
@@ -4221,15 +4079,13 @@
           </w:tcPr>
           <w:p>
             <w:pPr>
-              <w:spacing w:line="240" w:lineRule="auto"/>
-              <w:jc w:val="both"/>
-              <w:rPr/>
-            </w:pPr>
-            <w:r>
-              <w:rPr>
-                <w:color w:val="111111"/>
-                <w:sz w:val="19"/>
-                <w:szCs w:val="19"/>
+              <w:spacing w:line="480" w:lineRule="auto"/>
+              <w:jc w:val="both"/>
+              <w:rPr/>
+            </w:pPr>
+            <w:r>
+              <w:rPr>
+                <w:color w:val="111111"/>
                 <w:rtl w:val="0"/>
               </w:rPr>
               <w:t xml:space="preserve">CATEGORIAS -&gt; CONTENIDO</w:t>
@@ -4253,15 +4109,13 @@
           </w:tcPr>
           <w:p>
             <w:pPr>
-              <w:spacing w:line="240" w:lineRule="auto"/>
-              <w:jc w:val="both"/>
-              <w:rPr/>
-            </w:pPr>
-            <w:r>
-              <w:rPr>
-                <w:color w:val="111111"/>
-                <w:sz w:val="19"/>
-                <w:szCs w:val="19"/>
+              <w:spacing w:line="480" w:lineRule="auto"/>
+              <w:jc w:val="both"/>
+              <w:rPr/>
+            </w:pPr>
+            <w:r>
+              <w:rPr>
+                <w:color w:val="111111"/>
                 <w:rtl w:val="0"/>
               </w:rPr>
               <w:t xml:space="preserve">1:N obligatoria</w:t>
@@ -4285,15 +4139,13 @@
           </w:tcPr>
           <w:p>
             <w:pPr>
-              <w:spacing w:line="240" w:lineRule="auto"/>
-              <w:jc w:val="both"/>
-              <w:rPr/>
-            </w:pPr>
-            <w:r>
-              <w:rPr>
-                <w:color w:val="111111"/>
-                <w:sz w:val="19"/>
-                <w:szCs w:val="19"/>
+              <w:spacing w:line="480" w:lineRule="auto"/>
+              <w:jc w:val="both"/>
+              <w:rPr/>
+            </w:pPr>
+            <w:r>
+              <w:rPr>
+                <w:color w:val="111111"/>
                 <w:rtl w:val="0"/>
               </w:rPr>
               <w:t xml:space="preserve">Cada contenido pertenece a exactamente una categoría.</w:t>
@@ -4323,15 +4175,13 @@
           </w:tcPr>
           <w:p>
             <w:pPr>
-              <w:spacing w:line="240" w:lineRule="auto"/>
-              <w:jc w:val="both"/>
-              <w:rPr/>
-            </w:pPr>
-            <w:r>
-              <w:rPr>
-                <w:color w:val="111111"/>
-                <w:sz w:val="19"/>
-                <w:szCs w:val="19"/>
+              <w:spacing w:line="480" w:lineRule="auto"/>
+              <w:jc w:val="both"/>
+              <w:rPr/>
+            </w:pPr>
+            <w:r>
+              <w:rPr>
+                <w:color w:val="111111"/>
                 <w:rtl w:val="0"/>
               </w:rPr>
               <w:t xml:space="preserve">CONTENIDO &lt;-&gt; GENEROS</w:t>
@@ -4355,15 +4205,13 @@
           </w:tcPr>
           <w:p>
             <w:pPr>
-              <w:spacing w:line="240" w:lineRule="auto"/>
-              <w:jc w:val="both"/>
-              <w:rPr/>
-            </w:pPr>
-            <w:r>
-              <w:rPr>
-                <w:color w:val="111111"/>
-                <w:sz w:val="19"/>
-                <w:szCs w:val="19"/>
+              <w:spacing w:line="480" w:lineRule="auto"/>
+              <w:jc w:val="both"/>
+              <w:rPr/>
+            </w:pPr>
+            <w:r>
+              <w:rPr>
+                <w:color w:val="111111"/>
                 <w:rtl w:val="0"/>
               </w:rPr>
               <w:t xml:space="preserve">N:M (CONTENIDO_GENEROS)</w:t>
@@ -4387,15 +4235,13 @@
           </w:tcPr>
           <w:p>
             <w:pPr>
-              <w:spacing w:line="240" w:lineRule="auto"/>
-              <w:jc w:val="both"/>
-              <w:rPr/>
-            </w:pPr>
-            <w:r>
-              <w:rPr>
-                <w:color w:val="111111"/>
-                <w:sz w:val="19"/>
-                <w:szCs w:val="19"/>
+              <w:spacing w:line="480" w:lineRule="auto"/>
+              <w:jc w:val="both"/>
+              <w:rPr/>
+            </w:pPr>
+            <w:r>
+              <w:rPr>
+                <w:color w:val="111111"/>
                 <w:rtl w:val="0"/>
               </w:rPr>
               <w:t xml:space="preserve">Un contenido puede tener varios géneros; un género puede estar en múltiples contenidos.</w:t>
@@ -4425,15 +4271,13 @@
           </w:tcPr>
           <w:p>
             <w:pPr>
-              <w:spacing w:line="240" w:lineRule="auto"/>
-              <w:jc w:val="both"/>
-              <w:rPr/>
-            </w:pPr>
-            <w:r>
-              <w:rPr>
-                <w:color w:val="111111"/>
-                <w:sz w:val="19"/>
-                <w:szCs w:val="19"/>
+              <w:spacing w:line="480" w:lineRule="auto"/>
+              <w:jc w:val="both"/>
+              <w:rPr/>
+            </w:pPr>
+            <w:r>
+              <w:rPr>
+                <w:color w:val="111111"/>
                 <w:rtl w:val="0"/>
               </w:rPr>
               <w:t xml:space="preserve">CONTENIDO &lt;-&gt; CONTENIDO</w:t>
@@ -4457,15 +4301,13 @@
           </w:tcPr>
           <w:p>
             <w:pPr>
-              <w:spacing w:line="240" w:lineRule="auto"/>
-              <w:jc w:val="both"/>
-              <w:rPr/>
-            </w:pPr>
-            <w:r>
-              <w:rPr>
-                <w:color w:val="111111"/>
-                <w:sz w:val="19"/>
-                <w:szCs w:val="19"/>
+              <w:spacing w:line="480" w:lineRule="auto"/>
+              <w:jc w:val="both"/>
+              <w:rPr/>
+            </w:pPr>
+            <w:r>
+              <w:rPr>
+                <w:color w:val="111111"/>
                 <w:rtl w:val="0"/>
               </w:rPr>
               <w:t xml:space="preserve">N:M reflexiva (CONTENIDO_RELACIONADO)</w:t>
@@ -4489,15 +4331,13 @@
           </w:tcPr>
           <w:p>
             <w:pPr>
-              <w:spacing w:line="240" w:lineRule="auto"/>
-              <w:jc w:val="both"/>
-              <w:rPr/>
-            </w:pPr>
-            <w:r>
-              <w:rPr>
-                <w:color w:val="111111"/>
-                <w:sz w:val="19"/>
-                <w:szCs w:val="19"/>
+              <w:spacing w:line="480" w:lineRule="auto"/>
+              <w:jc w:val="both"/>
+              <w:rPr/>
+            </w:pPr>
+            <w:r>
+              <w:rPr>
+                <w:color w:val="111111"/>
                 <w:rtl w:val="0"/>
               </w:rPr>
               <w:t xml:space="preserve">Un contenido puede estar relacionado con muchos otros (secuela, precuela, remake, spin-off).</w:t>
@@ -4527,15 +4367,13 @@
           </w:tcPr>
           <w:p>
             <w:pPr>
-              <w:spacing w:line="240" w:lineRule="auto"/>
-              <w:jc w:val="both"/>
-              <w:rPr/>
-            </w:pPr>
-            <w:r>
-              <w:rPr>
-                <w:color w:val="111111"/>
-                <w:sz w:val="19"/>
-                <w:szCs w:val="19"/>
+              <w:spacing w:line="480" w:lineRule="auto"/>
+              <w:jc w:val="both"/>
+              <w:rPr/>
+            </w:pPr>
+            <w:r>
+              <w:rPr>
+                <w:color w:val="111111"/>
                 <w:rtl w:val="0"/>
               </w:rPr>
               <w:t xml:space="preserve">CONTENIDO -&gt; TEMPORADAS</w:t>
@@ -4559,15 +4397,13 @@
           </w:tcPr>
           <w:p>
             <w:pPr>
-              <w:spacing w:line="240" w:lineRule="auto"/>
-              <w:jc w:val="both"/>
-              <w:rPr/>
-            </w:pPr>
-            <w:r>
-              <w:rPr>
-                <w:color w:val="111111"/>
-                <w:sz w:val="19"/>
-                <w:szCs w:val="19"/>
+              <w:spacing w:line="480" w:lineRule="auto"/>
+              <w:jc w:val="both"/>
+              <w:rPr/>
+            </w:pPr>
+            <w:r>
+              <w:rPr>
+                <w:color w:val="111111"/>
                 <w:rtl w:val="0"/>
               </w:rPr>
               <w:t xml:space="preserve">1:N opcional</w:t>
@@ -4591,15 +4427,13 @@
           </w:tcPr>
           <w:p>
             <w:pPr>
-              <w:spacing w:line="240" w:lineRule="auto"/>
-              <w:jc w:val="both"/>
-              <w:rPr/>
-            </w:pPr>
-            <w:r>
-              <w:rPr>
-                <w:color w:val="111111"/>
-                <w:sz w:val="19"/>
-                <w:szCs w:val="19"/>
+              <w:spacing w:line="480" w:lineRule="auto"/>
+              <w:jc w:val="both"/>
+              <w:rPr/>
+            </w:pPr>
+            <w:r>
+              <w:rPr>
+                <w:color w:val="111111"/>
                 <w:rtl w:val="0"/>
               </w:rPr>
               <w:t xml:space="preserve">Solo las series y podcasts tienen temporadas. Las películas no.</w:t>
@@ -4629,15 +4463,13 @@
           </w:tcPr>
           <w:p>
             <w:pPr>
-              <w:spacing w:line="240" w:lineRule="auto"/>
-              <w:jc w:val="both"/>
-              <w:rPr/>
-            </w:pPr>
-            <w:r>
-              <w:rPr>
-                <w:color w:val="111111"/>
-                <w:sz w:val="19"/>
-                <w:szCs w:val="19"/>
+              <w:spacing w:line="480" w:lineRule="auto"/>
+              <w:jc w:val="both"/>
+              <w:rPr/>
+            </w:pPr>
+            <w:r>
+              <w:rPr>
+                <w:color w:val="111111"/>
                 <w:rtl w:val="0"/>
               </w:rPr>
               <w:t xml:space="preserve">TEMPORADAS -&gt; EPISODIOS</w:t>
@@ -4661,15 +4493,13 @@
           </w:tcPr>
           <w:p>
             <w:pPr>
-              <w:spacing w:line="240" w:lineRule="auto"/>
-              <w:jc w:val="both"/>
-              <w:rPr/>
-            </w:pPr>
-            <w:r>
-              <w:rPr>
-                <w:color w:val="111111"/>
-                <w:sz w:val="19"/>
-                <w:szCs w:val="19"/>
+              <w:spacing w:line="480" w:lineRule="auto"/>
+              <w:jc w:val="both"/>
+              <w:rPr/>
+            </w:pPr>
+            <w:r>
+              <w:rPr>
+                <w:color w:val="111111"/>
                 <w:rtl w:val="0"/>
               </w:rPr>
               <w:t xml:space="preserve">1:N obligatoria</w:t>
@@ -4693,15 +4523,13 @@
           </w:tcPr>
           <w:p>
             <w:pPr>
-              <w:spacing w:line="240" w:lineRule="auto"/>
-              <w:jc w:val="both"/>
-              <w:rPr/>
-            </w:pPr>
-            <w:r>
-              <w:rPr>
-                <w:color w:val="111111"/>
-                <w:sz w:val="19"/>
-                <w:szCs w:val="19"/>
+              <w:spacing w:line="480" w:lineRule="auto"/>
+              <w:jc w:val="both"/>
+              <w:rPr/>
+            </w:pPr>
+            <w:r>
+              <w:rPr>
+                <w:color w:val="111111"/>
                 <w:rtl w:val="0"/>
               </w:rPr>
               <w:t xml:space="preserve">Cada temporada contiene uno o más episodios.</w:t>
@@ -4731,15 +4559,13 @@
           </w:tcPr>
           <w:p>
             <w:pPr>
-              <w:spacing w:line="240" w:lineRule="auto"/>
-              <w:jc w:val="both"/>
-              <w:rPr/>
-            </w:pPr>
-            <w:r>
-              <w:rPr>
-                <w:color w:val="111111"/>
-                <w:sz w:val="19"/>
-                <w:szCs w:val="19"/>
+              <w:spacing w:line="480" w:lineRule="auto"/>
+              <w:jc w:val="both"/>
+              <w:rPr/>
+            </w:pPr>
+            <w:r>
+              <w:rPr>
+                <w:color w:val="111111"/>
                 <w:rtl w:val="0"/>
               </w:rPr>
               <w:t xml:space="preserve">PERFILES -&gt; REPRODUCCIONES</w:t>
@@ -4763,15 +4589,13 @@
           </w:tcPr>
           <w:p>
             <w:pPr>
-              <w:spacing w:line="240" w:lineRule="auto"/>
-              <w:jc w:val="both"/>
-              <w:rPr/>
-            </w:pPr>
-            <w:r>
-              <w:rPr>
-                <w:color w:val="111111"/>
-                <w:sz w:val="19"/>
-                <w:szCs w:val="19"/>
+              <w:spacing w:line="480" w:lineRule="auto"/>
+              <w:jc w:val="both"/>
+              <w:rPr/>
+            </w:pPr>
+            <w:r>
+              <w:rPr>
+                <w:color w:val="111111"/>
                 <w:rtl w:val="0"/>
               </w:rPr>
               <w:t xml:space="preserve">1:N obligatoria</w:t>
@@ -4795,15 +4619,13 @@
           </w:tcPr>
           <w:p>
             <w:pPr>
-              <w:spacing w:line="240" w:lineRule="auto"/>
-              <w:jc w:val="both"/>
-              <w:rPr/>
-            </w:pPr>
-            <w:r>
-              <w:rPr>
-                <w:color w:val="111111"/>
-                <w:sz w:val="19"/>
-                <w:szCs w:val="19"/>
+              <w:spacing w:line="480" w:lineRule="auto"/>
+              <w:jc w:val="both"/>
+              <w:rPr/>
+            </w:pPr>
+            <w:r>
+              <w:rPr>
+                <w:color w:val="111111"/>
                 <w:rtl w:val="0"/>
               </w:rPr>
               <w:t xml:space="preserve">Un perfil genera muchas reproducciones a lo largo del tiempo.</w:t>
@@ -4833,15 +4655,13 @@
           </w:tcPr>
           <w:p>
             <w:pPr>
-              <w:spacing w:line="240" w:lineRule="auto"/>
-              <w:jc w:val="both"/>
-              <w:rPr/>
-            </w:pPr>
-            <w:r>
-              <w:rPr>
-                <w:color w:val="111111"/>
-                <w:sz w:val="19"/>
-                <w:szCs w:val="19"/>
+              <w:spacing w:line="480" w:lineRule="auto"/>
+              <w:jc w:val="both"/>
+              <w:rPr/>
+            </w:pPr>
+            <w:r>
+              <w:rPr>
+                <w:color w:val="111111"/>
                 <w:rtl w:val="0"/>
               </w:rPr>
               <w:t xml:space="preserve">CONTENIDO -&gt; REPRODUCCIONES</w:t>
@@ -4865,15 +4685,13 @@
           </w:tcPr>
           <w:p>
             <w:pPr>
-              <w:spacing w:line="240" w:lineRule="auto"/>
-              <w:jc w:val="both"/>
-              <w:rPr/>
-            </w:pPr>
-            <w:r>
-              <w:rPr>
-                <w:color w:val="111111"/>
-                <w:sz w:val="19"/>
-                <w:szCs w:val="19"/>
+              <w:spacing w:line="480" w:lineRule="auto"/>
+              <w:jc w:val="both"/>
+              <w:rPr/>
+            </w:pPr>
+            <w:r>
+              <w:rPr>
+                <w:color w:val="111111"/>
                 <w:rtl w:val="0"/>
               </w:rPr>
               <w:t xml:space="preserve">1:N obligatoria</w:t>
@@ -4897,15 +4715,13 @@
           </w:tcPr>
           <w:p>
             <w:pPr>
-              <w:spacing w:line="240" w:lineRule="auto"/>
-              <w:jc w:val="both"/>
-              <w:rPr/>
-            </w:pPr>
-            <w:r>
-              <w:rPr>
-                <w:color w:val="111111"/>
-                <w:sz w:val="19"/>
-                <w:szCs w:val="19"/>
+              <w:spacing w:line="480" w:lineRule="auto"/>
+              <w:jc w:val="both"/>
+              <w:rPr/>
+            </w:pPr>
+            <w:r>
+              <w:rPr>
+                <w:color w:val="111111"/>
                 <w:rtl w:val="0"/>
               </w:rPr>
               <w:t xml:space="preserve">Un contenido puede ser reproducido muchas veces por diferentes perfiles.</w:t>
@@ -4935,15 +4751,13 @@
           </w:tcPr>
           <w:p>
             <w:pPr>
-              <w:spacing w:line="240" w:lineRule="auto"/>
-              <w:jc w:val="both"/>
-              <w:rPr/>
-            </w:pPr>
-            <w:r>
-              <w:rPr>
-                <w:color w:val="111111"/>
-                <w:sz w:val="19"/>
-                <w:szCs w:val="19"/>
+              <w:spacing w:line="480" w:lineRule="auto"/>
+              <w:jc w:val="both"/>
+              <w:rPr/>
+            </w:pPr>
+            <w:r>
+              <w:rPr>
+                <w:color w:val="111111"/>
                 <w:rtl w:val="0"/>
               </w:rPr>
               <w:t xml:space="preserve">EPISODIOS -&gt; REPRODUCCIONES</w:t>
@@ -4967,15 +4781,13 @@
           </w:tcPr>
           <w:p>
             <w:pPr>
-              <w:spacing w:line="240" w:lineRule="auto"/>
-              <w:jc w:val="both"/>
-              <w:rPr/>
-            </w:pPr>
-            <w:r>
-              <w:rPr>
-                <w:color w:val="111111"/>
-                <w:sz w:val="19"/>
-                <w:szCs w:val="19"/>
+              <w:spacing w:line="480" w:lineRule="auto"/>
+              <w:jc w:val="both"/>
+              <w:rPr/>
+            </w:pPr>
+            <w:r>
+              <w:rPr>
+                <w:color w:val="111111"/>
                 <w:rtl w:val="0"/>
               </w:rPr>
               <w:t xml:space="preserve">1:N opcional</w:t>
@@ -4999,15 +4811,13 @@
           </w:tcPr>
           <w:p>
             <w:pPr>
-              <w:spacing w:line="240" w:lineRule="auto"/>
-              <w:jc w:val="both"/>
-              <w:rPr/>
-            </w:pPr>
-            <w:r>
-              <w:rPr>
-                <w:color w:val="111111"/>
-                <w:sz w:val="19"/>
-                <w:szCs w:val="19"/>
+              <w:spacing w:line="480" w:lineRule="auto"/>
+              <w:jc w:val="both"/>
+              <w:rPr/>
+            </w:pPr>
+            <w:r>
+              <w:rPr>
+                <w:color w:val="111111"/>
                 <w:rtl w:val="0"/>
               </w:rPr>
               <w:t xml:space="preserve">Si la reproducción es de un episodio, se registra el id_episodio. NULL en caso contrario.</w:t>
@@ -5037,15 +4847,13 @@
           </w:tcPr>
           <w:p>
             <w:pPr>
-              <w:spacing w:line="240" w:lineRule="auto"/>
-              <w:jc w:val="both"/>
-              <w:rPr/>
-            </w:pPr>
-            <w:r>
-              <w:rPr>
-                <w:color w:val="111111"/>
-                <w:sz w:val="19"/>
-                <w:szCs w:val="19"/>
+              <w:spacing w:line="480" w:lineRule="auto"/>
+              <w:jc w:val="both"/>
+              <w:rPr/>
+            </w:pPr>
+            <w:r>
+              <w:rPr>
+                <w:color w:val="111111"/>
                 <w:rtl w:val="0"/>
               </w:rPr>
               <w:t xml:space="preserve">PERFILES -&gt; CALIFICACIONES</w:t>
@@ -5069,15 +4877,13 @@
           </w:tcPr>
           <w:p>
             <w:pPr>
-              <w:spacing w:line="240" w:lineRule="auto"/>
-              <w:jc w:val="both"/>
-              <w:rPr/>
-            </w:pPr>
-            <w:r>
-              <w:rPr>
-                <w:color w:val="111111"/>
-                <w:sz w:val="19"/>
-                <w:szCs w:val="19"/>
+              <w:spacing w:line="480" w:lineRule="auto"/>
+              <w:jc w:val="both"/>
+              <w:rPr/>
+            </w:pPr>
+            <w:r>
+              <w:rPr>
+                <w:color w:val="111111"/>
                 <w:rtl w:val="0"/>
               </w:rPr>
               <w:t xml:space="preserve">1:N obligatoria</w:t>
@@ -5101,15 +4907,13 @@
           </w:tcPr>
           <w:p>
             <w:pPr>
-              <w:spacing w:line="240" w:lineRule="auto"/>
-              <w:jc w:val="both"/>
-              <w:rPr/>
-            </w:pPr>
-            <w:r>
-              <w:rPr>
-                <w:color w:val="111111"/>
-                <w:sz w:val="19"/>
-                <w:szCs w:val="19"/>
+              <w:spacing w:line="480" w:lineRule="auto"/>
+              <w:jc w:val="both"/>
+              <w:rPr/>
+            </w:pPr>
+            <w:r>
+              <w:rPr>
+                <w:color w:val="111111"/>
                 <w:rtl w:val="0"/>
               </w:rPr>
               <w:t xml:space="preserve">Un perfil puede calificar varios contenidos. Un perfil califica un contenido como máximo una vez.</w:t>
@@ -5139,15 +4943,13 @@
           </w:tcPr>
           <w:p>
             <w:pPr>
-              <w:spacing w:line="240" w:lineRule="auto"/>
-              <w:jc w:val="both"/>
-              <w:rPr/>
-            </w:pPr>
-            <w:r>
-              <w:rPr>
-                <w:color w:val="111111"/>
-                <w:sz w:val="19"/>
-                <w:szCs w:val="19"/>
+              <w:spacing w:line="480" w:lineRule="auto"/>
+              <w:jc w:val="both"/>
+              <w:rPr/>
+            </w:pPr>
+            <w:r>
+              <w:rPr>
+                <w:color w:val="111111"/>
                 <w:rtl w:val="0"/>
               </w:rPr>
               <w:t xml:space="preserve">CONTENIDO -&gt; CALIFICACIONES</w:t>
@@ -5171,15 +4973,13 @@
           </w:tcPr>
           <w:p>
             <w:pPr>
-              <w:spacing w:line="240" w:lineRule="auto"/>
-              <w:jc w:val="both"/>
-              <w:rPr/>
-            </w:pPr>
-            <w:r>
-              <w:rPr>
-                <w:color w:val="111111"/>
-                <w:sz w:val="19"/>
-                <w:szCs w:val="19"/>
+              <w:spacing w:line="480" w:lineRule="auto"/>
+              <w:jc w:val="both"/>
+              <w:rPr/>
+            </w:pPr>
+            <w:r>
+              <w:rPr>
+                <w:color w:val="111111"/>
                 <w:rtl w:val="0"/>
               </w:rPr>
               <w:t xml:space="preserve">1:N obligatoria</w:t>
@@ -5203,15 +5003,13 @@
           </w:tcPr>
           <w:p>
             <w:pPr>
-              <w:spacing w:line="240" w:lineRule="auto"/>
-              <w:jc w:val="both"/>
-              <w:rPr/>
-            </w:pPr>
-            <w:r>
-              <w:rPr>
-                <w:color w:val="111111"/>
-                <w:sz w:val="19"/>
-                <w:szCs w:val="19"/>
+              <w:spacing w:line="480" w:lineRule="auto"/>
+              <w:jc w:val="both"/>
+              <w:rPr/>
+            </w:pPr>
+            <w:r>
+              <w:rPr>
+                <w:color w:val="111111"/>
                 <w:rtl w:val="0"/>
               </w:rPr>
               <w:t xml:space="preserve">Un contenido puede recibir múltiples calificaciones de diferentes perfiles.</w:t>
@@ -5241,15 +5039,13 @@
           </w:tcPr>
           <w:p>
             <w:pPr>
-              <w:spacing w:line="240" w:lineRule="auto"/>
-              <w:jc w:val="both"/>
-              <w:rPr/>
-            </w:pPr>
-            <w:r>
-              <w:rPr>
-                <w:color w:val="111111"/>
-                <w:sz w:val="19"/>
-                <w:szCs w:val="19"/>
+              <w:spacing w:line="480" w:lineRule="auto"/>
+              <w:jc w:val="both"/>
+              <w:rPr/>
+            </w:pPr>
+            <w:r>
+              <w:rPr>
+                <w:color w:val="111111"/>
                 <w:rtl w:val="0"/>
               </w:rPr>
               <w:t xml:space="preserve">PERFILES -&gt; FAVORITOS</w:t>
@@ -5273,15 +5069,13 @@
           </w:tcPr>
           <w:p>
             <w:pPr>
-              <w:spacing w:line="240" w:lineRule="auto"/>
-              <w:jc w:val="both"/>
-              <w:rPr/>
-            </w:pPr>
-            <w:r>
-              <w:rPr>
-                <w:color w:val="111111"/>
-                <w:sz w:val="19"/>
-                <w:szCs w:val="19"/>
+              <w:spacing w:line="480" w:lineRule="auto"/>
+              <w:jc w:val="both"/>
+              <w:rPr/>
+            </w:pPr>
+            <w:r>
+              <w:rPr>
+                <w:color w:val="111111"/>
                 <w:rtl w:val="0"/>
               </w:rPr>
               <w:t xml:space="preserve">1:N obligatoria</w:t>
@@ -5305,15 +5099,13 @@
           </w:tcPr>
           <w:p>
             <w:pPr>
-              <w:spacing w:line="240" w:lineRule="auto"/>
-              <w:jc w:val="both"/>
-              <w:rPr/>
-            </w:pPr>
-            <w:r>
-              <w:rPr>
-                <w:color w:val="111111"/>
-                <w:sz w:val="19"/>
-                <w:szCs w:val="19"/>
+              <w:spacing w:line="480" w:lineRule="auto"/>
+              <w:jc w:val="both"/>
+              <w:rPr/>
+            </w:pPr>
+            <w:r>
+              <w:rPr>
+                <w:color w:val="111111"/>
                 <w:rtl w:val="0"/>
               </w:rPr>
               <w:t xml:space="preserve">Un perfil tiene su propia lista de favoritos. No puede agregar el mismo contenido dos veces.</w:t>
@@ -5343,15 +5135,13 @@
           </w:tcPr>
           <w:p>
             <w:pPr>
-              <w:spacing w:line="240" w:lineRule="auto"/>
-              <w:jc w:val="both"/>
-              <w:rPr/>
-            </w:pPr>
-            <w:r>
-              <w:rPr>
-                <w:color w:val="111111"/>
-                <w:sz w:val="19"/>
-                <w:szCs w:val="19"/>
+              <w:spacing w:line="480" w:lineRule="auto"/>
+              <w:jc w:val="both"/>
+              <w:rPr/>
+            </w:pPr>
+            <w:r>
+              <w:rPr>
+                <w:color w:val="111111"/>
                 <w:rtl w:val="0"/>
               </w:rPr>
               <w:t xml:space="preserve">PERFILES -&gt; REPORTES_INAPROPIADO</w:t>
@@ -5375,15 +5165,13 @@
           </w:tcPr>
           <w:p>
             <w:pPr>
-              <w:spacing w:line="240" w:lineRule="auto"/>
-              <w:jc w:val="both"/>
-              <w:rPr/>
-            </w:pPr>
-            <w:r>
-              <w:rPr>
-                <w:color w:val="111111"/>
-                <w:sz w:val="19"/>
-                <w:szCs w:val="19"/>
+              <w:spacing w:line="480" w:lineRule="auto"/>
+              <w:jc w:val="both"/>
+              <w:rPr/>
+            </w:pPr>
+            <w:r>
+              <w:rPr>
+                <w:color w:val="111111"/>
                 <w:rtl w:val="0"/>
               </w:rPr>
               <w:t xml:space="preserve">1:N obligatoria</w:t>
@@ -5407,15 +5195,13 @@
           </w:tcPr>
           <w:p>
             <w:pPr>
-              <w:spacing w:line="240" w:lineRule="auto"/>
-              <w:jc w:val="both"/>
-              <w:rPr/>
-            </w:pPr>
-            <w:r>
-              <w:rPr>
-                <w:color w:val="111111"/>
-                <w:sz w:val="19"/>
-                <w:szCs w:val="19"/>
+              <w:spacing w:line="480" w:lineRule="auto"/>
+              <w:jc w:val="both"/>
+              <w:rPr/>
+            </w:pPr>
+            <w:r>
+              <w:rPr>
+                <w:color w:val="111111"/>
                 <w:rtl w:val="0"/>
               </w:rPr>
               <w:t xml:space="preserve">Un perfil puede reportar varios contenidos como inapropiados.</w:t>
@@ -5445,15 +5231,13 @@
           </w:tcPr>
           <w:p>
             <w:pPr>
-              <w:spacing w:line="240" w:lineRule="auto"/>
-              <w:jc w:val="both"/>
-              <w:rPr/>
-            </w:pPr>
-            <w:r>
-              <w:rPr>
-                <w:color w:val="111111"/>
-                <w:sz w:val="19"/>
-                <w:szCs w:val="19"/>
+              <w:spacing w:line="480" w:lineRule="auto"/>
+              <w:jc w:val="both"/>
+              <w:rPr/>
+            </w:pPr>
+            <w:r>
+              <w:rPr>
+                <w:color w:val="111111"/>
                 <w:rtl w:val="0"/>
               </w:rPr>
               <w:t xml:space="preserve">USUARIOS -&gt; REPORTES (moderador)</w:t>
@@ -5477,15 +5261,13 @@
           </w:tcPr>
           <w:p>
             <w:pPr>
-              <w:spacing w:line="240" w:lineRule="auto"/>
-              <w:jc w:val="both"/>
-              <w:rPr/>
-            </w:pPr>
-            <w:r>
-              <w:rPr>
-                <w:color w:val="111111"/>
-                <w:sz w:val="19"/>
-                <w:szCs w:val="19"/>
+              <w:spacing w:line="480" w:lineRule="auto"/>
+              <w:jc w:val="both"/>
+              <w:rPr/>
+            </w:pPr>
+            <w:r>
+              <w:rPr>
+                <w:color w:val="111111"/>
                 <w:rtl w:val="0"/>
               </w:rPr>
               <w:t xml:space="preserve">1:N opcional</w:t>
@@ -5509,15 +5291,13 @@
           </w:tcPr>
           <w:p>
             <w:pPr>
-              <w:spacing w:line="240" w:lineRule="auto"/>
-              <w:jc w:val="both"/>
-              <w:rPr/>
-            </w:pPr>
-            <w:r>
-              <w:rPr>
-                <w:color w:val="111111"/>
-                <w:sz w:val="19"/>
-                <w:szCs w:val="19"/>
+              <w:spacing w:line="480" w:lineRule="auto"/>
+              <w:jc w:val="both"/>
+              <w:rPr/>
+            </w:pPr>
+            <w:r>
+              <w:rPr>
+                <w:color w:val="111111"/>
                 <w:rtl w:val="0"/>
               </w:rPr>
               <w:t xml:space="preserve">Un usuario moderador (es_moderador='S') puede resolver múltiples reportes.</w:t>
@@ -5547,15 +5327,13 @@
           </w:tcPr>
           <w:p>
             <w:pPr>
-              <w:spacing w:line="240" w:lineRule="auto"/>
-              <w:jc w:val="both"/>
-              <w:rPr/>
-            </w:pPr>
-            <w:r>
-              <w:rPr>
-                <w:color w:val="111111"/>
-                <w:sz w:val="19"/>
-                <w:szCs w:val="19"/>
+              <w:spacing w:line="480" w:lineRule="auto"/>
+              <w:jc w:val="both"/>
+              <w:rPr/>
+            </w:pPr>
+            <w:r>
+              <w:rPr>
+                <w:color w:val="111111"/>
                 <w:rtl w:val="0"/>
               </w:rPr>
               <w:t xml:space="preserve">DEPARTAMENTOS -&gt; EMPLEADOS</w:t>
@@ -5579,15 +5357,13 @@
           </w:tcPr>
           <w:p>
             <w:pPr>
-              <w:spacing w:line="240" w:lineRule="auto"/>
-              <w:jc w:val="both"/>
-              <w:rPr/>
-            </w:pPr>
-            <w:r>
-              <w:rPr>
-                <w:color w:val="111111"/>
-                <w:sz w:val="19"/>
-                <w:szCs w:val="19"/>
+              <w:spacing w:line="480" w:lineRule="auto"/>
+              <w:jc w:val="both"/>
+              <w:rPr/>
+            </w:pPr>
+            <w:r>
+              <w:rPr>
+                <w:color w:val="111111"/>
                 <w:rtl w:val="0"/>
               </w:rPr>
               <w:t xml:space="preserve">1:N obligatoria</w:t>
@@ -5611,15 +5387,13 @@
           </w:tcPr>
           <w:p>
             <w:pPr>
-              <w:spacing w:line="240" w:lineRule="auto"/>
-              <w:jc w:val="both"/>
-              <w:rPr/>
-            </w:pPr>
-            <w:r>
-              <w:rPr>
-                <w:color w:val="111111"/>
-                <w:sz w:val="19"/>
-                <w:szCs w:val="19"/>
+              <w:spacing w:line="480" w:lineRule="auto"/>
+              <w:jc w:val="both"/>
+              <w:rPr/>
+            </w:pPr>
+            <w:r>
+              <w:rPr>
+                <w:color w:val="111111"/>
                 <w:rtl w:val="0"/>
               </w:rPr>
               <w:t xml:space="preserve">Un departamento agrupa a varios empleados.</w:t>
@@ -5649,15 +5423,13 @@
           </w:tcPr>
           <w:p>
             <w:pPr>
-              <w:spacing w:line="240" w:lineRule="auto"/>
-              <w:jc w:val="both"/>
-              <w:rPr/>
-            </w:pPr>
-            <w:r>
-              <w:rPr>
-                <w:color w:val="111111"/>
-                <w:sz w:val="19"/>
-                <w:szCs w:val="19"/>
+              <w:spacing w:line="480" w:lineRule="auto"/>
+              <w:jc w:val="both"/>
+              <w:rPr/>
+            </w:pPr>
+            <w:r>
+              <w:rPr>
+                <w:color w:val="111111"/>
                 <w:rtl w:val="0"/>
               </w:rPr>
               <w:t xml:space="preserve">EMPLEADOS -&gt; EMPLEADOS</w:t>
@@ -5681,15 +5453,13 @@
           </w:tcPr>
           <w:p>
             <w:pPr>
-              <w:spacing w:line="240" w:lineRule="auto"/>
-              <w:jc w:val="both"/>
-              <w:rPr/>
-            </w:pPr>
-            <w:r>
-              <w:rPr>
-                <w:color w:val="111111"/>
-                <w:sz w:val="19"/>
-                <w:szCs w:val="19"/>
+              <w:spacing w:line="480" w:lineRule="auto"/>
+              <w:jc w:val="both"/>
+              <w:rPr/>
+            </w:pPr>
+            <w:r>
+              <w:rPr>
+                <w:color w:val="111111"/>
                 <w:rtl w:val="0"/>
               </w:rPr>
               <w:t xml:space="preserve">1:N reflexiva (supervisor)</w:t>
@@ -5713,15 +5483,13 @@
           </w:tcPr>
           <w:p>
             <w:pPr>
-              <w:spacing w:line="240" w:lineRule="auto"/>
-              <w:jc w:val="both"/>
-              <w:rPr/>
-            </w:pPr>
-            <w:r>
-              <w:rPr>
-                <w:color w:val="111111"/>
-                <w:sz w:val="19"/>
-                <w:szCs w:val="19"/>
+              <w:spacing w:line="480" w:lineRule="auto"/>
+              <w:jc w:val="both"/>
+              <w:rPr/>
+            </w:pPr>
+            <w:r>
+              <w:rPr>
+                <w:color w:val="111111"/>
                 <w:rtl w:val="0"/>
               </w:rPr>
               <w:t xml:space="preserve">Un empleado puede supervisar a varios. Cada empleado tiene un solo supervisor directo (NULL si no tiene).</w:t>
@@ -5751,15 +5519,13 @@
           </w:tcPr>
           <w:p>
             <w:pPr>
-              <w:spacing w:line="240" w:lineRule="auto"/>
-              <w:jc w:val="both"/>
-              <w:rPr/>
-            </w:pPr>
-            <w:r>
-              <w:rPr>
-                <w:color w:val="111111"/>
-                <w:sz w:val="19"/>
-                <w:szCs w:val="19"/>
+              <w:spacing w:line="480" w:lineRule="auto"/>
+              <w:jc w:val="both"/>
+              <w:rPr/>
+            </w:pPr>
+            <w:r>
+              <w:rPr>
+                <w:color w:val="111111"/>
                 <w:rtl w:val="0"/>
               </w:rPr>
               <w:t xml:space="preserve">EMPLEADOS -&gt; DEPARTAMENTOS (jefe)</w:t>
@@ -5783,15 +5549,13 @@
           </w:tcPr>
           <w:p>
             <w:pPr>
-              <w:spacing w:line="240" w:lineRule="auto"/>
-              <w:jc w:val="both"/>
-              <w:rPr/>
-            </w:pPr>
-            <w:r>
-              <w:rPr>
-                <w:color w:val="111111"/>
-                <w:sz w:val="19"/>
-                <w:szCs w:val="19"/>
+              <w:spacing w:line="480" w:lineRule="auto"/>
+              <w:jc w:val="both"/>
+              <w:rPr/>
+            </w:pPr>
+            <w:r>
+              <w:rPr>
+                <w:color w:val="111111"/>
                 <w:rtl w:val="0"/>
               </w:rPr>
               <w:t xml:space="preserve">1:1 reflexiva ciclica</w:t>
@@ -5815,15 +5579,13 @@
           </w:tcPr>
           <w:p>
             <w:pPr>
-              <w:spacing w:line="240" w:lineRule="auto"/>
-              <w:jc w:val="both"/>
-              <w:rPr/>
-            </w:pPr>
-            <w:r>
-              <w:rPr>
-                <w:color w:val="111111"/>
-                <w:sz w:val="19"/>
-                <w:szCs w:val="19"/>
+              <w:spacing w:line="480" w:lineRule="auto"/>
+              <w:jc w:val="both"/>
+              <w:rPr/>
+            </w:pPr>
+            <w:r>
+              <w:rPr>
+                <w:color w:val="111111"/>
                 <w:rtl w:val="0"/>
               </w:rPr>
               <w:t xml:space="preserve">Un empleado puede ser jefe de un departamento. El jefe debe pertenecer al mismo departamento.</w:t>
@@ -5853,15 +5615,13 @@
           </w:tcPr>
           <w:p>
             <w:pPr>
-              <w:spacing w:line="240" w:lineRule="auto"/>
-              <w:jc w:val="both"/>
-              <w:rPr/>
-            </w:pPr>
-            <w:r>
-              <w:rPr>
-                <w:color w:val="111111"/>
-                <w:sz w:val="19"/>
-                <w:szCs w:val="19"/>
+              <w:spacing w:line="480" w:lineRule="auto"/>
+              <w:jc w:val="both"/>
+              <w:rPr/>
+            </w:pPr>
+            <w:r>
+              <w:rPr>
+                <w:color w:val="111111"/>
                 <w:rtl w:val="0"/>
               </w:rPr>
               <w:t xml:space="preserve">EMPLEADOS -&gt; CONTENIDO</w:t>
@@ -5885,15 +5645,13 @@
           </w:tcPr>
           <w:p>
             <w:pPr>
-              <w:spacing w:line="240" w:lineRule="auto"/>
-              <w:jc w:val="both"/>
-              <w:rPr/>
-            </w:pPr>
-            <w:r>
-              <w:rPr>
-                <w:color w:val="111111"/>
-                <w:sz w:val="19"/>
-                <w:szCs w:val="19"/>
+              <w:spacing w:line="480" w:lineRule="auto"/>
+              <w:jc w:val="both"/>
+              <w:rPr/>
+            </w:pPr>
+            <w:r>
+              <w:rPr>
+                <w:color w:val="111111"/>
                 <w:rtl w:val="0"/>
               </w:rPr>
               <w:t xml:space="preserve">1:N obligatoria</w:t>
@@ -5917,15 +5675,13 @@
           </w:tcPr>
           <w:p>
             <w:pPr>
-              <w:spacing w:line="240" w:lineRule="auto"/>
-              <w:jc w:val="both"/>
-              <w:rPr/>
-            </w:pPr>
-            <w:r>
-              <w:rPr>
-                <w:color w:val="111111"/>
-                <w:sz w:val="19"/>
-                <w:szCs w:val="19"/>
+              <w:spacing w:line="480" w:lineRule="auto"/>
+              <w:jc w:val="both"/>
+              <w:rPr/>
+            </w:pPr>
+            <w:r>
+              <w:rPr>
+                <w:color w:val="111111"/>
                 <w:rtl w:val="0"/>
               </w:rPr>
               <w:t xml:space="preserve">Cada contenido tiene un empleado responsable de su publicación (del departamento Contenido).</w:t>
@@ -5941,7 +5697,7 @@
     </w:tbl>
     <w:p>
       <w:pPr>
-        <w:spacing w:after="80" w:before="80" w:line="240" w:lineRule="auto"/>
+        <w:spacing w:after="80" w:before="80" w:line="480" w:lineRule="auto"/>
         <w:jc w:val="both"/>
         <w:rPr/>
       </w:pPr>
@@ -5956,21 +5712,21 @@
         <w:pStyle w:val="Heading2"/>
         <w:keepNext w:val="0"/>
         <w:keepLines w:val="0"/>
-        <w:spacing w:after="80" w:before="200" w:line="240" w:lineRule="auto"/>
+        <w:spacing w:after="80" w:before="200" w:line="480" w:lineRule="auto"/>
         <w:jc w:val="both"/>
         <w:rPr>
           <w:b w:val="1"/>
           <w:bCs w:val="1"/>
-          <w:sz w:val="24"/>
-          <w:szCs w:val="24"/>
+          <w:sz w:val="22"/>
+          <w:szCs w:val="22"/>
         </w:rPr>
       </w:pPr>
       <w:r>
         <w:rPr>
           <w:b w:val="1"/>
           <w:bCs w:val="1"/>
-          <w:sz w:val="24"/>
-          <w:szCs w:val="24"/>
+          <w:sz w:val="22"/>
+          <w:szCs w:val="22"/>
           <w:rtl w:val="0"/>
         </w:rPr>
         <w:t xml:space="preserve">2.3 Relaciones Reflexivas y No Triviales</w:t>
@@ -5978,7 +5734,7 @@
     </w:p>
     <w:p>
       <w:pPr>
-        <w:spacing w:after="80" w:before="80" w:line="240" w:lineRule="auto"/>
+        <w:spacing w:after="80" w:before="80" w:line="480" w:lineRule="auto"/>
         <w:jc w:val="both"/>
         <w:rPr/>
       </w:pPr>
@@ -5997,7 +5753,7 @@
     </w:p>
     <w:p>
       <w:pPr>
-        <w:spacing w:after="80" w:before="80" w:line="240" w:lineRule="auto"/>
+        <w:spacing w:after="80" w:before="80" w:line="480" w:lineRule="auto"/>
         <w:jc w:val="both"/>
         <w:rPr/>
       </w:pPr>
@@ -6045,7 +5801,7 @@
           </w:tcPr>
           <w:p>
             <w:pPr>
-              <w:spacing w:line="240" w:lineRule="auto"/>
+              <w:spacing w:line="480" w:lineRule="auto"/>
               <w:jc w:val="both"/>
               <w:rPr/>
             </w:pPr>
@@ -6054,8 +5810,6 @@
                 <w:b w:val="1"/>
                 <w:bCs w:val="1"/>
                 <w:color w:val="ffffff"/>
-                <w:sz w:val="20"/>
-                <w:szCs w:val="20"/>
                 <w:rtl w:val="0"/>
               </w:rPr>
               <w:t xml:space="preserve">Relación reflexiva</w:t>
@@ -6079,7 +5833,7 @@
           </w:tcPr>
           <w:p>
             <w:pPr>
-              <w:spacing w:line="240" w:lineRule="auto"/>
+              <w:spacing w:line="480" w:lineRule="auto"/>
               <w:jc w:val="both"/>
               <w:rPr/>
             </w:pPr>
@@ -6088,8 +5842,6 @@
                 <w:b w:val="1"/>
                 <w:bCs w:val="1"/>
                 <w:color w:val="ffffff"/>
-                <w:sz w:val="20"/>
-                <w:szCs w:val="20"/>
                 <w:rtl w:val="0"/>
               </w:rPr>
               <w:t xml:space="preserve">Tipo</w:t>
@@ -6113,7 +5865,7 @@
           </w:tcPr>
           <w:p>
             <w:pPr>
-              <w:spacing w:line="240" w:lineRule="auto"/>
+              <w:spacing w:line="480" w:lineRule="auto"/>
               <w:jc w:val="both"/>
               <w:rPr/>
             </w:pPr>
@@ -6122,8 +5874,6 @@
                 <w:b w:val="1"/>
                 <w:bCs w:val="1"/>
                 <w:color w:val="ffffff"/>
-                <w:sz w:val="20"/>
-                <w:szCs w:val="20"/>
                 <w:rtl w:val="0"/>
               </w:rPr>
               <w:t xml:space="preserve">Justificación</w:t>
@@ -6153,15 +5903,13 @@
           </w:tcPr>
           <w:p>
             <w:pPr>
-              <w:spacing w:line="240" w:lineRule="auto"/>
-              <w:jc w:val="both"/>
-              <w:rPr/>
-            </w:pPr>
-            <w:r>
-              <w:rPr>
-                <w:color w:val="111111"/>
-                <w:sz w:val="19"/>
-                <w:szCs w:val="19"/>
+              <w:spacing w:line="480" w:lineRule="auto"/>
+              <w:jc w:val="both"/>
+              <w:rPr/>
+            </w:pPr>
+            <w:r>
+              <w:rPr>
+                <w:color w:val="111111"/>
                 <w:rtl w:val="0"/>
               </w:rPr>
               <w:t xml:space="preserve">USUARIOS -&gt; USUARIOS</w:t>
@@ -6185,15 +5933,13 @@
           </w:tcPr>
           <w:p>
             <w:pPr>
-              <w:spacing w:line="240" w:lineRule="auto"/>
-              <w:jc w:val="both"/>
-              <w:rPr/>
-            </w:pPr>
-            <w:r>
-              <w:rPr>
-                <w:color w:val="111111"/>
-                <w:sz w:val="19"/>
-                <w:szCs w:val="19"/>
+              <w:spacing w:line="480" w:lineRule="auto"/>
+              <w:jc w:val="both"/>
+              <w:rPr/>
+            </w:pPr>
+            <w:r>
+              <w:rPr>
+                <w:color w:val="111111"/>
                 <w:rtl w:val="0"/>
               </w:rPr>
               <w:t xml:space="preserve">1:N</w:t>
@@ -6217,15 +5963,13 @@
           </w:tcPr>
           <w:p>
             <w:pPr>
-              <w:spacing w:line="240" w:lineRule="auto"/>
-              <w:jc w:val="both"/>
-              <w:rPr/>
-            </w:pPr>
-            <w:r>
-              <w:rPr>
-                <w:color w:val="111111"/>
-                <w:sz w:val="19"/>
-                <w:szCs w:val="19"/>
+              <w:spacing w:line="480" w:lineRule="auto"/>
+              <w:jc w:val="both"/>
+              <w:rPr/>
+            </w:pPr>
+            <w:r>
+              <w:rPr>
+                <w:color w:val="111111"/>
                 <w:rtl w:val="0"/>
               </w:rPr>
               <w:t xml:space="preserve">Campo id_referidor en USUARIOS: registra el usuario que refirió a otro. NULL si no fue referido. Implementa el programa de referidos y el descuento en PAGOS.</w:t>
@@ -6255,15 +5999,13 @@
           </w:tcPr>
           <w:p>
             <w:pPr>
-              <w:spacing w:line="240" w:lineRule="auto"/>
-              <w:jc w:val="both"/>
-              <w:rPr/>
-            </w:pPr>
-            <w:r>
-              <w:rPr>
-                <w:color w:val="111111"/>
-                <w:sz w:val="19"/>
-                <w:szCs w:val="19"/>
+              <w:spacing w:line="480" w:lineRule="auto"/>
+              <w:jc w:val="both"/>
+              <w:rPr/>
+            </w:pPr>
+            <w:r>
+              <w:rPr>
+                <w:color w:val="111111"/>
                 <w:rtl w:val="0"/>
               </w:rPr>
               <w:t xml:space="preserve">EMPLEADOS -&gt; EMPLEADOS</w:t>
@@ -6287,15 +6029,13 @@
           </w:tcPr>
           <w:p>
             <w:pPr>
-              <w:spacing w:line="240" w:lineRule="auto"/>
-              <w:jc w:val="both"/>
-              <w:rPr/>
-            </w:pPr>
-            <w:r>
-              <w:rPr>
-                <w:color w:val="111111"/>
-                <w:sz w:val="19"/>
-                <w:szCs w:val="19"/>
+              <w:spacing w:line="480" w:lineRule="auto"/>
+              <w:jc w:val="both"/>
+              <w:rPr/>
+            </w:pPr>
+            <w:r>
+              <w:rPr>
+                <w:color w:val="111111"/>
                 <w:rtl w:val="0"/>
               </w:rPr>
               <w:t xml:space="preserve">1:N</w:t>
@@ -6319,15 +6059,13 @@
           </w:tcPr>
           <w:p>
             <w:pPr>
-              <w:spacing w:line="240" w:lineRule="auto"/>
-              <w:jc w:val="both"/>
-              <w:rPr/>
-            </w:pPr>
-            <w:r>
-              <w:rPr>
-                <w:color w:val="111111"/>
-                <w:sz w:val="19"/>
-                <w:szCs w:val="19"/>
+              <w:spacing w:line="480" w:lineRule="auto"/>
+              <w:jc w:val="both"/>
+              <w:rPr/>
+            </w:pPr>
+            <w:r>
+              <w:rPr>
+                <w:color w:val="111111"/>
                 <w:rtl w:val="0"/>
               </w:rPr>
               <w:t xml:space="preserve">Campo id_supervisor en EMPLEADOS: cada empleado tiene un solo supervisor directo. NULL si no tiene supervisor. Modela la jerarquía interna por departamento.</w:t>
@@ -6357,15 +6095,13 @@
           </w:tcPr>
           <w:p>
             <w:pPr>
-              <w:spacing w:line="240" w:lineRule="auto"/>
-              <w:jc w:val="both"/>
-              <w:rPr/>
-            </w:pPr>
-            <w:r>
-              <w:rPr>
-                <w:color w:val="111111"/>
-                <w:sz w:val="19"/>
-                <w:szCs w:val="19"/>
+              <w:spacing w:line="480" w:lineRule="auto"/>
+              <w:jc w:val="both"/>
+              <w:rPr/>
+            </w:pPr>
+            <w:r>
+              <w:rPr>
+                <w:color w:val="111111"/>
                 <w:rtl w:val="0"/>
               </w:rPr>
               <w:t xml:space="preserve">EMPLEADOS &lt;-&gt; DEPARTAMENTOS</w:t>
@@ -6389,15 +6125,13 @@
           </w:tcPr>
           <w:p>
             <w:pPr>
-              <w:spacing w:line="240" w:lineRule="auto"/>
-              <w:jc w:val="both"/>
-              <w:rPr/>
-            </w:pPr>
-            <w:r>
-              <w:rPr>
-                <w:color w:val="111111"/>
-                <w:sz w:val="19"/>
-                <w:szCs w:val="19"/>
+              <w:spacing w:line="480" w:lineRule="auto"/>
+              <w:jc w:val="both"/>
+              <w:rPr/>
+            </w:pPr>
+            <w:r>
+              <w:rPr>
+                <w:color w:val="111111"/>
                 <w:rtl w:val="0"/>
               </w:rPr>
               <w:t xml:space="preserve">Ciclica</w:t>
@@ -6421,15 +6155,13 @@
           </w:tcPr>
           <w:p>
             <w:pPr>
-              <w:spacing w:line="240" w:lineRule="auto"/>
-              <w:jc w:val="both"/>
-              <w:rPr/>
-            </w:pPr>
-            <w:r>
-              <w:rPr>
-                <w:color w:val="111111"/>
-                <w:sz w:val="19"/>
-                <w:szCs w:val="19"/>
+              <w:spacing w:line="480" w:lineRule="auto"/>
+              <w:jc w:val="both"/>
+              <w:rPr/>
+            </w:pPr>
+            <w:r>
+              <w:rPr>
+                <w:color w:val="111111"/>
                 <w:rtl w:val="0"/>
               </w:rPr>
               <w:t xml:space="preserve">Campo id_jefe en DEPARTAMENTOS apunta a EMPLEADOS, y EMPLEADOS.id_departamento apunta a DEPARTAMENTOS. El jefe es empleado del mismo departamento que dirige.</w:t>
@@ -6459,15 +6191,13 @@
           </w:tcPr>
           <w:p>
             <w:pPr>
-              <w:spacing w:line="240" w:lineRule="auto"/>
-              <w:jc w:val="both"/>
-              <w:rPr/>
-            </w:pPr>
-            <w:r>
-              <w:rPr>
-                <w:color w:val="111111"/>
-                <w:sz w:val="19"/>
-                <w:szCs w:val="19"/>
+              <w:spacing w:line="480" w:lineRule="auto"/>
+              <w:jc w:val="both"/>
+              <w:rPr/>
+            </w:pPr>
+            <w:r>
+              <w:rPr>
+                <w:color w:val="111111"/>
                 <w:rtl w:val="0"/>
               </w:rPr>
               <w:t xml:space="preserve">CONTENIDO &lt;-&gt; CONTENIDO</w:t>
@@ -6491,15 +6221,13 @@
           </w:tcPr>
           <w:p>
             <w:pPr>
-              <w:spacing w:line="240" w:lineRule="auto"/>
-              <w:jc w:val="both"/>
-              <w:rPr/>
-            </w:pPr>
-            <w:r>
-              <w:rPr>
-                <w:color w:val="111111"/>
-                <w:sz w:val="19"/>
-                <w:szCs w:val="19"/>
+              <w:spacing w:line="480" w:lineRule="auto"/>
+              <w:jc w:val="both"/>
+              <w:rPr/>
+            </w:pPr>
+            <w:r>
+              <w:rPr>
+                <w:color w:val="111111"/>
                 <w:rtl w:val="0"/>
               </w:rPr>
               <w:t xml:space="preserve">N:M</w:t>
@@ -6523,15 +6251,13 @@
           </w:tcPr>
           <w:p>
             <w:pPr>
-              <w:spacing w:line="240" w:lineRule="auto"/>
-              <w:jc w:val="both"/>
-              <w:rPr/>
-            </w:pPr>
-            <w:r>
-              <w:rPr>
-                <w:color w:val="111111"/>
-                <w:sz w:val="19"/>
-                <w:szCs w:val="19"/>
+              <w:spacing w:line="480" w:lineRule="auto"/>
+              <w:jc w:val="both"/>
+              <w:rPr/>
+            </w:pPr>
+            <w:r>
+              <w:rPr>
+                <w:color w:val="111111"/>
                 <w:rtl w:val="0"/>
               </w:rPr>
               <w:t xml:space="preserve">Tabla CONTENIDO_RELACIONADO con PK compuesta (id_origen, id_destino) y atributo tipo_relacion. Permite registrar secuelas, precuelas, remakes, spin-offs entre contenidos del mismo o diferente tipo.</w:t>
@@ -6547,7 +6273,8 @@
     </w:tbl>
     <w:p>
       <w:pPr>
-        <w:spacing w:after="80" w:before="80" w:line="240" w:lineRule="auto"/>
+        <w:spacing w:after="80" w:before="80" w:line="480" w:lineRule="auto"/>
+        <w:jc w:val="both"/>
         <w:rPr/>
       </w:pPr>
       <w:r>
@@ -6561,20 +6288,21 @@
         <w:pStyle w:val="Heading2"/>
         <w:keepNext w:val="0"/>
         <w:keepLines w:val="0"/>
-        <w:spacing w:after="80" w:before="200" w:line="240" w:lineRule="auto"/>
+        <w:spacing w:after="80" w:before="200" w:line="480" w:lineRule="auto"/>
+        <w:jc w:val="both"/>
         <w:rPr>
           <w:b w:val="1"/>
           <w:bCs w:val="1"/>
-          <w:sz w:val="24"/>
-          <w:szCs w:val="24"/>
+          <w:sz w:val="22"/>
+          <w:szCs w:val="22"/>
         </w:rPr>
       </w:pPr>
       <w:r>
         <w:rPr>
           <w:b w:val="1"/>
           <w:bCs w:val="1"/>
-          <w:sz w:val="24"/>
-          <w:szCs w:val="24"/>
+          <w:sz w:val="22"/>
+          <w:szCs w:val="22"/>
           <w:rtl w:val="0"/>
         </w:rPr>
         <w:t xml:space="preserve">2.4 Normalización</w:t>
@@ -6608,13 +6336,14 @@
         <w:spacing w:after="40" w:before="40" w:line="480" w:lineRule="auto"/>
         <w:ind w:left="720" w:hanging="360"/>
         <w:jc w:val="both"/>
-        <w:rPr/>
+        <w:rPr>
+          <w:sz w:val="22"/>
+          <w:szCs w:val="22"/>
+        </w:rPr>
       </w:pPr>
       <w:r>
         <w:rPr>
           <w:color w:val="111111"/>
-          <w:sz w:val="20"/>
-          <w:szCs w:val="20"/>
           <w:rtl w:val="0"/>
         </w:rPr>
         <w:t xml:space="preserve">1FN: todos los atributos son atómicos. Los generos múltiples de un contenido se resuelven con la tabla intermedia CONTENIDO_GENEROS, no con campos repetidos.</w:t>
@@ -6634,13 +6363,14 @@
         <w:spacing w:after="40" w:before="40" w:line="480" w:lineRule="auto"/>
         <w:ind w:left="720" w:hanging="360"/>
         <w:jc w:val="both"/>
-        <w:rPr/>
+        <w:rPr>
+          <w:sz w:val="22"/>
+          <w:szCs w:val="22"/>
+        </w:rPr>
       </w:pPr>
       <w:r>
         <w:rPr>
           <w:color w:val="111111"/>
-          <w:sz w:val="20"/>
-          <w:szCs w:val="20"/>
           <w:rtl w:val="0"/>
         </w:rPr>
         <w:t xml:space="preserve">2FN: no existen dependencias parciales de la clave primaria. En las tablas con PK compuesta (CONTENIDO_GENEROS, CONTENIDO_RELACIONADO), todos los atributos no clave dependen de la PK completa.</w:t>
@@ -6660,13 +6390,14 @@
         <w:spacing w:after="40" w:before="40" w:line="480" w:lineRule="auto"/>
         <w:ind w:left="720" w:hanging="360"/>
         <w:jc w:val="both"/>
-        <w:rPr/>
+        <w:rPr>
+          <w:sz w:val="22"/>
+          <w:szCs w:val="22"/>
+        </w:rPr>
       </w:pPr>
       <w:r>
         <w:rPr>
           <w:color w:val="111111"/>
-          <w:sz w:val="20"/>
-          <w:szCs w:val="20"/>
           <w:rtl w:val="0"/>
         </w:rPr>
         <w:t xml:space="preserve">3FN: no existen dependencias transitivas. Los atributos del plan (precio, calidad, max_pantallas) residen en PLANES, no desnormalizados en USUARIOS. Los atributos del departamento residen en DEPARTAMENTOS, no en EMPLEADOS.</w:t>
@@ -6682,20 +6413,21 @@
         <w:pStyle w:val="Heading1"/>
         <w:keepNext w:val="0"/>
         <w:keepLines w:val="0"/>
-        <w:spacing w:after="120" w:before="320" w:line="240" w:lineRule="auto"/>
+        <w:spacing w:after="120" w:before="320" w:line="480" w:lineRule="auto"/>
+        <w:jc w:val="both"/>
         <w:rPr>
           <w:b w:val="1"/>
           <w:bCs w:val="1"/>
-          <w:sz w:val="28"/>
-          <w:szCs w:val="28"/>
+          <w:sz w:val="22"/>
+          <w:szCs w:val="22"/>
         </w:rPr>
       </w:pPr>
       <w:r>
         <w:rPr>
           <w:b w:val="1"/>
           <w:bCs w:val="1"/>
-          <w:sz w:val="28"/>
-          <w:szCs w:val="28"/>
+          <w:sz w:val="22"/>
+          <w:szCs w:val="22"/>
           <w:rtl w:val="0"/>
         </w:rPr>
         <w:t xml:space="preserve">3. Esquema de Almacenamiento</w:t>
@@ -6703,7 +6435,8 @@
     </w:p>
     <w:p>
       <w:pPr>
-        <w:spacing w:after="80" w:before="80" w:line="240" w:lineRule="auto"/>
+        <w:spacing w:after="80" w:before="80" w:line="480" w:lineRule="auto"/>
+        <w:jc w:val="both"/>
         <w:rPr/>
       </w:pPr>
       <w:r>
@@ -6717,15 +6450,14 @@
         <w:pBdr>
           <w:left w:color="aaaaaa" w:space="10" w:sz="12" w:val="single"/>
         </w:pBdr>
-        <w:spacing w:after="80" w:before="80" w:line="240" w:lineRule="auto"/>
+        <w:spacing w:after="80" w:before="80" w:line="480" w:lineRule="auto"/>
+        <w:jc w:val="both"/>
         <w:rPr/>
       </w:pPr>
       <w:r>
         <w:rPr>
           <w:i w:val="1"/>
           <w:iCs w:val="1"/>
-          <w:sz w:val="20"/>
-          <w:szCs w:val="20"/>
           <w:rtl w:val="0"/>
         </w:rPr>
         <w:t xml:space="preserve">MOD-2 creó cuatro tablespaces Oracle en XEPDB1 mediante el script Flyway V1__tablespaces.sql. Cada tablespace recibe un datafile dedicado cuya ruta se configura por integrante mediante el placeholder ${ruta_base} en application.properties (ver README). A continuación se describe cada tablespace con sus propiedades y la asignación prevista de tablas.</w:t>
@@ -6739,7 +6471,7 @@
     <w:p>
       <w:pPr>
         <w:widowControl w:val="0"/>
-        <w:spacing w:after="200" w:before="200" w:line="240" w:lineRule="auto"/>
+        <w:spacing w:after="200" w:before="200" w:line="480" w:lineRule="auto"/>
         <w:jc w:val="both"/>
         <w:rPr>
           <w:i w:val="1"/>
@@ -6764,7 +6496,7 @@
     <w:p>
       <w:pPr>
         <w:widowControl w:val="0"/>
-        <w:spacing w:after="200" w:before="200" w:line="240" w:lineRule="auto"/>
+        <w:spacing w:after="200" w:before="200" w:line="480" w:lineRule="auto"/>
         <w:jc w:val="both"/>
         <w:rPr>
           <w:i w:val="1"/>
@@ -6789,7 +6521,7 @@
     <w:p>
       <w:pPr>
         <w:widowControl w:val="0"/>
-        <w:spacing w:after="200" w:before="200" w:line="240" w:lineRule="auto"/>
+        <w:spacing w:after="200" w:before="200" w:line="480" w:lineRule="auto"/>
         <w:jc w:val="both"/>
         <w:rPr>
           <w:i w:val="1"/>
@@ -6814,7 +6546,7 @@
     <w:p>
       <w:pPr>
         <w:widowControl w:val="0"/>
-        <w:spacing w:after="200" w:before="200" w:line="240" w:lineRule="auto"/>
+        <w:spacing w:after="200" w:before="200" w:line="480" w:lineRule="auto"/>
         <w:jc w:val="both"/>
         <w:rPr>
           <w:i w:val="1"/>
@@ -6839,7 +6571,7 @@
     <w:p>
       <w:pPr>
         <w:widowControl w:val="0"/>
-        <w:spacing w:after="200" w:before="200" w:line="240" w:lineRule="auto"/>
+        <w:spacing w:after="200" w:before="200" w:line="480" w:lineRule="auto"/>
         <w:jc w:val="both"/>
         <w:rPr>
           <w:i w:val="1"/>
@@ -6860,7 +6592,7 @@
     <w:p>
       <w:pPr>
         <w:widowControl w:val="0"/>
-        <w:spacing w:after="200" w:before="200" w:line="240" w:lineRule="auto"/>
+        <w:spacing w:after="200" w:before="200" w:line="480" w:lineRule="auto"/>
         <w:jc w:val="both"/>
         <w:rPr>
           <w:i w:val="1"/>
@@ -6881,7 +6613,7 @@
     <w:p>
       <w:pPr>
         <w:widowControl w:val="0"/>
-        <w:spacing w:after="200" w:before="200" w:line="240" w:lineRule="auto"/>
+        <w:spacing w:after="200" w:before="200" w:line="480" w:lineRule="auto"/>
         <w:jc w:val="both"/>
         <w:rPr>
           <w:i w:val="1"/>
@@ -6902,7 +6634,7 @@
     <w:p>
       <w:pPr>
         <w:widowControl w:val="0"/>
-        <w:spacing w:after="200" w:before="200" w:line="240" w:lineRule="auto"/>
+        <w:spacing w:after="200" w:before="200" w:line="480" w:lineRule="auto"/>
         <w:jc w:val="both"/>
         <w:rPr>
           <w:i w:val="1"/>
@@ -6927,7 +6659,7 @@
     <w:p>
       <w:pPr>
         <w:widowControl w:val="0"/>
-        <w:spacing w:after="200" w:before="200" w:line="240" w:lineRule="auto"/>
+        <w:spacing w:after="200" w:before="200" w:line="480" w:lineRule="auto"/>
         <w:jc w:val="both"/>
         <w:rPr>
           <w:i w:val="1"/>
@@ -6952,7 +6684,7 @@
     <w:p>
       <w:pPr>
         <w:widowControl w:val="0"/>
-        <w:spacing w:after="200" w:before="200" w:line="240" w:lineRule="auto"/>
+        <w:spacing w:after="200" w:before="200" w:line="480" w:lineRule="auto"/>
         <w:jc w:val="both"/>
         <w:rPr>
           <w:i w:val="1"/>
@@ -6977,7 +6709,7 @@
     <w:p>
       <w:pPr>
         <w:widowControl w:val="0"/>
-        <w:spacing w:after="200" w:before="200" w:line="240" w:lineRule="auto"/>
+        <w:spacing w:after="200" w:before="200" w:line="480" w:lineRule="auto"/>
         <w:jc w:val="both"/>
         <w:rPr>
           <w:i w:val="1"/>
@@ -7002,7 +6734,7 @@
     <w:p>
       <w:pPr>
         <w:widowControl w:val="0"/>
-        <w:spacing w:after="200" w:before="200" w:line="240" w:lineRule="auto"/>
+        <w:spacing w:after="200" w:before="200" w:line="480" w:lineRule="auto"/>
         <w:jc w:val="both"/>
         <w:rPr>
           <w:i w:val="1"/>
@@ -7027,7 +6759,7 @@
     <w:p>
       <w:pPr>
         <w:widowControl w:val="0"/>
-        <w:spacing w:after="200" w:before="200" w:line="240" w:lineRule="auto"/>
+        <w:spacing w:after="200" w:before="200" w:line="480" w:lineRule="auto"/>
         <w:jc w:val="both"/>
         <w:rPr>
           <w:i w:val="1"/>
@@ -7048,7 +6780,7 @@
     <w:p>
       <w:pPr>
         <w:widowControl w:val="0"/>
-        <w:spacing w:after="200" w:before="200" w:line="240" w:lineRule="auto"/>
+        <w:spacing w:after="200" w:before="200" w:line="480" w:lineRule="auto"/>
         <w:jc w:val="both"/>
         <w:rPr>
           <w:i w:val="1"/>
@@ -7073,7 +6805,7 @@
     <w:p>
       <w:pPr>
         <w:widowControl w:val="0"/>
-        <w:spacing w:after="200" w:before="200" w:line="240" w:lineRule="auto"/>
+        <w:spacing w:after="200" w:before="200" w:line="480" w:lineRule="auto"/>
         <w:jc w:val="both"/>
         <w:rPr>
           <w:i w:val="1"/>
@@ -7098,7 +6830,7 @@
     <w:p>
       <w:pPr>
         <w:widowControl w:val="0"/>
-        <w:spacing w:after="200" w:before="200" w:line="240" w:lineRule="auto"/>
+        <w:spacing w:after="200" w:before="200" w:line="480" w:lineRule="auto"/>
         <w:jc w:val="both"/>
         <w:rPr>
           <w:i w:val="1"/>
@@ -7123,7 +6855,7 @@
     <w:p>
       <w:pPr>
         <w:widowControl w:val="0"/>
-        <w:spacing w:after="200" w:before="200" w:line="240" w:lineRule="auto"/>
+        <w:spacing w:after="200" w:before="200" w:line="480" w:lineRule="auto"/>
         <w:jc w:val="both"/>
         <w:rPr>
           <w:i w:val="1"/>
@@ -7148,7 +6880,7 @@
     <w:p>
       <w:pPr>
         <w:widowControl w:val="0"/>
-        <w:spacing w:after="200" w:before="200" w:line="240" w:lineRule="auto"/>
+        <w:spacing w:after="200" w:before="200" w:line="480" w:lineRule="auto"/>
         <w:jc w:val="both"/>
         <w:rPr>
           <w:i w:val="1"/>
@@ -7169,7 +6901,7 @@
     <w:p>
       <w:pPr>
         <w:widowControl w:val="0"/>
-        <w:spacing w:after="200" w:before="200" w:line="240" w:lineRule="auto"/>
+        <w:spacing w:after="200" w:before="200" w:line="480" w:lineRule="auto"/>
         <w:jc w:val="both"/>
         <w:rPr>
           <w:i w:val="1"/>
@@ -7190,7 +6922,7 @@
     <w:p>
       <w:pPr>
         <w:widowControl w:val="0"/>
-        <w:spacing w:after="200" w:before="200" w:line="240" w:lineRule="auto"/>
+        <w:spacing w:after="200" w:before="200" w:line="480" w:lineRule="auto"/>
         <w:jc w:val="both"/>
         <w:rPr>
           <w:i w:val="1"/>
@@ -7215,7 +6947,7 @@
     <w:p>
       <w:pPr>
         <w:widowControl w:val="0"/>
-        <w:spacing w:after="200" w:before="200" w:line="240" w:lineRule="auto"/>
+        <w:spacing w:after="200" w:before="200" w:line="480" w:lineRule="auto"/>
         <w:jc w:val="both"/>
         <w:rPr>
           <w:i w:val="1"/>
@@ -7240,7 +6972,7 @@
     <w:p>
       <w:pPr>
         <w:widowControl w:val="0"/>
-        <w:spacing w:after="200" w:before="200" w:line="240" w:lineRule="auto"/>
+        <w:spacing w:after="200" w:before="200" w:line="480" w:lineRule="auto"/>
         <w:jc w:val="both"/>
         <w:rPr>
           <w:i w:val="1"/>
@@ -7265,7 +6997,7 @@
     <w:p>
       <w:pPr>
         <w:widowControl w:val="0"/>
-        <w:spacing w:after="200" w:before="200" w:line="240" w:lineRule="auto"/>
+        <w:spacing w:after="200" w:before="200" w:line="480" w:lineRule="auto"/>
         <w:jc w:val="both"/>
         <w:rPr>
           <w:i w:val="1"/>
@@ -7290,7 +7022,7 @@
     <w:p>
       <w:pPr>
         <w:widowControl w:val="0"/>
-        <w:spacing w:after="200" w:before="200" w:line="240" w:lineRule="auto"/>
+        <w:spacing w:after="200" w:before="200" w:line="480" w:lineRule="auto"/>
         <w:jc w:val="both"/>
         <w:rPr>
           <w:i w:val="1"/>
@@ -7311,7 +7043,7 @@
     <w:p>
       <w:pPr>
         <w:widowControl w:val="0"/>
-        <w:spacing w:after="200" w:before="200" w:line="240" w:lineRule="auto"/>
+        <w:spacing w:after="200" w:before="200" w:line="480" w:lineRule="auto"/>
         <w:jc w:val="both"/>
         <w:rPr>
           <w:i w:val="1"/>
@@ -7334,9 +7066,12 @@
         <w:pStyle w:val="Heading2"/>
         <w:keepNext w:val="0"/>
         <w:keepLines w:val="0"/>
-        <w:spacing w:after="120" w:before="320" w:line="240" w:lineRule="auto"/>
+        <w:spacing w:after="120" w:before="320" w:line="480" w:lineRule="auto"/>
+        <w:jc w:val="both"/>
         <w:rPr>
           <w:color w:val="000000"/>
+          <w:sz w:val="22"/>
+          <w:szCs w:val="22"/>
         </w:rPr>
       </w:pPr>
       <w:bookmarkStart w:colFirst="0" w:colLast="0" w:name="_3kmw3l8qmr7" w:id="2"/>
@@ -7346,8 +7081,8 @@
           <w:b w:val="1"/>
           <w:bCs w:val="1"/>
           <w:color w:val="000000"/>
-          <w:sz w:val="24"/>
-          <w:szCs w:val="24"/>
+          <w:sz w:val="22"/>
+          <w:szCs w:val="22"/>
           <w:rtl w:val="0"/>
         </w:rPr>
         <w:t xml:space="preserve">3.1 Asignación Tablas a Tablespace</w:t>
@@ -7360,7 +7095,8 @@
     </w:p>
     <w:p>
       <w:pPr>
-        <w:spacing w:after="80" w:before="80" w:line="240" w:lineRule="auto"/>
+        <w:spacing w:after="80" w:before="80" w:line="480" w:lineRule="auto"/>
+        <w:jc w:val="both"/>
         <w:rPr>
           <w:color w:val="000000"/>
         </w:rPr>
@@ -7376,7 +7112,8 @@
         <w:pBdr>
           <w:left w:color="aaaaaa" w:space="10" w:sz="12" w:val="single"/>
         </w:pBdr>
-        <w:spacing w:after="80" w:before="80" w:line="240" w:lineRule="auto"/>
+        <w:spacing w:after="80" w:before="80" w:line="480" w:lineRule="auto"/>
+        <w:jc w:val="both"/>
         <w:rPr>
           <w:color w:val="000000"/>
         </w:rPr>
@@ -7386,8 +7123,6 @@
           <w:i w:val="1"/>
           <w:iCs w:val="1"/>
           <w:color w:val="000000"/>
-          <w:sz w:val="20"/>
-          <w:szCs w:val="20"/>
           <w:rtl w:val="0"/>
         </w:rPr>
         <w:t xml:space="preserve">La asignación de tablas a tablespace sigue dos criterios: (1) separar datos de índices para reducir contención de I/O, y (2) aislar la tabla de mayor volumen (REPRODUCCIONES) en tablespaces propios por año para soportar particionamiento y facilitar el mantenimiento histórico. La asignación definitiva se ejecutará en MOD-3 mediante la cláusula TABLESPACE en cada CREATE TABLE / CREATE INDEX.</w:t>
@@ -7400,7 +7135,8 @@
     </w:p>
     <w:p>
       <w:pPr>
-        <w:spacing w:after="80" w:before="80" w:line="240" w:lineRule="auto"/>
+        <w:spacing w:after="80" w:before="80" w:line="480" w:lineRule="auto"/>
+        <w:jc w:val="both"/>
         <w:rPr>
           <w:color w:val="000000"/>
         </w:rPr>
@@ -7414,7 +7150,7 @@
     <w:p>
       <w:pPr>
         <w:widowControl w:val="0"/>
-        <w:spacing w:after="200" w:before="200" w:line="240" w:lineRule="auto"/>
+        <w:spacing w:after="200" w:before="200" w:line="480" w:lineRule="auto"/>
         <w:jc w:val="both"/>
         <w:rPr>
           <w:i w:val="1"/>
@@ -7439,7 +7175,7 @@
     <w:p>
       <w:pPr>
         <w:widowControl w:val="0"/>
-        <w:spacing w:after="200" w:before="200" w:line="240" w:lineRule="auto"/>
+        <w:spacing w:after="200" w:before="200" w:line="480" w:lineRule="auto"/>
         <w:jc w:val="both"/>
         <w:rPr>
           <w:i w:val="1"/>
@@ -7464,7 +7200,7 @@
     <w:p>
       <w:pPr>
         <w:widowControl w:val="0"/>
-        <w:spacing w:after="200" w:before="200" w:line="240" w:lineRule="auto"/>
+        <w:spacing w:after="200" w:before="200" w:line="480" w:lineRule="auto"/>
         <w:jc w:val="both"/>
         <w:rPr>
           <w:i w:val="1"/>
@@ -7489,7 +7225,7 @@
     <w:p>
       <w:pPr>
         <w:widowControl w:val="0"/>
-        <w:spacing w:after="200" w:before="200" w:line="240" w:lineRule="auto"/>
+        <w:spacing w:after="200" w:before="200" w:line="480" w:lineRule="auto"/>
         <w:jc w:val="both"/>
         <w:rPr>
           <w:color w:val="000000"/>
@@ -7515,13 +7251,14 @@
         <w:pStyle w:val="Heading2"/>
         <w:keepNext w:val="0"/>
         <w:keepLines w:val="0"/>
-        <w:spacing w:after="120" w:before="320" w:line="240" w:lineRule="auto"/>
+        <w:spacing w:after="120" w:before="320" w:line="480" w:lineRule="auto"/>
+        <w:jc w:val="both"/>
         <w:rPr>
           <w:b w:val="1"/>
           <w:bCs w:val="1"/>
           <w:color w:val="000000"/>
-          <w:sz w:val="24"/>
-          <w:szCs w:val="24"/>
+          <w:sz w:val="22"/>
+          <w:szCs w:val="22"/>
         </w:rPr>
       </w:pPr>
       <w:bookmarkStart w:colFirst="0" w:colLast="0" w:name="_28lcal9ml7ry" w:id="3"/>
@@ -7531,8 +7268,8 @@
           <w:b w:val="1"/>
           <w:bCs w:val="1"/>
           <w:color w:val="000000"/>
-          <w:sz w:val="24"/>
-          <w:szCs w:val="24"/>
+          <w:sz w:val="22"/>
+          <w:szCs w:val="22"/>
           <w:rtl w:val="0"/>
         </w:rPr>
         <w:t xml:space="preserve">3.2 Script de Creación de Tablas y Tablespace</w:t>
@@ -7540,6 +7277,8 @@
     </w:p>
     <w:p>
       <w:pPr>
+        <w:spacing w:line="480" w:lineRule="auto"/>
+        <w:jc w:val="both"/>
         <w:rPr/>
       </w:pPr>
       <w:r>
@@ -7550,6 +7289,8 @@
     </w:p>
     <w:p>
       <w:pPr>
+        <w:spacing w:line="480" w:lineRule="auto"/>
+        <w:jc w:val="both"/>
         <w:rPr/>
       </w:pPr>
       <w:r>
@@ -7567,7 +7308,7 @@
     <w:p>
       <w:pPr>
         <w:widowControl w:val="0"/>
-        <w:spacing w:after="240" w:before="240" w:line="240" w:lineRule="auto"/>
+        <w:spacing w:after="240" w:before="240" w:line="480" w:lineRule="auto"/>
         <w:jc w:val="both"/>
         <w:rPr/>
       </w:pPr>
@@ -7579,8 +7320,6 @@
       </w:r>
       <w:r>
         <w:rPr>
-          <w:rFonts w:ascii="Roboto Mono" w:cs="Roboto Mono" w:eastAsia="Roboto Mono" w:hAnsi="Roboto Mono"/>
-          <w:color w:val="188038"/>
           <w:rtl w:val="0"/>
         </w:rPr>
         <w:t xml:space="preserve">quindioflix-bd2/src/main/resources/db/migration/V2__create_tables.sql</w:t>
@@ -7593,8 +7332,6 @@
       </w:r>
       <w:r>
         <w:rPr>
-          <w:rFonts w:ascii="Roboto Mono" w:cs="Roboto Mono" w:eastAsia="Roboto Mono" w:hAnsi="Roboto Mono"/>
-          <w:color w:val="188038"/>
           <w:rtl w:val="0"/>
         </w:rPr>
         <w:t xml:space="preserve">mvn spring-boot:run</w:t>
@@ -7609,7 +7346,7 @@
     <w:p>
       <w:pPr>
         <w:widowControl w:val="0"/>
-        <w:spacing w:after="240" w:before="240" w:line="240" w:lineRule="auto"/>
+        <w:spacing w:after="240" w:before="240" w:line="480" w:lineRule="auto"/>
         <w:jc w:val="both"/>
         <w:rPr/>
       </w:pPr>
@@ -7623,7 +7360,7 @@
     <w:p>
       <w:pPr>
         <w:widowControl w:val="0"/>
-        <w:spacing w:after="240" w:before="240" w:line="240" w:lineRule="auto"/>
+        <w:spacing w:after="240" w:before="240" w:line="480" w:lineRule="auto"/>
         <w:jc w:val="both"/>
         <w:rPr/>
       </w:pPr>
@@ -7638,7 +7375,7 @@
     <w:p>
       <w:pPr>
         <w:widowControl w:val="0"/>
-        <w:spacing w:after="240" w:before="240" w:line="240" w:lineRule="auto"/>
+        <w:spacing w:after="240" w:before="240" w:line="480" w:lineRule="auto"/>
         <w:jc w:val="both"/>
         <w:rPr>
           <w:b w:val="1"/>
@@ -7657,7 +7394,7 @@
     <w:p>
       <w:pPr>
         <w:widowControl w:val="0"/>
-        <w:spacing w:after="240" w:before="240" w:line="240" w:lineRule="auto"/>
+        <w:spacing w:after="240" w:before="240" w:line="480" w:lineRule="auto"/>
         <w:jc w:val="both"/>
         <w:rPr/>
       </w:pPr>
@@ -7681,7 +7418,7 @@
     <w:p>
       <w:pPr>
         <w:widowControl w:val="0"/>
-        <w:spacing w:after="240" w:before="240" w:line="240" w:lineRule="auto"/>
+        <w:spacing w:after="240" w:before="240" w:line="480" w:lineRule="auto"/>
         <w:jc w:val="both"/>
         <w:rPr/>
       </w:pPr>
@@ -7701,8 +7438,6 @@
       </w:r>
       <w:r>
         <w:rPr>
-          <w:rFonts w:ascii="Roboto Mono" w:cs="Roboto Mono" w:eastAsia="Roboto Mono" w:hAnsi="Roboto Mono"/>
-          <w:color w:val="188038"/>
           <w:rtl w:val="0"/>
         </w:rPr>
         <w:t xml:space="preserve">USING INDEX TABLESPACE ts_quindioflix_indices</w:t>
@@ -7717,7 +7452,7 @@
     <w:p>
       <w:pPr>
         <w:widowControl w:val="0"/>
-        <w:spacing w:after="240" w:before="240" w:line="240" w:lineRule="auto"/>
+        <w:spacing w:after="240" w:before="240" w:line="480" w:lineRule="auto"/>
         <w:jc w:val="both"/>
         <w:rPr/>
       </w:pPr>
@@ -7737,8 +7472,6 @@
       </w:r>
       <w:r>
         <w:rPr>
-          <w:rFonts w:ascii="Roboto Mono" w:cs="Roboto Mono" w:eastAsia="Roboto Mono" w:hAnsi="Roboto Mono"/>
-          <w:color w:val="188038"/>
           <w:rtl w:val="0"/>
         </w:rPr>
         <w:t xml:space="preserve">PARTITION BY RANGE (fecha_hora_inicio)</w:t>
@@ -7753,7 +7486,7 @@
     <w:p>
       <w:pPr>
         <w:widowControl w:val="0"/>
-        <w:spacing w:after="240" w:before="240" w:line="240" w:lineRule="auto"/>
+        <w:spacing w:after="240" w:before="240" w:line="480" w:lineRule="auto"/>
         <w:jc w:val="both"/>
         <w:rPr/>
       </w:pPr>
@@ -7775,13 +7508,11 @@
     <w:p>
       <w:pPr>
         <w:widowControl w:val="0"/>
-        <w:spacing w:after="240" w:before="240" w:line="240" w:lineRule="auto"/>
+        <w:spacing w:after="240" w:before="240" w:line="480" w:lineRule="auto"/>
         <w:jc w:val="both"/>
         <w:rPr>
           <w:i w:val="1"/>
           <w:iCs w:val="1"/>
-          <w:sz w:val="20"/>
-          <w:szCs w:val="20"/>
         </w:rPr>
       </w:pPr>
       <w:r>
@@ -7800,8 +7531,6 @@
       </w:r>
       <w:r>
         <w:rPr>
-          <w:rFonts w:ascii="Roboto Mono" w:cs="Roboto Mono" w:eastAsia="Roboto Mono" w:hAnsi="Roboto Mono"/>
-          <w:color w:val="188038"/>
           <w:rtl w:val="0"/>
         </w:rPr>
         <w:t xml:space="preserve">COMMENT ON TABLE</w:t>
@@ -7814,8 +7543,6 @@
       </w:r>
       <w:r>
         <w:rPr>
-          <w:rFonts w:ascii="Roboto Mono" w:cs="Roboto Mono" w:eastAsia="Roboto Mono" w:hAnsi="Roboto Mono"/>
-          <w:color w:val="188038"/>
           <w:rtl w:val="0"/>
         </w:rPr>
         <w:t xml:space="preserve">COMMENT ON COLUMN</w:t>
@@ -7828,8 +7555,6 @@
       </w:r>
       <w:r>
         <w:rPr>
-          <w:rFonts w:ascii="Roboto Mono" w:cs="Roboto Mono" w:eastAsia="Roboto Mono" w:hAnsi="Roboto Mono"/>
-          <w:color w:val="188038"/>
           <w:rtl w:val="0"/>
         </w:rPr>
         <w:t xml:space="preserve">SELECT * FROM user_tab_comments</w:t>
@@ -7842,8 +7567,6 @@
       </w:r>
       <w:r>
         <w:rPr>
-          <w:rFonts w:ascii="Roboto Mono" w:cs="Roboto Mono" w:eastAsia="Roboto Mono" w:hAnsi="Roboto Mono"/>
-          <w:color w:val="188038"/>
           <w:rtl w:val="0"/>
         </w:rPr>
         <w:t xml:space="preserve">SELECT * FROM user_col_comments</w:t>
@@ -7865,12 +7588,13 @@
         <w:pStyle w:val="Heading2"/>
         <w:keepNext w:val="0"/>
         <w:keepLines w:val="0"/>
-        <w:spacing w:after="120" w:before="320" w:line="240" w:lineRule="auto"/>
+        <w:spacing w:after="120" w:before="320" w:line="480" w:lineRule="auto"/>
+        <w:jc w:val="both"/>
         <w:rPr>
           <w:b w:val="1"/>
           <w:bCs w:val="1"/>
-          <w:sz w:val="24"/>
-          <w:szCs w:val="24"/>
+          <w:sz w:val="22"/>
+          <w:szCs w:val="22"/>
         </w:rPr>
       </w:pPr>
       <w:bookmarkStart w:colFirst="0" w:colLast="0" w:name="_lhz9mtlth8lk" w:id="4"/>
@@ -7879,8 +7603,8 @@
         <w:rPr>
           <w:b w:val="1"/>
           <w:bCs w:val="1"/>
-          <w:sz w:val="24"/>
-          <w:szCs w:val="24"/>
+          <w:sz w:val="22"/>
+          <w:szCs w:val="22"/>
           <w:rtl w:val="0"/>
         </w:rPr>
         <w:t xml:space="preserve">3.3 Prueba del Modelo</w:t>
@@ -7888,7 +7612,8 @@
     </w:p>
     <w:p>
       <w:pPr>
-        <w:spacing w:after="80" w:before="80" w:line="240" w:lineRule="auto"/>
+        <w:spacing w:after="80" w:before="80" w:line="480" w:lineRule="auto"/>
+        <w:jc w:val="both"/>
         <w:rPr/>
       </w:pPr>
       <w:r>
@@ -7897,12 +7622,12 @@
           <wp:inline distB="114300" distT="114300" distL="114300" distR="114300">
             <wp:extent cx="5731200" cy="7480300"/>
             <wp:effectExtent b="0" l="0" r="0" t="0"/>
-            <wp:docPr id="4" name="image3.png"/>
+            <wp:docPr id="4" name="image6.png"/>
             <a:graphic>
               <a:graphicData uri="http://schemas.openxmlformats.org/drawingml/2006/picture">
                 <pic:pic>
                   <pic:nvPicPr>
-                    <pic:cNvPr id="0" name="image3.png"/>
+                    <pic:cNvPr id="0" name="image6.png"/>
                     <pic:cNvPicPr preferRelativeResize="0"/>
                   </pic:nvPicPr>
                   <pic:blipFill>
@@ -7934,7 +7659,8 @@
     </w:p>
     <w:p>
       <w:pPr>
-        <w:spacing w:after="80" w:before="80" w:line="240" w:lineRule="auto"/>
+        <w:spacing w:after="80" w:before="80" w:line="480" w:lineRule="auto"/>
+        <w:jc w:val="both"/>
         <w:rPr/>
       </w:pPr>
       <w:r>
@@ -7943,12 +7669,12 @@
           <wp:inline distB="114300" distT="114300" distL="114300" distR="114300">
             <wp:extent cx="5731200" cy="4876800"/>
             <wp:effectExtent b="0" l="0" r="0" t="0"/>
-            <wp:docPr id="3" name="image2.png"/>
+            <wp:docPr id="3" name="image1.png"/>
             <a:graphic>
               <a:graphicData uri="http://schemas.openxmlformats.org/drawingml/2006/picture">
                 <pic:pic>
                   <pic:nvPicPr>
-                    <pic:cNvPr id="0" name="image2.png"/>
+                    <pic:cNvPr id="0" name="image1.png"/>
                     <pic:cNvPicPr preferRelativeResize="0"/>
                   </pic:nvPicPr>
                   <pic:blipFill>
@@ -7980,7 +7706,8 @@
     </w:p>
     <w:p>
       <w:pPr>
-        <w:spacing w:after="80" w:before="80" w:line="240" w:lineRule="auto"/>
+        <w:spacing w:after="80" w:before="80" w:line="480" w:lineRule="auto"/>
+        <w:jc w:val="both"/>
         <w:rPr/>
       </w:pPr>
       <w:r>
@@ -7989,12 +7716,12 @@
           <wp:inline distB="114300" distT="114300" distL="114300" distR="114300">
             <wp:extent cx="5731200" cy="6819900"/>
             <wp:effectExtent b="0" l="0" r="0" t="0"/>
-            <wp:docPr id="6" name="image4.png"/>
+            <wp:docPr id="7" name="image9.png"/>
             <a:graphic>
               <a:graphicData uri="http://schemas.openxmlformats.org/drawingml/2006/picture">
                 <pic:pic>
                   <pic:nvPicPr>
-                    <pic:cNvPr id="0" name="image4.png"/>
+                    <pic:cNvPr id="0" name="image9.png"/>
                     <pic:cNvPicPr preferRelativeResize="0"/>
                   </pic:nvPicPr>
                   <pic:blipFill>
@@ -8026,7 +7753,8 @@
     </w:p>
     <w:p>
       <w:pPr>
-        <w:spacing w:after="80" w:before="80" w:line="240" w:lineRule="auto"/>
+        <w:spacing w:after="80" w:before="80" w:line="480" w:lineRule="auto"/>
+        <w:jc w:val="both"/>
         <w:rPr/>
       </w:pPr>
       <w:r>
@@ -8035,12 +7763,12 @@
           <wp:inline distB="114300" distT="114300" distL="114300" distR="114300">
             <wp:extent cx="5731200" cy="4978400"/>
             <wp:effectExtent b="0" l="0" r="0" t="0"/>
-            <wp:docPr id="11" name="image6.png"/>
+            <wp:docPr id="14" name="image8.png"/>
             <a:graphic>
               <a:graphicData uri="http://schemas.openxmlformats.org/drawingml/2006/picture">
                 <pic:pic>
                   <pic:nvPicPr>
-                    <pic:cNvPr id="0" name="image6.png"/>
+                    <pic:cNvPr id="0" name="image8.png"/>
                     <pic:cNvPicPr preferRelativeResize="0"/>
                   </pic:nvPicPr>
                   <pic:blipFill>
@@ -8073,21 +7801,17 @@
     <w:p>
       <w:pPr>
         <w:widowControl w:val="0"/>
-        <w:spacing w:after="200" w:before="200" w:line="240" w:lineRule="auto"/>
+        <w:spacing w:after="200" w:before="200" w:line="480" w:lineRule="auto"/>
         <w:jc w:val="both"/>
         <w:rPr>
           <w:i w:val="1"/>
           <w:iCs w:val="1"/>
-          <w:sz w:val="20"/>
-          <w:szCs w:val="20"/>
         </w:rPr>
       </w:pPr>
       <w:r>
         <w:rPr>
           <w:i w:val="1"/>
           <w:iCs w:val="1"/>
-          <w:sz w:val="20"/>
-          <w:szCs w:val="20"/>
           <w:rtl w:val="0"/>
         </w:rPr>
         <w:t xml:space="preserve">El script V3__datos_maestros.sql fue aplicado exitosamente el 05/04/2026 llevando el esquema QUINDIOFLIX a la versión v3 en 0.697 segundos. La siguiente tabla muestra el conteo de registros insertados en cada tabla maestra, verificado mediante consulta directa al esquema QUINDIOFLIX en XEPDB1:</w:t>
@@ -8149,22 +7873,18 @@
                 <w:between w:space="0" w:sz="0" w:val="nil"/>
               </w:pBdr>
               <w:shd w:fill="auto" w:val="clear"/>
-              <w:spacing w:after="0" w:before="0" w:line="240" w:lineRule="auto"/>
+              <w:spacing w:after="0" w:before="0" w:line="480" w:lineRule="auto"/>
               <w:ind w:left="0" w:right="0" w:firstLine="0"/>
-              <w:jc w:val="left"/>
+              <w:jc w:val="both"/>
               <w:rPr>
                 <w:i w:val="1"/>
                 <w:iCs w:val="1"/>
-                <w:sz w:val="20"/>
-                <w:szCs w:val="20"/>
               </w:rPr>
             </w:pPr>
             <w:r>
               <w:rPr>
                 <w:i w:val="1"/>
                 <w:iCs w:val="1"/>
-                <w:sz w:val="20"/>
-                <w:szCs w:val="20"/>
                 <w:rtl w:val="0"/>
               </w:rPr>
               <w:t xml:space="preserve">Tabla</w:t>
@@ -8196,22 +7916,18 @@
                 <w:between w:space="0" w:sz="0" w:val="nil"/>
               </w:pBdr>
               <w:shd w:fill="auto" w:val="clear"/>
-              <w:spacing w:after="0" w:before="0" w:line="240" w:lineRule="auto"/>
+              <w:spacing w:after="0" w:before="0" w:line="480" w:lineRule="auto"/>
               <w:ind w:left="0" w:right="0" w:firstLine="0"/>
-              <w:jc w:val="left"/>
+              <w:jc w:val="both"/>
               <w:rPr>
                 <w:i w:val="1"/>
                 <w:iCs w:val="1"/>
-                <w:sz w:val="20"/>
-                <w:szCs w:val="20"/>
               </w:rPr>
             </w:pPr>
             <w:r>
               <w:rPr>
                 <w:i w:val="1"/>
                 <w:iCs w:val="1"/>
-                <w:sz w:val="20"/>
-                <w:szCs w:val="20"/>
                 <w:rtl w:val="0"/>
               </w:rPr>
               <w:t xml:space="preserve">Registros insertados</w:t>
@@ -8249,22 +7965,18 @@
                 <w:between w:space="0" w:sz="0" w:val="nil"/>
               </w:pBdr>
               <w:shd w:fill="auto" w:val="clear"/>
-              <w:spacing w:after="0" w:before="0" w:line="240" w:lineRule="auto"/>
+              <w:spacing w:after="0" w:before="0" w:line="480" w:lineRule="auto"/>
               <w:ind w:left="0" w:right="0" w:firstLine="0"/>
-              <w:jc w:val="left"/>
+              <w:jc w:val="both"/>
               <w:rPr>
                 <w:i w:val="1"/>
                 <w:iCs w:val="1"/>
-                <w:sz w:val="20"/>
-                <w:szCs w:val="20"/>
               </w:rPr>
             </w:pPr>
             <w:r>
               <w:rPr>
                 <w:i w:val="1"/>
                 <w:iCs w:val="1"/>
-                <w:sz w:val="20"/>
-                <w:szCs w:val="20"/>
                 <w:rtl w:val="0"/>
               </w:rPr>
               <w:t xml:space="preserve">Planes</w:t>
@@ -8296,22 +8008,18 @@
                 <w:between w:space="0" w:sz="0" w:val="nil"/>
               </w:pBdr>
               <w:shd w:fill="auto" w:val="clear"/>
-              <w:spacing w:after="0" w:before="0" w:line="240" w:lineRule="auto"/>
+              <w:spacing w:after="0" w:before="0" w:line="480" w:lineRule="auto"/>
               <w:ind w:left="0" w:right="0" w:firstLine="0"/>
-              <w:jc w:val="left"/>
+              <w:jc w:val="both"/>
               <w:rPr>
                 <w:i w:val="1"/>
                 <w:iCs w:val="1"/>
-                <w:sz w:val="20"/>
-                <w:szCs w:val="20"/>
               </w:rPr>
             </w:pPr>
             <w:r>
               <w:rPr>
                 <w:i w:val="1"/>
                 <w:iCs w:val="1"/>
-                <w:sz w:val="20"/>
-                <w:szCs w:val="20"/>
                 <w:rtl w:val="0"/>
               </w:rPr>
               <w:t xml:space="preserve">3</w:t>
@@ -8349,22 +8057,18 @@
                 <w:between w:space="0" w:sz="0" w:val="nil"/>
               </w:pBdr>
               <w:shd w:fill="auto" w:val="clear"/>
-              <w:spacing w:after="0" w:before="0" w:line="240" w:lineRule="auto"/>
+              <w:spacing w:after="0" w:before="0" w:line="480" w:lineRule="auto"/>
               <w:ind w:left="0" w:right="0" w:firstLine="0"/>
-              <w:jc w:val="left"/>
+              <w:jc w:val="both"/>
               <w:rPr>
                 <w:i w:val="1"/>
                 <w:iCs w:val="1"/>
-                <w:sz w:val="20"/>
-                <w:szCs w:val="20"/>
               </w:rPr>
             </w:pPr>
             <w:r>
               <w:rPr>
                 <w:i w:val="1"/>
                 <w:iCs w:val="1"/>
-                <w:sz w:val="20"/>
-                <w:szCs w:val="20"/>
                 <w:rtl w:val="0"/>
               </w:rPr>
               <w:t xml:space="preserve">Categorías </w:t>
@@ -8396,22 +8100,18 @@
                 <w:between w:space="0" w:sz="0" w:val="nil"/>
               </w:pBdr>
               <w:shd w:fill="auto" w:val="clear"/>
-              <w:spacing w:after="0" w:before="0" w:line="240" w:lineRule="auto"/>
+              <w:spacing w:after="0" w:before="0" w:line="480" w:lineRule="auto"/>
               <w:ind w:left="0" w:right="0" w:firstLine="0"/>
-              <w:jc w:val="left"/>
+              <w:jc w:val="both"/>
               <w:rPr>
                 <w:i w:val="1"/>
                 <w:iCs w:val="1"/>
-                <w:sz w:val="20"/>
-                <w:szCs w:val="20"/>
               </w:rPr>
             </w:pPr>
             <w:r>
               <w:rPr>
                 <w:i w:val="1"/>
                 <w:iCs w:val="1"/>
-                <w:sz w:val="20"/>
-                <w:szCs w:val="20"/>
                 <w:rtl w:val="0"/>
               </w:rPr>
               <w:t xml:space="preserve">5</w:t>
@@ -8449,22 +8149,18 @@
                 <w:between w:space="0" w:sz="0" w:val="nil"/>
               </w:pBdr>
               <w:shd w:fill="auto" w:val="clear"/>
-              <w:spacing w:after="0" w:before="0" w:line="240" w:lineRule="auto"/>
+              <w:spacing w:after="0" w:before="0" w:line="480" w:lineRule="auto"/>
               <w:ind w:left="0" w:right="0" w:firstLine="0"/>
-              <w:jc w:val="left"/>
+              <w:jc w:val="both"/>
               <w:rPr>
                 <w:i w:val="1"/>
                 <w:iCs w:val="1"/>
-                <w:sz w:val="20"/>
-                <w:szCs w:val="20"/>
               </w:rPr>
             </w:pPr>
             <w:r>
               <w:rPr>
                 <w:i w:val="1"/>
                 <w:iCs w:val="1"/>
-                <w:sz w:val="20"/>
-                <w:szCs w:val="20"/>
                 <w:rtl w:val="0"/>
               </w:rPr>
               <w:t xml:space="preserve">Géneros</w:t>
@@ -8496,22 +8192,18 @@
                 <w:between w:space="0" w:sz="0" w:val="nil"/>
               </w:pBdr>
               <w:shd w:fill="auto" w:val="clear"/>
-              <w:spacing w:after="0" w:before="0" w:line="240" w:lineRule="auto"/>
+              <w:spacing w:after="0" w:before="0" w:line="480" w:lineRule="auto"/>
               <w:ind w:left="0" w:right="0" w:firstLine="0"/>
-              <w:jc w:val="left"/>
+              <w:jc w:val="both"/>
               <w:rPr>
                 <w:i w:val="1"/>
                 <w:iCs w:val="1"/>
-                <w:sz w:val="20"/>
-                <w:szCs w:val="20"/>
               </w:rPr>
             </w:pPr>
             <w:r>
               <w:rPr>
                 <w:i w:val="1"/>
                 <w:iCs w:val="1"/>
-                <w:sz w:val="20"/>
-                <w:szCs w:val="20"/>
                 <w:rtl w:val="0"/>
               </w:rPr>
               <w:t xml:space="preserve">8</w:t>
@@ -8549,22 +8241,18 @@
                 <w:between w:space="0" w:sz="0" w:val="nil"/>
               </w:pBdr>
               <w:shd w:fill="auto" w:val="clear"/>
-              <w:spacing w:after="0" w:before="0" w:line="240" w:lineRule="auto"/>
+              <w:spacing w:after="0" w:before="0" w:line="480" w:lineRule="auto"/>
               <w:ind w:left="0" w:right="0" w:firstLine="0"/>
-              <w:jc w:val="left"/>
+              <w:jc w:val="both"/>
               <w:rPr>
                 <w:i w:val="1"/>
                 <w:iCs w:val="1"/>
-                <w:sz w:val="20"/>
-                <w:szCs w:val="20"/>
               </w:rPr>
             </w:pPr>
             <w:r>
               <w:rPr>
                 <w:i w:val="1"/>
                 <w:iCs w:val="1"/>
-                <w:sz w:val="20"/>
-                <w:szCs w:val="20"/>
                 <w:rtl w:val="0"/>
               </w:rPr>
               <w:t xml:space="preserve">Departamentos</w:t>
@@ -8596,22 +8284,18 @@
                 <w:between w:space="0" w:sz="0" w:val="nil"/>
               </w:pBdr>
               <w:shd w:fill="auto" w:val="clear"/>
-              <w:spacing w:after="0" w:before="0" w:line="240" w:lineRule="auto"/>
+              <w:spacing w:after="0" w:before="0" w:line="480" w:lineRule="auto"/>
               <w:ind w:left="0" w:right="0" w:firstLine="0"/>
-              <w:jc w:val="left"/>
+              <w:jc w:val="both"/>
               <w:rPr>
                 <w:i w:val="1"/>
                 <w:iCs w:val="1"/>
-                <w:sz w:val="20"/>
-                <w:szCs w:val="20"/>
               </w:rPr>
             </w:pPr>
             <w:r>
               <w:rPr>
                 <w:i w:val="1"/>
                 <w:iCs w:val="1"/>
-                <w:sz w:val="20"/>
-                <w:szCs w:val="20"/>
                 <w:rtl w:val="0"/>
               </w:rPr>
               <w:t xml:space="preserve">5</w:t>
@@ -8649,22 +8333,18 @@
                 <w:between w:space="0" w:sz="0" w:val="nil"/>
               </w:pBdr>
               <w:shd w:fill="auto" w:val="clear"/>
-              <w:spacing w:after="0" w:before="0" w:line="240" w:lineRule="auto"/>
+              <w:spacing w:after="0" w:before="0" w:line="480" w:lineRule="auto"/>
               <w:ind w:left="0" w:right="0" w:firstLine="0"/>
-              <w:jc w:val="left"/>
+              <w:jc w:val="both"/>
               <w:rPr>
                 <w:i w:val="1"/>
                 <w:iCs w:val="1"/>
-                <w:sz w:val="20"/>
-                <w:szCs w:val="20"/>
               </w:rPr>
             </w:pPr>
             <w:r>
               <w:rPr>
                 <w:i w:val="1"/>
                 <w:iCs w:val="1"/>
-                <w:sz w:val="20"/>
-                <w:szCs w:val="20"/>
                 <w:rtl w:val="0"/>
               </w:rPr>
               <w:t xml:space="preserve">Empleados</w:t>
@@ -8696,22 +8376,18 @@
                 <w:between w:space="0" w:sz="0" w:val="nil"/>
               </w:pBdr>
               <w:shd w:fill="auto" w:val="clear"/>
-              <w:spacing w:after="0" w:before="0" w:line="240" w:lineRule="auto"/>
+              <w:spacing w:after="0" w:before="0" w:line="480" w:lineRule="auto"/>
               <w:ind w:left="0" w:right="0" w:firstLine="0"/>
-              <w:jc w:val="left"/>
+              <w:jc w:val="both"/>
               <w:rPr>
                 <w:i w:val="1"/>
                 <w:iCs w:val="1"/>
-                <w:sz w:val="20"/>
-                <w:szCs w:val="20"/>
               </w:rPr>
             </w:pPr>
             <w:r>
               <w:rPr>
                 <w:i w:val="1"/>
                 <w:iCs w:val="1"/>
-                <w:sz w:val="20"/>
-                <w:szCs w:val="20"/>
                 <w:rtl w:val="0"/>
               </w:rPr>
               <w:t xml:space="preserve">10</w:t>
@@ -8749,22 +8425,18 @@
                 <w:between w:space="0" w:sz="0" w:val="nil"/>
               </w:pBdr>
               <w:shd w:fill="auto" w:val="clear"/>
-              <w:spacing w:after="0" w:before="0" w:line="240" w:lineRule="auto"/>
+              <w:spacing w:after="0" w:before="0" w:line="480" w:lineRule="auto"/>
               <w:ind w:left="0" w:right="0" w:firstLine="0"/>
-              <w:jc w:val="left"/>
+              <w:jc w:val="both"/>
               <w:rPr>
                 <w:i w:val="1"/>
                 <w:iCs w:val="1"/>
-                <w:sz w:val="20"/>
-                <w:szCs w:val="20"/>
               </w:rPr>
             </w:pPr>
             <w:r>
               <w:rPr>
                 <w:i w:val="1"/>
                 <w:iCs w:val="1"/>
-                <w:sz w:val="20"/>
-                <w:szCs w:val="20"/>
                 <w:rtl w:val="0"/>
               </w:rPr>
               <w:t xml:space="preserve">Contenidos</w:t>
@@ -8796,22 +8468,18 @@
                 <w:between w:space="0" w:sz="0" w:val="nil"/>
               </w:pBdr>
               <w:shd w:fill="auto" w:val="clear"/>
-              <w:spacing w:after="0" w:before="0" w:line="240" w:lineRule="auto"/>
+              <w:spacing w:after="0" w:before="0" w:line="480" w:lineRule="auto"/>
               <w:ind w:left="0" w:right="0" w:firstLine="0"/>
-              <w:jc w:val="left"/>
+              <w:jc w:val="both"/>
               <w:rPr>
                 <w:i w:val="1"/>
                 <w:iCs w:val="1"/>
-                <w:sz w:val="20"/>
-                <w:szCs w:val="20"/>
               </w:rPr>
             </w:pPr>
             <w:r>
               <w:rPr>
                 <w:i w:val="1"/>
                 <w:iCs w:val="1"/>
-                <w:sz w:val="20"/>
-                <w:szCs w:val="20"/>
                 <w:rtl w:val="0"/>
               </w:rPr>
               <w:t xml:space="preserve">40</w:t>
@@ -8823,15 +8491,13 @@
     <w:p>
       <w:pPr>
         <w:widowControl w:val="0"/>
-        <w:spacing w:after="200" w:before="200" w:line="240" w:lineRule="auto"/>
+        <w:spacing w:after="200" w:before="200" w:line="480" w:lineRule="auto"/>
         <w:jc w:val="both"/>
         <w:rPr>
           <w:b w:val="1"/>
           <w:bCs w:val="1"/>
           <w:i w:val="1"/>
           <w:iCs w:val="1"/>
-          <w:sz w:val="20"/>
-          <w:szCs w:val="20"/>
         </w:rPr>
       </w:pPr>
       <w:r>
@@ -8840,8 +8506,6 @@
           <w:bCs w:val="1"/>
           <w:i w:val="1"/>
           <w:iCs w:val="1"/>
-          <w:sz w:val="20"/>
-          <w:szCs w:val="20"/>
           <w:rtl w:val="0"/>
         </w:rPr>
         <w:t xml:space="preserve">Estado del modelo estructural:</w:t>
@@ -8850,17 +8514,12 @@
     <w:p>
       <w:pPr>
         <w:widowControl w:val="0"/>
-        <w:spacing w:after="200" w:before="200" w:line="240" w:lineRule="auto"/>
-        <w:jc w:val="both"/>
-        <w:rPr>
-          <w:sz w:val="20"/>
-          <w:szCs w:val="20"/>
-        </w:rPr>
-      </w:pPr>
-      <w:r>
-        <w:rPr>
-          <w:sz w:val="20"/>
-          <w:szCs w:val="20"/>
+        <w:spacing w:after="200" w:before="200" w:line="480" w:lineRule="auto"/>
+        <w:jc w:val="both"/>
+        <w:rPr/>
+      </w:pPr>
+      <w:r>
+        <w:rPr>
           <w:rtl w:val="0"/>
         </w:rPr>
         <w:t xml:space="preserve">Flyway 9.22.3 sobre Oracle XE 21 ejecutó con éxito las migraciones V1–V4 y dejó el esquema QUINDIOFLIX en la versión 4.</w:t>
@@ -8869,17 +8528,12 @@
     <w:p>
       <w:pPr>
         <w:widowControl w:val="0"/>
-        <w:spacing w:after="200" w:before="200" w:line="240" w:lineRule="auto"/>
-        <w:jc w:val="both"/>
-        <w:rPr>
-          <w:sz w:val="20"/>
-          <w:szCs w:val="20"/>
-        </w:rPr>
-      </w:pPr>
-      <w:r>
-        <w:rPr>
-          <w:sz w:val="20"/>
-          <w:szCs w:val="20"/>
+        <w:spacing w:after="200" w:before="200" w:line="480" w:lineRule="auto"/>
+        <w:jc w:val="both"/>
+        <w:rPr/>
+      </w:pPr>
+      <w:r>
+        <w:rPr>
           <w:rtl w:val="0"/>
         </w:rPr>
         <w:t xml:space="preserve">  &gt; - El script V4__datos_transaccionales.sql ahora inserta los 30 usuarios, 50 perfiles, 15 temporadas, 50 episodios, 80 pagos</w:t>
@@ -8888,17 +8542,12 @@
     <w:p>
       <w:pPr>
         <w:widowControl w:val="0"/>
-        <w:spacing w:after="200" w:before="200" w:line="240" w:lineRule="auto"/>
-        <w:jc w:val="both"/>
-        <w:rPr>
-          <w:sz w:val="20"/>
-          <w:szCs w:val="20"/>
-        </w:rPr>
-      </w:pPr>
-      <w:r>
-        <w:rPr>
-          <w:sz w:val="20"/>
-          <w:szCs w:val="20"/>
+        <w:spacing w:after="200" w:before="200" w:line="480" w:lineRule="auto"/>
+        <w:jc w:val="both"/>
+        <w:rPr/>
+      </w:pPr>
+      <w:r>
+        <w:rPr>
           <w:rtl w:val="0"/>
         </w:rPr>
         <w:t xml:space="preserve">  &gt;   200 reproducciones, 60 calificaciones y 40 favoritos sin asumir valores de identidad fijos. Los referidos, perfiles y contenidos se enlazan</w:t>
@@ -8907,17 +8556,12 @@
     <w:p>
       <w:pPr>
         <w:widowControl w:val="0"/>
-        <w:spacing w:after="200" w:before="200" w:line="240" w:lineRule="auto"/>
-        <w:jc w:val="both"/>
-        <w:rPr>
-          <w:sz w:val="20"/>
-          <w:szCs w:val="20"/>
-        </w:rPr>
-      </w:pPr>
-      <w:r>
-        <w:rPr>
-          <w:sz w:val="20"/>
-          <w:szCs w:val="20"/>
+        <w:spacing w:after="200" w:before="200" w:line="480" w:lineRule="auto"/>
+        <w:jc w:val="both"/>
+        <w:rPr/>
+      </w:pPr>
+      <w:r>
+        <w:rPr>
           <w:rtl w:val="0"/>
         </w:rPr>
         <w:t xml:space="preserve">  &gt;   por email/título/posición, lo que garantiza que la migración se puede reintentar sin violar FK.</w:t>
@@ -8926,12 +8570,9 @@
     <w:p>
       <w:pPr>
         <w:widowControl w:val="0"/>
-        <w:spacing w:after="200" w:before="200" w:line="240" w:lineRule="auto"/>
-        <w:jc w:val="both"/>
-        <w:rPr>
-          <w:sz w:val="20"/>
-          <w:szCs w:val="20"/>
-        </w:rPr>
+        <w:spacing w:after="200" w:before="200" w:line="480" w:lineRule="auto"/>
+        <w:jc w:val="both"/>
+        <w:rPr/>
       </w:pPr>
       <w:r>
         <w:rPr>
@@ -8942,19 +8583,14 @@
     <w:p>
       <w:pPr>
         <w:widowControl w:val="0"/>
-        <w:spacing w:after="200" w:before="200" w:line="240" w:lineRule="auto"/>
-        <w:jc w:val="both"/>
-        <w:rPr>
-          <w:sz w:val="20"/>
-          <w:szCs w:val="20"/>
-        </w:rPr>
+        <w:spacing w:after="200" w:before="200" w:line="480" w:lineRule="auto"/>
+        <w:jc w:val="both"/>
+        <w:rPr/>
       </w:pPr>
       <w:r>
         <w:rPr>
           <w:b w:val="1"/>
           <w:bCs w:val="1"/>
-          <w:sz w:val="20"/>
-          <w:szCs w:val="20"/>
           <w:rtl w:val="0"/>
         </w:rPr>
         <w:t xml:space="preserve">Población de datos de prueba:</w:t>
@@ -8968,17 +8604,12 @@
     <w:p>
       <w:pPr>
         <w:widowControl w:val="0"/>
-        <w:spacing w:after="200" w:before="200" w:line="240" w:lineRule="auto"/>
-        <w:jc w:val="both"/>
-        <w:rPr>
-          <w:sz w:val="20"/>
-          <w:szCs w:val="20"/>
-        </w:rPr>
-      </w:pPr>
-      <w:r>
-        <w:rPr>
-          <w:sz w:val="20"/>
-          <w:szCs w:val="20"/>
+        <w:spacing w:after="200" w:before="200" w:line="480" w:lineRule="auto"/>
+        <w:jc w:val="both"/>
+        <w:rPr/>
+      </w:pPr>
+      <w:r>
+        <w:rPr>
           <w:rtl w:val="0"/>
         </w:rPr>
         <w:t xml:space="preserve">  &gt; - Usuarios con distribución asimétrica por ciudad y plan (Armenia/Pereira/Manizales y Básico/Estándar/Premium).</w:t>
@@ -8987,17 +8618,12 @@
     <w:p>
       <w:pPr>
         <w:widowControl w:val="0"/>
-        <w:spacing w:after="200" w:before="200" w:line="240" w:lineRule="auto"/>
-        <w:jc w:val="both"/>
-        <w:rPr>
-          <w:sz w:val="20"/>
-          <w:szCs w:val="20"/>
-        </w:rPr>
-      </w:pPr>
-      <w:r>
-        <w:rPr>
-          <w:sz w:val="20"/>
-          <w:szCs w:val="20"/>
+        <w:spacing w:after="200" w:before="200" w:line="480" w:lineRule="auto"/>
+        <w:jc w:val="both"/>
+        <w:rPr/>
+      </w:pPr>
+      <w:r>
+        <w:rPr>
           <w:rtl w:val="0"/>
         </w:rPr>
         <w:t xml:space="preserve">  &gt; - Perfiles asignados a cada usuario por email, respetando los máximos del plan y agregando perfiles “Kids” para validar reglas de clasificación.</w:t>
@@ -9006,17 +8632,12 @@
     <w:p>
       <w:pPr>
         <w:widowControl w:val="0"/>
-        <w:spacing w:after="200" w:before="200" w:line="240" w:lineRule="auto"/>
-        <w:jc w:val="both"/>
-        <w:rPr>
-          <w:sz w:val="20"/>
-          <w:szCs w:val="20"/>
-        </w:rPr>
-      </w:pPr>
-      <w:r>
-        <w:rPr>
-          <w:sz w:val="20"/>
-          <w:szCs w:val="20"/>
+        <w:spacing w:after="200" w:before="200" w:line="480" w:lineRule="auto"/>
+        <w:jc w:val="both"/>
+        <w:rPr/>
+      </w:pPr>
+      <w:r>
+        <w:rPr>
           <w:rtl w:val="0"/>
         </w:rPr>
         <w:t xml:space="preserve">  &gt; - Temporadas y episodios ligados por título de contenido y número de temporada, lo que permite reproducir series/podcasts con episodios únicos.</w:t>
@@ -9025,17 +8646,12 @@
     <w:p>
       <w:pPr>
         <w:widowControl w:val="0"/>
-        <w:spacing w:after="200" w:before="200" w:line="240" w:lineRule="auto"/>
-        <w:jc w:val="both"/>
-        <w:rPr>
-          <w:sz w:val="20"/>
-          <w:szCs w:val="20"/>
-        </w:rPr>
-      </w:pPr>
-      <w:r>
-        <w:rPr>
-          <w:sz w:val="20"/>
-          <w:szCs w:val="20"/>
+        <w:spacing w:after="200" w:before="200" w:line="480" w:lineRule="auto"/>
+        <w:jc w:val="both"/>
+        <w:rPr/>
+      </w:pPr>
+      <w:r>
+        <w:rPr>
           <w:rtl w:val="0"/>
         </w:rPr>
         <w:t xml:space="preserve">  &gt; - Reproducciones con dispositivos variados, fechas en 2024 y 2025 y asignaciones de episodio/contenido mediante lookups (sin IDs duros).</w:t>
@@ -9044,12 +8660,9 @@
     <w:p>
       <w:pPr>
         <w:widowControl w:val="0"/>
-        <w:spacing w:after="200" w:before="200" w:line="240" w:lineRule="auto"/>
-        <w:jc w:val="both"/>
-        <w:rPr>
-          <w:sz w:val="20"/>
-          <w:szCs w:val="20"/>
-        </w:rPr>
+        <w:spacing w:after="200" w:before="200" w:line="480" w:lineRule="auto"/>
+        <w:jc w:val="both"/>
+        <w:rPr/>
       </w:pPr>
       <w:r>
         <w:rPr>
@@ -9060,19 +8673,14 @@
     <w:p>
       <w:pPr>
         <w:widowControl w:val="0"/>
-        <w:spacing w:after="200" w:before="200" w:line="240" w:lineRule="auto"/>
-        <w:jc w:val="both"/>
-        <w:rPr>
-          <w:sz w:val="20"/>
-          <w:szCs w:val="20"/>
-        </w:rPr>
+        <w:spacing w:after="200" w:before="200" w:line="480" w:lineRule="auto"/>
+        <w:jc w:val="both"/>
+        <w:rPr/>
       </w:pPr>
       <w:r>
         <w:rPr>
           <w:b w:val="1"/>
           <w:bCs w:val="1"/>
-          <w:sz w:val="20"/>
-          <w:szCs w:val="20"/>
           <w:rtl w:val="0"/>
         </w:rPr>
         <w:t xml:space="preserve">Validación de integridad y datos:</w:t>
@@ -9086,17 +8694,12 @@
     <w:p>
       <w:pPr>
         <w:widowControl w:val="0"/>
-        <w:spacing w:after="200" w:before="200" w:line="240" w:lineRule="auto"/>
-        <w:jc w:val="both"/>
-        <w:rPr>
-          <w:sz w:val="20"/>
-          <w:szCs w:val="20"/>
-        </w:rPr>
-      </w:pPr>
-      <w:r>
-        <w:rPr>
-          <w:sz w:val="20"/>
-          <w:szCs w:val="20"/>
+        <w:spacing w:after="200" w:before="200" w:line="480" w:lineRule="auto"/>
+        <w:jc w:val="both"/>
+        <w:rPr/>
+      </w:pPr>
+      <w:r>
+        <w:rPr>
           <w:rtl w:val="0"/>
         </w:rPr>
         <w:t xml:space="preserve"> &gt; - mvn spring-boot:run con JAVA_HOME=/usr/lib/jvm/java-21-openjdk-amd64 ejecuta la aplicación, monta Hikari/Flyway y aplica V4 sin errores.</w:t>
@@ -9105,17 +8708,12 @@
     <w:p>
       <w:pPr>
         <w:widowControl w:val="0"/>
-        <w:spacing w:after="200" w:before="200" w:line="240" w:lineRule="auto"/>
-        <w:jc w:val="both"/>
-        <w:rPr>
-          <w:sz w:val="20"/>
-          <w:szCs w:val="20"/>
-        </w:rPr>
-      </w:pPr>
-      <w:r>
-        <w:rPr>
-          <w:sz w:val="20"/>
-          <w:szCs w:val="20"/>
+        <w:spacing w:after="200" w:before="200" w:line="480" w:lineRule="auto"/>
+        <w:jc w:val="both"/>
+        <w:rPr/>
+      </w:pPr>
+      <w:r>
+        <w:rPr>
           <w:rtl w:val="0"/>
         </w:rPr>
         <w:t xml:space="preserve">&gt; - Para completar la evidencia, se ejecutan las queries de conteos (USUARIOS=30, PERFILES=50, etc.), la distribución ciudad/plan y la distribución de dispositivos en reproducciones.</w:t>
@@ -9124,17 +8722,12 @@
     <w:p>
       <w:pPr>
         <w:widowControl w:val="0"/>
-        <w:spacing w:after="200" w:before="200" w:line="240" w:lineRule="auto"/>
-        <w:jc w:val="both"/>
-        <w:rPr>
-          <w:sz w:val="20"/>
-          <w:szCs w:val="20"/>
-        </w:rPr>
-      </w:pPr>
-      <w:r>
-        <w:rPr>
-          <w:sz w:val="20"/>
-          <w:szCs w:val="20"/>
+        <w:spacing w:after="200" w:before="200" w:line="480" w:lineRule="auto"/>
+        <w:jc w:val="both"/>
+        <w:rPr/>
+      </w:pPr>
+      <w:r>
+        <w:rPr>
           <w:rtl w:val="0"/>
         </w:rPr>
         <w:t xml:space="preserve">&gt; - Los datos asimétricos habilitan los reportes NT1: PIVOT (categoría vs. dispositivo), ROLLUP (ciudad vs. plan) y materializadas de popularidad.</w:t>
@@ -9143,13 +8736,926 @@
     <w:p>
       <w:pPr>
         <w:widowControl w:val="0"/>
-        <w:spacing w:after="200" w:before="200" w:line="240" w:lineRule="auto"/>
+        <w:spacing w:after="200" w:before="200" w:line="480" w:lineRule="auto"/>
+        <w:jc w:val="both"/>
+        <w:rPr/>
+      </w:pPr>
+      <w:r>
+        <w:rPr>
+          <w:rtl w:val="0"/>
+        </w:rPr>
+      </w:r>
+    </w:p>
+    <w:p>
+      <w:pPr>
+        <w:widowControl w:val="0"/>
+        <w:spacing w:after="200" w:before="200" w:line="480" w:lineRule="auto"/>
+        <w:jc w:val="both"/>
+        <w:rPr/>
+      </w:pPr>
+      <w:r>
+        <w:rPr>
+          <w:rtl w:val="0"/>
+        </w:rPr>
+      </w:r>
+    </w:p>
+    <w:p>
+      <w:pPr>
+        <w:widowControl w:val="0"/>
+        <w:spacing w:after="240" w:before="240" w:line="480" w:lineRule="auto"/>
+        <w:jc w:val="both"/>
+        <w:rPr/>
+      </w:pPr>
+      <w:r>
+        <w:rPr>
+          <w:rtl w:val="0"/>
+        </w:rPr>
+        <w:t xml:space="preserve">El 07/04/2026 se realizó la verificación completa de integridad del esquema QUINDIOFLIX tras integrar los scripts de todos los integrantes del equipo. El proceso consistió en hacer pull del repositorio, arrancar el proyecto con </w:t>
+      </w:r>
+      <w:r>
+        <w:rPr>
+          <w:rtl w:val="0"/>
+        </w:rPr>
+        <w:t xml:space="preserve">mvn spring-boot:run</w:t>
+      </w:r>
+      <w:r>
+        <w:rPr>
+          <w:rtl w:val="0"/>
+        </w:rPr>
+        <w:t xml:space="preserve"> y verificar en SQL Developer que no existieran errores de restricciones, fragmentación ni integridad referencial.</w:t>
+      </w:r>
+    </w:p>
+    <w:p>
+      <w:pPr>
+        <w:widowControl w:val="0"/>
+        <w:spacing w:after="240" w:before="240" w:line="480" w:lineRule="auto"/>
+        <w:jc w:val="both"/>
+        <w:rPr>
+          <w:b w:val="1"/>
+          <w:bCs w:val="1"/>
+        </w:rPr>
+      </w:pPr>
+      <w:r>
+        <w:rPr>
+          <w:b w:val="1"/>
+          <w:bCs w:val="1"/>
+          <w:rtl w:val="0"/>
+        </w:rPr>
+        <w:t xml:space="preserve">Integración de scripts pendientes</w:t>
+      </w:r>
+    </w:p>
+    <w:p>
+      <w:pPr>
+        <w:widowControl w:val="0"/>
+        <w:spacing w:after="240" w:before="240" w:line="480" w:lineRule="auto"/>
+        <w:jc w:val="both"/>
+        <w:rPr/>
+      </w:pPr>
+      <w:r>
+        <w:rPr>
+          <w:rtl w:val="0"/>
+        </w:rPr>
+        <w:t xml:space="preserve">Al arrancar el proyecto, Flyway detectó 4 migraciones nuevas que los compañeros habían subido al repositorio y las aplicó automáticamente en orden lógico, llevando el esquema de la versión v3 a la versión v4.1 en 1.538 segundos:</w:t>
+      </w:r>
+    </w:p>
+    <w:p>
+      <w:pPr>
+        <w:widowControl w:val="0"/>
+        <w:spacing w:after="240" w:before="240" w:line="480" w:lineRule="auto"/>
+        <w:jc w:val="both"/>
+        <w:rPr/>
+      </w:pPr>
+      <w:r>
+        <w:rPr>
+          <w:rtl w:val="0"/>
+        </w:rPr>
+      </w:r>
+    </w:p>
+    <w:p>
+      <w:pPr>
+        <w:widowControl w:val="0"/>
+        <w:spacing w:after="240" w:before="240" w:line="480" w:lineRule="auto"/>
+        <w:jc w:val="both"/>
+        <w:rPr>
+          <w:b w:val="1"/>
+          <w:bCs w:val="1"/>
+        </w:rPr>
+      </w:pPr>
+      <w:r>
+        <w:rPr>
+          <w:b w:val="1"/>
+          <w:bCs w:val="1"/>
+          <w:rtl w:val="0"/>
+        </w:rPr>
+        <w:t xml:space="preserve">Verificación de restricciones</w:t>
+      </w:r>
+    </w:p>
+    <w:p>
+      <w:pPr>
+        <w:widowControl w:val="0"/>
+        <w:spacing w:after="240" w:before="240" w:line="480" w:lineRule="auto"/>
+        <w:jc w:val="both"/>
+        <w:rPr/>
+      </w:pPr>
+      <w:r>
+        <w:rPr>
+          <w:rtl w:val="0"/>
+        </w:rPr>
+        <w:t xml:space="preserve">Se ejecutó una consulta sobre </w:t>
+      </w:r>
+      <w:r>
+        <w:rPr>
+          <w:rtl w:val="0"/>
+        </w:rPr>
+        <w:t xml:space="preserve">user_constraints</w:t>
+      </w:r>
+      <w:r>
+        <w:rPr>
+          <w:rtl w:val="0"/>
+        </w:rPr>
+        <w:t xml:space="preserve"> filtrando por </w:t>
+      </w:r>
+      <w:r>
+        <w:rPr>
+          <w:rtl w:val="0"/>
+        </w:rPr>
+        <w:t xml:space="preserve">status = 'DISABLED'</w:t>
+      </w:r>
+      <w:r>
+        <w:rPr>
+          <w:rtl w:val="0"/>
+        </w:rPr>
+        <w:t xml:space="preserve">. El resultado fue cero filas, confirmando que todas las restricciones PRIMARY KEY, FOREIGN KEY, UNIQUE y CHECK del esquema están habilitadas y activas.</w:t>
+      </w:r>
+    </w:p>
+    <w:p>
+      <w:pPr>
+        <w:widowControl w:val="0"/>
+        <w:spacing w:after="240" w:before="240" w:line="480" w:lineRule="auto"/>
+        <w:jc w:val="both"/>
+        <w:rPr/>
+      </w:pPr>
+      <w:r>
+        <w:rPr/>
+        <w:drawing>
+          <wp:inline distB="114300" distT="114300" distL="114300" distR="114300">
+            <wp:extent cx="5731200" cy="2755900"/>
+            <wp:effectExtent b="0" l="0" r="0" t="0"/>
+            <wp:docPr id="13" name="image2.png"/>
+            <a:graphic>
+              <a:graphicData uri="http://schemas.openxmlformats.org/drawingml/2006/picture">
+                <pic:pic>
+                  <pic:nvPicPr>
+                    <pic:cNvPr id="0" name="image2.png"/>
+                    <pic:cNvPicPr preferRelativeResize="0"/>
+                  </pic:nvPicPr>
+                  <pic:blipFill>
+                    <a:blip r:embed="rId11"/>
+                    <a:srcRect b="0" l="0" r="0" t="0"/>
+                    <a:stretch>
+                      <a:fillRect/>
+                    </a:stretch>
+                  </pic:blipFill>
+                  <pic:spPr>
+                    <a:xfrm>
+                      <a:off x="0" y="0"/>
+                      <a:ext cx="5731200" cy="2755900"/>
+                    </a:xfrm>
+                    <a:prstGeom prst="rect"/>
+                    <a:ln/>
+                  </pic:spPr>
+                </pic:pic>
+              </a:graphicData>
+            </a:graphic>
+          </wp:inline>
+        </w:drawing>
+      </w:r>
+      <w:r>
+        <w:rPr>
+          <w:rtl w:val="0"/>
+        </w:rPr>
+      </w:r>
+    </w:p>
+    <w:p>
+      <w:pPr>
+        <w:widowControl w:val="0"/>
+        <w:spacing w:after="240" w:before="240" w:line="480" w:lineRule="auto"/>
+        <w:jc w:val="both"/>
+        <w:rPr>
+          <w:b w:val="1"/>
+          <w:bCs w:val="1"/>
+        </w:rPr>
+      </w:pPr>
+      <w:r>
+        <w:rPr>
+          <w:b w:val="1"/>
+          <w:bCs w:val="1"/>
+          <w:rtl w:val="0"/>
+        </w:rPr>
+        <w:t xml:space="preserve">Verificación de conteos por tabla</w:t>
+      </w:r>
+    </w:p>
+    <w:p>
+      <w:pPr>
+        <w:widowControl w:val="0"/>
+        <w:spacing w:after="240" w:before="240" w:line="480" w:lineRule="auto"/>
         <w:jc w:val="both"/>
         <w:rPr>
           <w:i w:val="1"/>
           <w:iCs w:val="1"/>
-          <w:sz w:val="20"/>
-          <w:szCs w:val="20"/>
+        </w:rPr>
+      </w:pPr>
+      <w:r>
+        <w:rPr>
+          <w:rtl w:val="0"/>
+        </w:rPr>
+        <w:t xml:space="preserve">Se ejecutó un conteo de registros sobre las 17 tablas del modelo. Los resultados obtenidos fueron:</w:t>
+      </w:r>
+      <w:r>
+        <w:rPr/>
+        <w:drawing>
+          <wp:inline distB="114300" distT="114300" distL="114300" distR="114300">
+            <wp:extent cx="5731200" cy="5880100"/>
+            <wp:effectExtent b="0" l="0" r="0" t="0"/>
+            <wp:docPr id="5" name="image4.png"/>
+            <a:graphic>
+              <a:graphicData uri="http://schemas.openxmlformats.org/drawingml/2006/picture">
+                <pic:pic>
+                  <pic:nvPicPr>
+                    <pic:cNvPr id="0" name="image4.png"/>
+                    <pic:cNvPicPr preferRelativeResize="0"/>
+                  </pic:nvPicPr>
+                  <pic:blipFill>
+                    <a:blip r:embed="rId12"/>
+                    <a:srcRect b="0" l="0" r="0" t="0"/>
+                    <a:stretch>
+                      <a:fillRect/>
+                    </a:stretch>
+                  </pic:blipFill>
+                  <pic:spPr>
+                    <a:xfrm>
+                      <a:off x="0" y="0"/>
+                      <a:ext cx="5731200" cy="5880100"/>
+                    </a:xfrm>
+                    <a:prstGeom prst="rect"/>
+                    <a:ln/>
+                  </pic:spPr>
+                </pic:pic>
+              </a:graphicData>
+            </a:graphic>
+          </wp:inline>
+        </w:drawing>
+      </w:r>
+      <w:r>
+        <w:rPr>
+          <w:rtl w:val="0"/>
+        </w:rPr>
+      </w:r>
+    </w:p>
+    <w:p>
+      <w:pPr>
+        <w:widowControl w:val="0"/>
+        <w:spacing w:after="240" w:before="240" w:line="480" w:lineRule="auto"/>
+        <w:jc w:val="both"/>
+        <w:rPr>
+          <w:b w:val="1"/>
+          <w:bCs w:val="1"/>
+        </w:rPr>
+      </w:pPr>
+      <w:r>
+        <w:rPr>
+          <w:b w:val="1"/>
+          <w:bCs w:val="1"/>
+          <w:rtl w:val="0"/>
+        </w:rPr>
+        <w:t xml:space="preserve">Verificación de particionamiento</w:t>
+      </w:r>
+    </w:p>
+    <w:p>
+      <w:pPr>
+        <w:widowControl w:val="0"/>
+        <w:spacing w:after="240" w:before="240" w:line="480" w:lineRule="auto"/>
+        <w:jc w:val="both"/>
+        <w:rPr/>
+      </w:pPr>
+      <w:r>
+        <w:rPr>
+          <w:rtl w:val="0"/>
+        </w:rPr>
+        <w:t xml:space="preserve">Se verificaron las particiones de la tabla REPRODUCCIONES. El resultado confirmó la existencia de las tres particiones esperadas: </w:t>
+      </w:r>
+      <w:r>
+        <w:rPr>
+          <w:rtl w:val="0"/>
+        </w:rPr>
+        <w:t xml:space="preserve">P_2024</w:t>
+      </w:r>
+      <w:r>
+        <w:rPr>
+          <w:rtl w:val="0"/>
+        </w:rPr>
+        <w:t xml:space="preserve"> en </w:t>
+      </w:r>
+      <w:r>
+        <w:rPr>
+          <w:rtl w:val="0"/>
+        </w:rPr>
+        <w:t xml:space="preserve">ts_quindioflix_reprod_2024</w:t>
+      </w:r>
+      <w:r>
+        <w:rPr>
+          <w:rtl w:val="0"/>
+        </w:rPr>
+        <w:t xml:space="preserve">, </w:t>
+      </w:r>
+      <w:r>
+        <w:rPr>
+          <w:rtl w:val="0"/>
+        </w:rPr>
+        <w:t xml:space="preserve">P_2025</w:t>
+      </w:r>
+      <w:r>
+        <w:rPr>
+          <w:rtl w:val="0"/>
+        </w:rPr>
+        <w:t xml:space="preserve"> en </w:t>
+      </w:r>
+      <w:r>
+        <w:rPr>
+          <w:rtl w:val="0"/>
+        </w:rPr>
+        <w:t xml:space="preserve">ts_quindioflix_reprod_2025</w:t>
+      </w:r>
+      <w:r>
+        <w:rPr>
+          <w:rtl w:val="0"/>
+        </w:rPr>
+        <w:t xml:space="preserve"> y </w:t>
+      </w:r>
+      <w:r>
+        <w:rPr>
+          <w:rtl w:val="0"/>
+        </w:rPr>
+        <w:t xml:space="preserve">P_2026</w:t>
+      </w:r>
+      <w:r>
+        <w:rPr>
+          <w:rtl w:val="0"/>
+        </w:rPr>
+        <w:t xml:space="preserve"> en </w:t>
+      </w:r>
+      <w:r>
+        <w:rPr>
+          <w:rtl w:val="0"/>
+        </w:rPr>
+        <w:t xml:space="preserve">ts_quindioflix_reprod_2025</w:t>
+      </w:r>
+      <w:r>
+        <w:rPr>
+          <w:rtl w:val="0"/>
+        </w:rPr>
+        <w:t xml:space="preserve"> (reutilizando el tablespace 2025 según lo definido en V2.1).</w:t>
+      </w:r>
+    </w:p>
+    <w:p>
+      <w:pPr>
+        <w:widowControl w:val="0"/>
+        <w:spacing w:after="240" w:before="240" w:line="480" w:lineRule="auto"/>
+        <w:jc w:val="both"/>
+        <w:rPr>
+          <w:i w:val="1"/>
+          <w:iCs w:val="1"/>
+        </w:rPr>
+      </w:pPr>
+      <w:r>
+        <w:rPr>
+          <w:i w:val="1"/>
+          <w:iCs w:val="1"/>
+        </w:rPr>
+        <w:drawing>
+          <wp:inline distB="114300" distT="114300" distL="114300" distR="114300">
+            <wp:extent cx="5731200" cy="3416300"/>
+            <wp:effectExtent b="0" l="0" r="0" t="0"/>
+            <wp:docPr id="12" name="image5.png"/>
+            <a:graphic>
+              <a:graphicData uri="http://schemas.openxmlformats.org/drawingml/2006/picture">
+                <pic:pic>
+                  <pic:nvPicPr>
+                    <pic:cNvPr id="0" name="image5.png"/>
+                    <pic:cNvPicPr preferRelativeResize="0"/>
+                  </pic:nvPicPr>
+                  <pic:blipFill>
+                    <a:blip r:embed="rId13"/>
+                    <a:srcRect b="0" l="0" r="0" t="0"/>
+                    <a:stretch>
+                      <a:fillRect/>
+                    </a:stretch>
+                  </pic:blipFill>
+                  <pic:spPr>
+                    <a:xfrm>
+                      <a:off x="0" y="0"/>
+                      <a:ext cx="5731200" cy="3416300"/>
+                    </a:xfrm>
+                    <a:prstGeom prst="rect"/>
+                    <a:ln/>
+                  </pic:spPr>
+                </pic:pic>
+              </a:graphicData>
+            </a:graphic>
+          </wp:inline>
+        </w:drawing>
+      </w:r>
+      <w:r>
+        <w:rPr>
+          <w:rtl w:val="0"/>
+        </w:rPr>
+      </w:r>
+    </w:p>
+    <w:p>
+      <w:pPr>
+        <w:widowControl w:val="0"/>
+        <w:spacing w:after="240" w:before="240" w:line="480" w:lineRule="auto"/>
+        <w:jc w:val="both"/>
+        <w:rPr>
+          <w:b w:val="1"/>
+          <w:bCs w:val="1"/>
+        </w:rPr>
+      </w:pPr>
+      <w:r>
+        <w:rPr>
+          <w:b w:val="1"/>
+          <w:bCs w:val="1"/>
+          <w:rtl w:val="0"/>
+        </w:rPr>
+        <w:t xml:space="preserve">Conclusión de la verificación</w:t>
+      </w:r>
+    </w:p>
+    <w:p>
+      <w:pPr>
+        <w:widowControl w:val="0"/>
+        <w:spacing w:after="240" w:before="240" w:line="480" w:lineRule="auto"/>
+        <w:jc w:val="both"/>
+        <w:rPr/>
+      </w:pPr>
+      <w:r>
+        <w:rPr>
+          <w:rtl w:val="0"/>
+        </w:rPr>
+        <w:t xml:space="preserve">El esquema QUINDIOFLIX en versión v4.1 superó todas las verificaciones de integridad: cero constraints deshabilitadas, conteos de datos coherentes con los scripts aplicados y particionamiento correcto de la tabla de mayor volumen. El Sprint 1 queda formalmente completado y el modelo está listo para iniciar las consultas avanzadas del NT1 en el Sprint 2.</w:t>
+      </w:r>
+    </w:p>
+    <w:p>
+      <w:pPr>
+        <w:widowControl w:val="0"/>
+        <w:spacing w:after="240" w:before="240" w:line="480" w:lineRule="auto"/>
+        <w:jc w:val="both"/>
+        <w:rPr/>
+      </w:pPr>
+      <w:r>
+        <w:rPr>
+          <w:rtl w:val="0"/>
+        </w:rPr>
+        <w:t xml:space="preserve"> -- 1. Ninguna constraint debe estar DISABLED</w:t>
+      </w:r>
+    </w:p>
+    <w:p>
+      <w:pPr>
+        <w:widowControl w:val="0"/>
+        <w:spacing w:after="240" w:before="240" w:line="480" w:lineRule="auto"/>
+        <w:jc w:val="both"/>
+        <w:rPr/>
+      </w:pPr>
+      <w:r>
+        <w:rPr>
+          <w:rtl w:val="0"/>
+        </w:rPr>
+        <w:t xml:space="preserve">SELECT table_name, constraint_name, constraint_type, status</w:t>
+      </w:r>
+    </w:p>
+    <w:p>
+      <w:pPr>
+        <w:widowControl w:val="0"/>
+        <w:spacing w:after="240" w:before="240" w:line="480" w:lineRule="auto"/>
+        <w:jc w:val="both"/>
+        <w:rPr/>
+      </w:pPr>
+      <w:r>
+        <w:rPr>
+          <w:rtl w:val="0"/>
+        </w:rPr>
+        <w:t xml:space="preserve">FROM user_constraints</w:t>
+      </w:r>
+    </w:p>
+    <w:p>
+      <w:pPr>
+        <w:widowControl w:val="0"/>
+        <w:spacing w:after="240" w:before="240" w:line="480" w:lineRule="auto"/>
+        <w:jc w:val="both"/>
+        <w:rPr/>
+      </w:pPr>
+      <w:r>
+        <w:rPr>
+          <w:rtl w:val="0"/>
+        </w:rPr>
+        <w:t xml:space="preserve">WHERE status = 'DISABLED';</w:t>
+      </w:r>
+    </w:p>
+    <w:p>
+      <w:pPr>
+        <w:widowControl w:val="0"/>
+        <w:spacing w:after="240" w:before="240" w:line="480" w:lineRule="auto"/>
+        <w:jc w:val="both"/>
+        <w:rPr/>
+      </w:pPr>
+      <w:r>
+        <w:rPr>
+          <w:rtl w:val="0"/>
+        </w:rPr>
+      </w:r>
+    </w:p>
+    <w:p>
+      <w:pPr>
+        <w:widowControl w:val="0"/>
+        <w:spacing w:after="240" w:before="240" w:line="480" w:lineRule="auto"/>
+        <w:jc w:val="both"/>
+        <w:rPr/>
+      </w:pPr>
+      <w:r>
+        <w:rPr>
+          <w:rtl w:val="0"/>
+        </w:rPr>
+        <w:t xml:space="preserve">-- 2. Conteo general de todas las tablas</w:t>
+      </w:r>
+    </w:p>
+    <w:p>
+      <w:pPr>
+        <w:widowControl w:val="0"/>
+        <w:spacing w:after="240" w:before="240" w:line="480" w:lineRule="auto"/>
+        <w:jc w:val="both"/>
+        <w:rPr/>
+      </w:pPr>
+      <w:r>
+        <w:rPr>
+          <w:rtl w:val="0"/>
+        </w:rPr>
+        <w:t xml:space="preserve">SELECT 'PLANES'               tabla, COUNT(*) n FROM PLANES               UNION ALL</w:t>
+      </w:r>
+    </w:p>
+    <w:p>
+      <w:pPr>
+        <w:widowControl w:val="0"/>
+        <w:spacing w:after="240" w:before="240" w:line="480" w:lineRule="auto"/>
+        <w:jc w:val="both"/>
+        <w:rPr/>
+      </w:pPr>
+      <w:r>
+        <w:rPr>
+          <w:rtl w:val="0"/>
+        </w:rPr>
+        <w:t xml:space="preserve">SELECT 'CATEGORIAS',                 COUNT(*)   FROM CATEGORIAS            UNION ALL</w:t>
+      </w:r>
+    </w:p>
+    <w:p>
+      <w:pPr>
+        <w:widowControl w:val="0"/>
+        <w:spacing w:after="240" w:before="240" w:line="480" w:lineRule="auto"/>
+        <w:jc w:val="both"/>
+        <w:rPr/>
+      </w:pPr>
+      <w:r>
+        <w:rPr>
+          <w:rtl w:val="0"/>
+        </w:rPr>
+        <w:t xml:space="preserve">SELECT 'GENEROS',                    COUNT(*)   FROM GENEROS               UNION ALL</w:t>
+      </w:r>
+    </w:p>
+    <w:p>
+      <w:pPr>
+        <w:widowControl w:val="0"/>
+        <w:spacing w:after="240" w:before="240" w:line="480" w:lineRule="auto"/>
+        <w:jc w:val="both"/>
+        <w:rPr/>
+      </w:pPr>
+      <w:r>
+        <w:rPr>
+          <w:rtl w:val="0"/>
+        </w:rPr>
+        <w:t xml:space="preserve">SELECT 'DEPARTAMENTOS',              COUNT(*)   FROM DEPARTAMENTOS         UNION ALL</w:t>
+      </w:r>
+    </w:p>
+    <w:p>
+      <w:pPr>
+        <w:widowControl w:val="0"/>
+        <w:spacing w:after="240" w:before="240" w:line="480" w:lineRule="auto"/>
+        <w:jc w:val="both"/>
+        <w:rPr/>
+      </w:pPr>
+      <w:r>
+        <w:rPr>
+          <w:rtl w:val="0"/>
+        </w:rPr>
+        <w:t xml:space="preserve">SELECT 'EMPLEADOS',                  COUNT(*)   FROM EMPLEADOS             UNION ALL</w:t>
+      </w:r>
+    </w:p>
+    <w:p>
+      <w:pPr>
+        <w:widowControl w:val="0"/>
+        <w:spacing w:after="240" w:before="240" w:line="480" w:lineRule="auto"/>
+        <w:jc w:val="both"/>
+        <w:rPr/>
+      </w:pPr>
+      <w:r>
+        <w:rPr>
+          <w:rtl w:val="0"/>
+        </w:rPr>
+        <w:t xml:space="preserve">SELECT 'CONTENIDO',                  COUNT(*)   FROM CONTENIDO             UNION ALL</w:t>
+      </w:r>
+    </w:p>
+    <w:p>
+      <w:pPr>
+        <w:widowControl w:val="0"/>
+        <w:spacing w:after="240" w:before="240" w:line="480" w:lineRule="auto"/>
+        <w:jc w:val="both"/>
+        <w:rPr/>
+      </w:pPr>
+      <w:r>
+        <w:rPr>
+          <w:rtl w:val="0"/>
+        </w:rPr>
+        <w:t xml:space="preserve">SELECT 'CONTENIDO_GENEROS',          COUNT(*)   FROM CONTENIDO_GENEROS     UNION ALL</w:t>
+      </w:r>
+    </w:p>
+    <w:p>
+      <w:pPr>
+        <w:widowControl w:val="0"/>
+        <w:spacing w:after="240" w:before="240" w:line="480" w:lineRule="auto"/>
+        <w:jc w:val="both"/>
+        <w:rPr/>
+      </w:pPr>
+      <w:r>
+        <w:rPr>
+          <w:rtl w:val="0"/>
+        </w:rPr>
+        <w:t xml:space="preserve">SELECT 'CONTENIDO_RELACIONADO',      COUNT(*)   FROM CONTENIDO_RELACIONADO UNION ALL</w:t>
+      </w:r>
+    </w:p>
+    <w:p>
+      <w:pPr>
+        <w:widowControl w:val="0"/>
+        <w:spacing w:after="240" w:before="240" w:line="480" w:lineRule="auto"/>
+        <w:jc w:val="both"/>
+        <w:rPr/>
+      </w:pPr>
+      <w:r>
+        <w:rPr>
+          <w:rtl w:val="0"/>
+        </w:rPr>
+        <w:t xml:space="preserve">SELECT 'USUARIOS',                   COUNT(*)   FROM USUARIOS              UNION ALL</w:t>
+      </w:r>
+    </w:p>
+    <w:p>
+      <w:pPr>
+        <w:widowControl w:val="0"/>
+        <w:spacing w:after="240" w:before="240" w:line="480" w:lineRule="auto"/>
+        <w:jc w:val="both"/>
+        <w:rPr/>
+      </w:pPr>
+      <w:r>
+        <w:rPr>
+          <w:rtl w:val="0"/>
+        </w:rPr>
+        <w:t xml:space="preserve">SELECT 'PERFILES',                   COUNT(*)   FROM PERFILES              UNION ALL</w:t>
+      </w:r>
+    </w:p>
+    <w:p>
+      <w:pPr>
+        <w:widowControl w:val="0"/>
+        <w:spacing w:after="240" w:before="240" w:line="480" w:lineRule="auto"/>
+        <w:jc w:val="both"/>
+        <w:rPr/>
+      </w:pPr>
+      <w:r>
+        <w:rPr>
+          <w:rtl w:val="0"/>
+        </w:rPr>
+        <w:t xml:space="preserve">SELECT 'PAGOS',                      COUNT(*)   FROM PAGOS                 UNION ALL</w:t>
+      </w:r>
+    </w:p>
+    <w:p>
+      <w:pPr>
+        <w:widowControl w:val="0"/>
+        <w:spacing w:after="240" w:before="240" w:line="480" w:lineRule="auto"/>
+        <w:jc w:val="both"/>
+        <w:rPr/>
+      </w:pPr>
+      <w:r>
+        <w:rPr>
+          <w:rtl w:val="0"/>
+        </w:rPr>
+        <w:t xml:space="preserve">SELECT 'REPRODUCCIONES',             COUNT(*)   FROM REPRODUCCIONES        UNION ALL</w:t>
+      </w:r>
+    </w:p>
+    <w:p>
+      <w:pPr>
+        <w:widowControl w:val="0"/>
+        <w:spacing w:after="240" w:before="240" w:line="480" w:lineRule="auto"/>
+        <w:jc w:val="both"/>
+        <w:rPr/>
+      </w:pPr>
+      <w:r>
+        <w:rPr>
+          <w:rtl w:val="0"/>
+        </w:rPr>
+        <w:t xml:space="preserve">SELECT 'CALIFICACIONES',             COUNT(*)   FROM CALIFICACIONES        UNION ALL</w:t>
+      </w:r>
+    </w:p>
+    <w:p>
+      <w:pPr>
+        <w:widowControl w:val="0"/>
+        <w:spacing w:after="240" w:before="240" w:line="480" w:lineRule="auto"/>
+        <w:jc w:val="both"/>
+        <w:rPr/>
+      </w:pPr>
+      <w:r>
+        <w:rPr>
+          <w:rtl w:val="0"/>
+        </w:rPr>
+        <w:t xml:space="preserve">SELECT 'FAVORITOS',                  COUNT(*)   FROM FAVORITOS             UNION ALL</w:t>
+      </w:r>
+    </w:p>
+    <w:p>
+      <w:pPr>
+        <w:widowControl w:val="0"/>
+        <w:spacing w:after="240" w:before="240" w:line="480" w:lineRule="auto"/>
+        <w:jc w:val="both"/>
+        <w:rPr/>
+      </w:pPr>
+      <w:r>
+        <w:rPr>
+          <w:rtl w:val="0"/>
+        </w:rPr>
+        <w:t xml:space="preserve">SELECT 'TEMPORADAS',                 COUNT(*)   FROM TEMPORADAS            UNION ALL</w:t>
+      </w:r>
+    </w:p>
+    <w:p>
+      <w:pPr>
+        <w:widowControl w:val="0"/>
+        <w:spacing w:after="240" w:before="240" w:line="480" w:lineRule="auto"/>
+        <w:jc w:val="both"/>
+        <w:rPr/>
+      </w:pPr>
+      <w:r>
+        <w:rPr>
+          <w:rtl w:val="0"/>
+        </w:rPr>
+        <w:t xml:space="preserve">SELECT 'EPISODIOS',                  COUNT(*)   FROM EPISODIOS             UNION ALL</w:t>
+      </w:r>
+    </w:p>
+    <w:p>
+      <w:pPr>
+        <w:widowControl w:val="0"/>
+        <w:spacing w:after="240" w:before="240" w:line="480" w:lineRule="auto"/>
+        <w:jc w:val="both"/>
+        <w:rPr/>
+      </w:pPr>
+      <w:r>
+        <w:rPr>
+          <w:rtl w:val="0"/>
+        </w:rPr>
+        <w:t xml:space="preserve">SELECT 'REPORTES_INAPROPIADO',       COUNT(*)   FROM REPORTES_INAPROPIADO</w:t>
+      </w:r>
+    </w:p>
+    <w:p>
+      <w:pPr>
+        <w:widowControl w:val="0"/>
+        <w:spacing w:after="240" w:before="240" w:line="480" w:lineRule="auto"/>
+        <w:jc w:val="both"/>
+        <w:rPr/>
+      </w:pPr>
+      <w:r>
+        <w:rPr>
+          <w:rtl w:val="0"/>
+        </w:rPr>
+        <w:t xml:space="preserve">ORDER BY 1;</w:t>
+      </w:r>
+    </w:p>
+    <w:p>
+      <w:pPr>
+        <w:widowControl w:val="0"/>
+        <w:spacing w:after="240" w:before="240" w:line="480" w:lineRule="auto"/>
+        <w:jc w:val="both"/>
+        <w:rPr/>
+      </w:pPr>
+      <w:r>
+        <w:rPr>
+          <w:rtl w:val="0"/>
+        </w:rPr>
+      </w:r>
+    </w:p>
+    <w:p>
+      <w:pPr>
+        <w:widowControl w:val="0"/>
+        <w:spacing w:after="240" w:before="240" w:line="480" w:lineRule="auto"/>
+        <w:jc w:val="both"/>
+        <w:rPr/>
+      </w:pPr>
+      <w:r>
+        <w:rPr>
+          <w:rtl w:val="0"/>
+        </w:rPr>
+        <w:t xml:space="preserve">-- 3. Particiones de REPRODUCCIONES (deben ser 3: p_2024, p_2025, p_2026)</w:t>
+      </w:r>
+    </w:p>
+    <w:p>
+      <w:pPr>
+        <w:widowControl w:val="0"/>
+        <w:spacing w:after="240" w:before="240" w:line="480" w:lineRule="auto"/>
+        <w:jc w:val="both"/>
+        <w:rPr/>
+      </w:pPr>
+      <w:r>
+        <w:rPr>
+          <w:rtl w:val="0"/>
+        </w:rPr>
+        <w:t xml:space="preserve">SELECT partition_name, tablespace_name</w:t>
+      </w:r>
+    </w:p>
+    <w:p>
+      <w:pPr>
+        <w:widowControl w:val="0"/>
+        <w:spacing w:after="240" w:before="240" w:line="480" w:lineRule="auto"/>
+        <w:jc w:val="both"/>
+        <w:rPr/>
+      </w:pPr>
+      <w:r>
+        <w:rPr>
+          <w:rtl w:val="0"/>
+        </w:rPr>
+        <w:t xml:space="preserve">FROM user_tab_partitions</w:t>
+      </w:r>
+    </w:p>
+    <w:p>
+      <w:pPr>
+        <w:widowControl w:val="0"/>
+        <w:spacing w:after="240" w:before="240" w:line="480" w:lineRule="auto"/>
+        <w:jc w:val="both"/>
+        <w:rPr/>
+      </w:pPr>
+      <w:r>
+        <w:rPr>
+          <w:rtl w:val="0"/>
+        </w:rPr>
+        <w:t xml:space="preserve">WHERE table_name = 'REPRODUCCIONES'</w:t>
+      </w:r>
+    </w:p>
+    <w:p>
+      <w:pPr>
+        <w:widowControl w:val="0"/>
+        <w:spacing w:after="240" w:before="240" w:line="480" w:lineRule="auto"/>
+        <w:jc w:val="both"/>
+        <w:rPr/>
+      </w:pPr>
+      <w:r>
+        <w:rPr>
+          <w:rtl w:val="0"/>
+        </w:rPr>
+        <w:t xml:space="preserve">ORDER BY partition_position;</w:t>
+      </w:r>
+    </w:p>
+    <w:p>
+      <w:pPr>
+        <w:widowControl w:val="0"/>
+        <w:spacing w:after="240" w:before="240" w:line="480" w:lineRule="auto"/>
+        <w:jc w:val="both"/>
+        <w:rPr/>
+      </w:pPr>
+      <w:r>
+        <w:rPr>
+          <w:rtl w:val="0"/>
+        </w:rPr>
+      </w:r>
+    </w:p>
+    <w:p>
+      <w:pPr>
+        <w:widowControl w:val="0"/>
+        <w:spacing w:after="200" w:before="200" w:line="480" w:lineRule="auto"/>
+        <w:jc w:val="both"/>
+        <w:rPr/>
+      </w:pPr>
+      <w:r>
+        <w:rPr>
+          <w:rtl w:val="0"/>
+        </w:rPr>
+      </w:r>
+    </w:p>
+    <w:p>
+      <w:pPr>
+        <w:widowControl w:val="0"/>
+        <w:spacing w:after="200" w:before="200" w:line="480" w:lineRule="auto"/>
+        <w:jc w:val="both"/>
+        <w:rPr>
+          <w:i w:val="1"/>
+          <w:iCs w:val="1"/>
         </w:rPr>
       </w:pPr>
       <w:r>
@@ -9163,20 +9669,21 @@
         <w:pStyle w:val="Heading1"/>
         <w:keepNext w:val="0"/>
         <w:keepLines w:val="0"/>
-        <w:spacing w:after="120" w:before="320" w:line="240" w:lineRule="auto"/>
+        <w:spacing w:after="120" w:before="320" w:line="480" w:lineRule="auto"/>
+        <w:jc w:val="both"/>
         <w:rPr>
           <w:b w:val="1"/>
           <w:bCs w:val="1"/>
-          <w:sz w:val="28"/>
-          <w:szCs w:val="28"/>
+          <w:sz w:val="22"/>
+          <w:szCs w:val="22"/>
         </w:rPr>
       </w:pPr>
       <w:r>
         <w:rPr>
           <w:b w:val="1"/>
           <w:bCs w:val="1"/>
-          <w:sz w:val="28"/>
-          <w:szCs w:val="28"/>
+          <w:sz w:val="22"/>
+          <w:szCs w:val="22"/>
           <w:rtl w:val="0"/>
         </w:rPr>
         <w:t xml:space="preserve">4. Análisis de Vistas (CRUD)</w:t>
@@ -9184,7 +9691,8 @@
     </w:p>
     <w:p>
       <w:pPr>
-        <w:spacing w:after="80" w:before="80" w:line="240" w:lineRule="auto"/>
+        <w:spacing w:after="80" w:before="80" w:line="480" w:lineRule="auto"/>
+        <w:jc w:val="both"/>
         <w:rPr/>
       </w:pPr>
       <w:r>
@@ -9198,20 +9706,17 @@
         <w:pBdr>
           <w:left w:color="aaaaaa" w:space="10" w:sz="12" w:val="single"/>
         </w:pBdr>
-        <w:spacing w:after="80" w:before="80" w:line="240" w:lineRule="auto"/>
+        <w:spacing w:after="80" w:before="80" w:line="480" w:lineRule="auto"/>
+        <w:jc w:val="both"/>
         <w:rPr>
           <w:i w:val="1"/>
           <w:iCs w:val="1"/>
-          <w:sz w:val="20"/>
-          <w:szCs w:val="20"/>
         </w:rPr>
       </w:pPr>
       <w:r>
         <w:rPr>
           <w:i w:val="1"/>
           <w:iCs w:val="1"/>
-          <w:sz w:val="20"/>
-          <w:szCs w:val="20"/>
           <w:rtl w:val="0"/>
         </w:rPr>
         <w:t xml:space="preserve">Pendiente — Sprint 2 (NT1): se documentaran las vistas materializadas creadas (contenido mas popular e ingresos mensuales) con su código y justificación.</w:t>
@@ -9220,13 +9725,11 @@
     <w:p>
       <w:pPr>
         <w:widowControl w:val="0"/>
-        <w:spacing w:after="200" w:before="200" w:line="240" w:lineRule="auto"/>
+        <w:spacing w:after="200" w:before="200" w:line="480" w:lineRule="auto"/>
         <w:jc w:val="both"/>
         <w:rPr>
           <w:b w:val="1"/>
           <w:bCs w:val="1"/>
-          <w:sz w:val="28"/>
-          <w:szCs w:val="28"/>
         </w:rPr>
       </w:pPr>
       <w:r>
@@ -9249,20 +9752,21 @@
         <w:pStyle w:val="Heading1"/>
         <w:keepNext w:val="0"/>
         <w:keepLines w:val="0"/>
-        <w:spacing w:after="120" w:before="320" w:line="240" w:lineRule="auto"/>
+        <w:spacing w:after="120" w:before="320" w:line="480" w:lineRule="auto"/>
+        <w:jc w:val="both"/>
         <w:rPr>
           <w:b w:val="1"/>
           <w:bCs w:val="1"/>
-          <w:sz w:val="28"/>
-          <w:szCs w:val="28"/>
+          <w:sz w:val="22"/>
+          <w:szCs w:val="22"/>
         </w:rPr>
       </w:pPr>
       <w:r>
         <w:rPr>
           <w:b w:val="1"/>
           <w:bCs w:val="1"/>
-          <w:sz w:val="28"/>
-          <w:szCs w:val="28"/>
+          <w:sz w:val="22"/>
+          <w:szCs w:val="22"/>
           <w:rtl w:val="0"/>
         </w:rPr>
         <w:t xml:space="preserve">5. Análisis de Roles y Privilegios</w:t>
@@ -9270,7 +9774,8 @@
     </w:p>
     <w:p>
       <w:pPr>
-        <w:spacing w:after="80" w:before="80" w:line="240" w:lineRule="auto"/>
+        <w:spacing w:after="80" w:before="80" w:line="480" w:lineRule="auto"/>
+        <w:jc w:val="both"/>
         <w:rPr/>
       </w:pPr>
       <w:r>
@@ -9284,15 +9789,14 @@
         <w:pBdr>
           <w:left w:color="aaaaaa" w:space="10" w:sz="12" w:val="single"/>
         </w:pBdr>
-        <w:spacing w:after="80" w:before="80" w:line="240" w:lineRule="auto"/>
+        <w:spacing w:after="80" w:before="80" w:line="480" w:lineRule="auto"/>
+        <w:jc w:val="both"/>
         <w:rPr/>
       </w:pPr>
       <w:r>
         <w:rPr>
           <w:i w:val="1"/>
           <w:iCs w:val="1"/>
-          <w:sz w:val="20"/>
-          <w:szCs w:val="20"/>
           <w:rtl w:val="0"/>
         </w:rPr>
         <w:t xml:space="preserve">Pendiente — Sprint 5 (NT5): se documentara la matriz de roles ROL_ADMIN, ROL_ANALISTA, ROL_SOPORTE y ROL_CONTENIDO con sus privilegios CRUD por tabla.</w:t>
@@ -9306,13 +9810,11 @@
     <w:p>
       <w:pPr>
         <w:widowControl w:val="0"/>
-        <w:spacing w:after="200" w:before="200" w:line="240" w:lineRule="auto"/>
+        <w:spacing w:after="200" w:before="200" w:line="480" w:lineRule="auto"/>
         <w:jc w:val="both"/>
         <w:rPr>
           <w:b w:val="1"/>
           <w:bCs w:val="1"/>
-          <w:sz w:val="28"/>
-          <w:szCs w:val="28"/>
         </w:rPr>
       </w:pPr>
       <w:r>
@@ -9335,20 +9837,21 @@
         <w:pStyle w:val="Heading1"/>
         <w:keepNext w:val="0"/>
         <w:keepLines w:val="0"/>
-        <w:spacing w:after="120" w:before="320" w:line="240" w:lineRule="auto"/>
+        <w:spacing w:after="120" w:before="320" w:line="480" w:lineRule="auto"/>
+        <w:jc w:val="both"/>
         <w:rPr>
           <w:b w:val="1"/>
           <w:bCs w:val="1"/>
-          <w:sz w:val="28"/>
-          <w:szCs w:val="28"/>
+          <w:sz w:val="22"/>
+          <w:szCs w:val="22"/>
         </w:rPr>
       </w:pPr>
       <w:r>
         <w:rPr>
           <w:b w:val="1"/>
           <w:bCs w:val="1"/>
-          <w:sz w:val="28"/>
-          <w:szCs w:val="28"/>
+          <w:sz w:val="22"/>
+          <w:szCs w:val="22"/>
           <w:rtl w:val="0"/>
         </w:rPr>
         <w:t xml:space="preserve">6. Consultas para Reportes</w:t>
@@ -9356,7 +9859,8 @@
     </w:p>
     <w:p>
       <w:pPr>
-        <w:spacing w:after="80" w:before="80" w:line="240" w:lineRule="auto"/>
+        <w:spacing w:after="80" w:before="80" w:line="480" w:lineRule="auto"/>
+        <w:jc w:val="both"/>
         <w:rPr/>
       </w:pPr>
       <w:r>
@@ -9370,15 +9874,14 @@
         <w:pBdr>
           <w:left w:color="aaaaaa" w:space="10" w:sz="12" w:val="single"/>
         </w:pBdr>
-        <w:spacing w:after="80" w:before="80" w:line="240" w:lineRule="auto"/>
+        <w:spacing w:after="80" w:before="80" w:line="480" w:lineRule="auto"/>
+        <w:jc w:val="both"/>
         <w:rPr/>
       </w:pPr>
       <w:r>
         <w:rPr>
           <w:i w:val="1"/>
           <w:iCs w:val="1"/>
-          <w:sz w:val="20"/>
-          <w:szCs w:val="20"/>
           <w:rtl w:val="0"/>
         </w:rPr>
         <w:t xml:space="preserve">Pendiente — Sprint 2 (NT1): se incluira el SQL de consultas parametrizadas, PIVOT, UNPIVOT, ROLLUP, CUBE y GROUPING SETS con sus resultados.</w:t>
@@ -9392,7 +9895,7 @@
     <w:p>
       <w:pPr>
         <w:widowControl w:val="0"/>
-        <w:spacing w:after="200" w:before="200" w:line="240" w:lineRule="auto"/>
+        <w:spacing w:after="200" w:before="200" w:line="480" w:lineRule="auto"/>
         <w:jc w:val="both"/>
         <w:rPr/>
       </w:pPr>
@@ -9416,20 +9919,21 @@
         <w:pStyle w:val="Heading1"/>
         <w:keepNext w:val="0"/>
         <w:keepLines w:val="0"/>
-        <w:spacing w:after="120" w:before="320" w:line="240" w:lineRule="auto"/>
+        <w:spacing w:after="120" w:before="320" w:line="480" w:lineRule="auto"/>
+        <w:jc w:val="both"/>
         <w:rPr>
           <w:b w:val="1"/>
           <w:bCs w:val="1"/>
-          <w:sz w:val="28"/>
-          <w:szCs w:val="28"/>
+          <w:sz w:val="22"/>
+          <w:szCs w:val="22"/>
         </w:rPr>
       </w:pPr>
       <w:r>
         <w:rPr>
           <w:b w:val="1"/>
           <w:bCs w:val="1"/>
-          <w:sz w:val="28"/>
-          <w:szCs w:val="28"/>
+          <w:sz w:val="22"/>
+          <w:szCs w:val="22"/>
           <w:rtl w:val="0"/>
         </w:rPr>
         <w:t xml:space="preserve">7. Métodos, Funciones, Procedimientos y Disparadores</w:t>
@@ -9437,7 +9941,8 @@
     </w:p>
     <w:p>
       <w:pPr>
-        <w:spacing w:after="80" w:before="80" w:line="240" w:lineRule="auto"/>
+        <w:spacing w:after="80" w:before="80" w:line="480" w:lineRule="auto"/>
+        <w:jc w:val="both"/>
         <w:rPr/>
       </w:pPr>
       <w:r>
@@ -9451,15 +9956,14 @@
         <w:pBdr>
           <w:left w:color="aaaaaa" w:space="10" w:sz="12" w:val="single"/>
         </w:pBdr>
-        <w:spacing w:after="80" w:before="80" w:line="240" w:lineRule="auto"/>
+        <w:spacing w:after="80" w:before="80" w:line="480" w:lineRule="auto"/>
+        <w:jc w:val="both"/>
         <w:rPr/>
       </w:pPr>
       <w:r>
         <w:rPr>
           <w:i w:val="1"/>
           <w:iCs w:val="1"/>
-          <w:sz w:val="20"/>
-          <w:szCs w:val="20"/>
           <w:rtl w:val="0"/>
         </w:rPr>
         <w:t xml:space="preserve">Pendiente — Sprint 3 (NT2): se documentara el código de SP_REGISTRAR_USUARIO, SP_CAMBIAR_PLAN, SP_REPORTE_CONSUMO, FN_CALCULAR_MONTO, FN_CONTENIDO_RECOMENDADO, cursores y triggers.</w:t>
@@ -9473,7 +9977,7 @@
     <w:p>
       <w:pPr>
         <w:widowControl w:val="0"/>
-        <w:spacing w:after="200" w:before="200" w:line="240" w:lineRule="auto"/>
+        <w:spacing w:after="200" w:before="200" w:line="480" w:lineRule="auto"/>
         <w:jc w:val="both"/>
         <w:rPr/>
       </w:pPr>
@@ -9497,12 +10001,13 @@
         <w:pStyle w:val="Heading1"/>
         <w:keepNext w:val="0"/>
         <w:keepLines w:val="0"/>
-        <w:spacing w:after="120" w:before="320" w:line="240" w:lineRule="auto"/>
+        <w:spacing w:after="120" w:before="320" w:line="480" w:lineRule="auto"/>
+        <w:jc w:val="both"/>
         <w:rPr>
           <w:b w:val="1"/>
           <w:bCs w:val="1"/>
-          <w:sz w:val="28"/>
-          <w:szCs w:val="28"/>
+          <w:sz w:val="22"/>
+          <w:szCs w:val="22"/>
         </w:rPr>
       </w:pPr>
       <w:bookmarkStart w:colFirst="0" w:colLast="0" w:name="_8aic46ij8cv8" w:id="5"/>
@@ -9511,8 +10016,8 @@
         <w:rPr>
           <w:b w:val="1"/>
           <w:bCs w:val="1"/>
-          <w:sz w:val="28"/>
-          <w:szCs w:val="28"/>
+          <w:sz w:val="22"/>
+          <w:szCs w:val="22"/>
           <w:rtl w:val="0"/>
         </w:rPr>
         <w:t xml:space="preserve">8. Conclusiones</w:t>
@@ -9520,7 +10025,8 @@
     </w:p>
     <w:p>
       <w:pPr>
-        <w:spacing w:after="80" w:before="80" w:line="240" w:lineRule="auto"/>
+        <w:spacing w:after="80" w:before="80" w:line="480" w:lineRule="auto"/>
+        <w:jc w:val="both"/>
         <w:rPr/>
       </w:pPr>
       <w:r>
@@ -9534,7 +10040,8 @@
         <w:pBdr>
           <w:left w:color="aaaaaa" w:space="10" w:sz="12" w:val="single"/>
         </w:pBdr>
-        <w:spacing w:after="80" w:before="80" w:line="240" w:lineRule="auto"/>
+        <w:spacing w:after="80" w:before="80" w:line="480" w:lineRule="auto"/>
+        <w:jc w:val="both"/>
         <w:rPr>
           <w:i w:val="1"/>
           <w:iCs w:val="1"/>
@@ -9545,8 +10052,6 @@
         <w:rPr>
           <w:i w:val="1"/>
           <w:iCs w:val="1"/>
-          <w:sz w:val="20"/>
-          <w:szCs w:val="20"/>
           <w:rtl w:val="0"/>
         </w:rPr>
         <w:t xml:space="preserve">Pendiente — se completará al finalizar el Sprint 5 con las conclusiones del grupo sobre el desarrollo completo del proyecto.</w:t>
@@ -9560,7 +10065,7 @@
     <w:p>
       <w:pPr>
         <w:widowControl w:val="0"/>
-        <w:spacing w:after="200" w:before="200" w:line="240" w:lineRule="auto"/>
+        <w:spacing w:after="200" w:before="200" w:line="480" w:lineRule="auto"/>
         <w:jc w:val="both"/>
         <w:rPr/>
       </w:pPr>
@@ -9582,7 +10087,7 @@
     <w:p>
       <w:pPr>
         <w:widowControl w:val="0"/>
-        <w:spacing w:after="200" w:before="200" w:line="240" w:lineRule="auto"/>
+        <w:spacing w:after="200" w:before="200" w:line="480" w:lineRule="auto"/>
         <w:jc w:val="both"/>
         <w:rPr/>
       </w:pPr>
@@ -9609,9 +10114,9 @@
       </w:r>
     </w:p>
     <w:sectPr>
-      <w:headerReference r:id="rId11" w:type="default"/>
-      <w:headerReference r:id="rId12" w:type="first"/>
-      <w:headerReference r:id="rId13" w:type="even"/>
+      <w:headerReference r:id="rId14" w:type="default"/>
+      <w:headerReference r:id="rId15" w:type="first"/>
+      <w:headerReference r:id="rId16" w:type="even"/>
       <w:pgSz w:h="16838" w:w="11906" w:orient="portrait"/>
       <w:pgMar w:bottom="1440" w:top="1440" w:left="1440" w:right="1440" w:header="283" w:footer="0"/>
       <w:pgNumType w:start="1"/>
@@ -9726,12 +10231,12 @@
               <wp:inline distB="0" distT="0" distL="0" distR="0">
                 <wp:extent cx="1153160" cy="547370"/>
                 <wp:effectExtent b="0" l="0" r="0" t="0"/>
-                <wp:docPr id="8" name="image5.png"/>
+                <wp:docPr id="9" name="image3.png"/>
                 <a:graphic>
                   <a:graphicData uri="http://schemas.openxmlformats.org/drawingml/2006/picture">
                     <pic:pic>
                       <pic:nvPicPr>
-                        <pic:cNvPr id="0" name="image5.png"/>
+                        <pic:cNvPr id="0" name="image3.png"/>
                         <pic:cNvPicPr preferRelativeResize="0"/>
                       </pic:nvPicPr>
                       <pic:blipFill>
@@ -9867,12 +10372,12 @@
               <wp:inline distB="0" distT="0" distL="0" distR="0">
                 <wp:extent cx="1147445" cy="549275"/>
                 <wp:effectExtent b="0" l="0" r="0" t="0"/>
-                <wp:docPr id="7" name="image1.png"/>
+                <wp:docPr id="8" name="image7.png"/>
                 <a:graphic>
                   <a:graphicData uri="http://schemas.openxmlformats.org/drawingml/2006/picture">
                     <pic:pic>
                       <pic:nvPicPr>
-                        <pic:cNvPr id="0" name="image1.png"/>
+                        <pic:cNvPr id="0" name="image7.png"/>
                         <pic:cNvPicPr preferRelativeResize="0"/>
                       </pic:nvPicPr>
                       <pic:blipFill>
@@ -9964,12 +10469,12 @@
             <wp:inline distB="0" distT="0" distL="0" distR="0">
               <wp:extent cx="12700" cy="19050"/>
               <wp:effectExtent b="0" l="0" r="0" t="0"/>
-              <wp:docPr id="2" name="image9.png"/>
+              <wp:docPr id="2" name="image12.png"/>
               <a:graphic>
                 <a:graphicData uri="http://schemas.openxmlformats.org/drawingml/2006/picture">
                   <pic:pic>
                     <pic:nvPicPr>
-                      <pic:cNvPr id="0" name="image9.png"/>
+                      <pic:cNvPr id="0" name="image12.png"/>
                       <pic:cNvPicPr preferRelativeResize="0"/>
                     </pic:nvPicPr>
                     <pic:blipFill>
@@ -10066,12 +10571,12 @@
               <wp:inline distB="0" distT="0" distL="0" distR="0">
                 <wp:extent cx="1153160" cy="547370"/>
                 <wp:effectExtent b="0" l="0" r="0" t="0"/>
-                <wp:docPr id="10" name="image5.png"/>
+                <wp:docPr id="11" name="image3.png"/>
                 <a:graphic>
                   <a:graphicData uri="http://schemas.openxmlformats.org/drawingml/2006/picture">
                     <pic:pic>
                       <pic:nvPicPr>
-                        <pic:cNvPr id="0" name="image5.png"/>
+                        <pic:cNvPr id="0" name="image3.png"/>
                         <pic:cNvPicPr preferRelativeResize="0"/>
                       </pic:nvPicPr>
                       <pic:blipFill>
@@ -10207,12 +10712,12 @@
               <wp:inline distB="0" distT="0" distL="0" distR="0">
                 <wp:extent cx="1147445" cy="549275"/>
                 <wp:effectExtent b="0" l="0" r="0" t="0"/>
-                <wp:docPr id="9" name="image1.png"/>
+                <wp:docPr id="10" name="image7.png"/>
                 <a:graphic>
                   <a:graphicData uri="http://schemas.openxmlformats.org/drawingml/2006/picture">
                     <pic:pic>
                       <pic:nvPicPr>
-                        <pic:cNvPr id="0" name="image1.png"/>
+                        <pic:cNvPr id="0" name="image7.png"/>
                         <pic:cNvPicPr preferRelativeResize="0"/>
                       </pic:nvPicPr>
                       <pic:blipFill>
@@ -10304,12 +10809,12 @@
             <wp:inline distB="0" distT="0" distL="0" distR="0">
               <wp:extent cx="12700" cy="19050"/>
               <wp:effectExtent b="0" l="0" r="0" t="0"/>
-              <wp:docPr id="1" name="image8.png"/>
+              <wp:docPr id="1" name="image11.png"/>
               <a:graphic>
                 <a:graphicData uri="http://schemas.openxmlformats.org/drawingml/2006/picture">
                   <pic:pic>
                     <pic:nvPicPr>
-                      <pic:cNvPr id="0" name="image8.png"/>
+                      <pic:cNvPr id="0" name="image11.png"/>
                       <pic:cNvPicPr preferRelativeResize="0"/>
                     </pic:nvPicPr>
                     <pic:blipFill>
